--- a/SyncSpace_Progress_Tracker.docx
+++ b/SyncSpace_Progress_Tracker.docx
@@ -48,7 +48,7 @@
           <w:sz w:val="18"/>
           <w:szCs w:val="18"/>
         </w:rPr>
-        <w:t xml:space="preserve">Serah Joyce Rasquinha  ·  audited against the Milestone-0 starter build</w:t>
+        <w:t xml:space="preserve">Serah Joyce Rasquinha  ·  audited against the Milestone-1 build (secure workspaces)</w:t>
       </w:r>
     </w:p>
     <w:p>
@@ -479,7 +479,7 @@
           <w:sz w:val="19"/>
           <w:szCs w:val="19"/>
         </w:rPr>
-        <w:t xml:space="preserve">Where you actually stand: Week 1 is essentially complete. Week 2 is ~70% done (rectangle and text tools are the real gaps). Week 3 is ~75% done — Mongo persistence and Monaco/Yjs binding both work, but three collections are missing. Week 4 has not been started at all. Nothing is broken; the work that remains is additive.</w:t>
+        <w:t xml:space="preserve">Where you actually stand after Milestone 1: Weeks 1 and 3 are complete. Week 2 is ~70% (rectangle + text tools are the only real gaps). Week 4 - which had not been started - is now largely DONE: JWT auth, socket handshake authentication, workspace passwords, admin approval, a waiting room, and runtime-switchable access policies all ship and are covered by 15 passing assertions. The one Week 4 item still outstanding is REPLAY, and it is blocked on the updatelogs collection. Collaboration was extended, not rewritten: the Yjs relay is byte-for-byte the original and its convergence test still passes.</w:t>
       </w:r>
     </w:p>
     <w:p>
@@ -811,7 +811,7 @@
                 <w:sz w:val="17"/>
                 <w:szCs w:val="17"/>
               </w:rPr>
-              <w:t xml:space="preserve">Running on :5000. /api/health returns 200.</w:t>
+              <w:t xml:space="preserve">Running on :5000. Now also mounts the workspace REST API + a central error handler.</w:t>
             </w:r>
           </w:p>
         </w:tc>
@@ -1077,7 +1077,7 @@
                 <w:sz w:val="17"/>
                 <w:szCs w:val="17"/>
               </w:rPr>
-              <w:t xml:space="preserve">join-room event; roomId held per socket.</w:t>
+              <w:t xml:space="preserve">Rooms are now WORKSPACES. The room a socket joins is read from its signed token, not from anything the client sends.</w:t>
             </w:r>
           </w:p>
         </w:tc>
@@ -1113,7 +1113,7 @@
                 <w:sz w:val="19"/>
                 <w:szCs w:val="19"/>
               </w:rPr>
-              <w:t xml:space="preserve">Room ISOLATION — messages reach only that room</w:t>
+              <w:t xml:space="preserve">Room ISOLATION - messages reach only that room</w:t>
             </w:r>
           </w:p>
         </w:tc>
@@ -1126,7 +1126,7 @@
               <w:bottom w:val="single" w:color="DDE1E8" w:sz="4"/>
               <w:right w:val="single" w:color="DDE1E8" w:sz="4"/>
             </w:tcBorders>
-            <w:shd w:fill="FDF3CF" w:color="auto" w:val="clear"/>
+            <w:shd w:fill="D5F0DC" w:color="auto" w:val="clear"/>
             <w:tcMar>
               <w:top w:type="dxa" w:w="90"/>
               <w:left w:type="dxa" w:w="120"/>
@@ -1145,11 +1145,11 @@
                 <w:rFonts w:ascii="Calibri" w:cs="Calibri" w:eastAsia="Calibri" w:hAnsi="Calibri"/>
                 <w:b/>
                 <w:bCs/>
-                <w:color w:val="8A6D1A"/>
-                <w:sz w:val="17"/>
-                <w:szCs w:val="17"/>
-              </w:rPr>
-              <w:t xml:space="preserve">VERIFY</w:t>
+                <w:color w:val="1B6B3A"/>
+                <w:sz w:val="17"/>
+                <w:szCs w:val="17"/>
+              </w:rPr>
+              <w:t xml:space="preserve">DONE</w:t>
             </w:r>
           </w:p>
         </w:tc>
@@ -1181,6 +1181,17 @@
               <w:t xml:space="preserve">backend/services/socketService.js</w:t>
             </w:r>
           </w:p>
+          <w:p>
+            <w:r>
+              <w:rPr>
+                <w:rFonts w:ascii="Consolas" w:cs="Consolas" w:eastAsia="Consolas" w:hAnsi="Consolas"/>
+                <w:color w:val="3B4252"/>
+                <w:sz w:val="17"/>
+                <w:szCs w:val="17"/>
+              </w:rPr>
+              <w:t xml:space="preserve">backend/services/realtime.js</w:t>
+            </w:r>
+          </w:p>
         </w:tc>
         <w:tc>
           <w:tcPr>
@@ -1210,7 +1221,7 @@
                 <w:sz w:val="17"/>
                 <w:szCs w:val="17"/>
               </w:rPr>
-              <w:t xml:space="preserve">Code uses socket.to(room). NOT yet proven. Run the 3-window isolation test (see Audit sheet).</w:t>
+              <w:t xml:space="preserve">Hardened. A socket can only reach ws:&lt;id&gt; where &lt;id&gt; came from its own token, so it CANNOT ask to join another workspace. Verified by test-workspace.mjs.</w:t>
             </w:r>
           </w:p>
         </w:tc>
@@ -1259,7 +1270,7 @@
               <w:bottom w:val="single" w:color="DDE1E8" w:sz="4"/>
               <w:right w:val="single" w:color="DDE1E8" w:sz="4"/>
             </w:tcBorders>
-            <w:shd w:fill="D6E4FA" w:color="auto" w:val="clear"/>
+            <w:shd w:fill="D5F0DC" w:color="auto" w:val="clear"/>
             <w:tcMar>
               <w:top w:type="dxa" w:w="90"/>
               <w:left w:type="dxa" w:w="120"/>
@@ -1278,11 +1289,11 @@
                 <w:rFonts w:ascii="Calibri" w:cs="Calibri" w:eastAsia="Calibri" w:hAnsi="Calibri"/>
                 <w:b/>
                 <w:bCs/>
-                <w:color w:val="1F4E9C"/>
-                <w:sz w:val="17"/>
-                <w:szCs w:val="17"/>
-              </w:rPr>
-              <w:t xml:space="preserve">BONUS</w:t>
+                <w:color w:val="1B6B3A"/>
+                <w:sz w:val="17"/>
+                <w:szCs w:val="17"/>
+              </w:rPr>
+              <w:t xml:space="preserve">DONE</w:t>
             </w:r>
           </w:p>
         </w:tc>
@@ -1311,7 +1322,7 @@
                 <w:sz w:val="17"/>
                 <w:szCs w:val="17"/>
               </w:rPr>
-              <w:t xml:space="preserve">backend/services/socketService.js</w:t>
+              <w:t xml:space="preserve">backend/services/realtime.js</w:t>
             </w:r>
           </w:p>
         </w:tc>
@@ -1343,7 +1354,7 @@
                 <w:sz w:val="17"/>
                 <w:szCs w:val="17"/>
               </w:rPr>
-              <w:t xml:space="preserve">room-info event emits live user count. This is a Week 2 item, already done.</w:t>
+              <w:t xml:space="preserve">room-info now carries the full connected user list (username + role), not just a count.</w:t>
             </w:r>
           </w:p>
         </w:tc>
@@ -1487,7 +1498,7 @@
                 <w:sz w:val="17"/>
                 <w:szCs w:val="17"/>
               </w:rPr>
-              <w:t xml:space="preserve">nodemon on npm run dev.</w:t>
+              <w:t xml:space="preserve">Adds JWT_SECRET. MONGO_URI may be left blank.</w:t>
             </w:r>
           </w:p>
         </w:tc>
@@ -1631,7 +1642,7 @@
                 <w:sz w:val="17"/>
                 <w:szCs w:val="17"/>
               </w:rPr>
-              <w:t xml:space="preserve">CSS grid .split, two equal panes.</w:t>
+              <w:t xml:space="preserve">Unchanged. Grid gains a third column when the admin panel opens.</w:t>
             </w:r>
           </w:p>
         </w:tc>
@@ -1764,7 +1775,7 @@
                 <w:sz w:val="17"/>
                 <w:szCs w:val="17"/>
               </w:rPr>
-              <w:t xml:space="preserve">Default transports (polling then upgrade to WS).</w:t>
+              <w:t xml:space="preserve">Now sends a token in the handshake. SERVER_URL reads VITE_SERVER_URL (deploy-ready).</w:t>
             </w:r>
           </w:p>
         </w:tc>
@@ -1813,7 +1824,7 @@
               <w:bottom w:val="single" w:color="DDE1E8" w:sz="4"/>
               <w:right w:val="single" w:color="DDE1E8" w:sz="4"/>
             </w:tcBorders>
-            <w:shd w:fill="D6E4FA" w:color="auto" w:val="clear"/>
+            <w:shd w:fill="D5F0DC" w:color="auto" w:val="clear"/>
             <w:tcMar>
               <w:top w:type="dxa" w:w="90"/>
               <w:left w:type="dxa" w:w="120"/>
@@ -1832,11 +1843,11 @@
                 <w:rFonts w:ascii="Calibri" w:cs="Calibri" w:eastAsia="Calibri" w:hAnsi="Calibri"/>
                 <w:b/>
                 <w:bCs/>
-                <w:color w:val="1F4E9C"/>
-                <w:sz w:val="17"/>
-                <w:szCs w:val="17"/>
-              </w:rPr>
-              <w:t xml:space="preserve">BONUS</w:t>
+                <w:color w:val="1B6B3A"/>
+                <w:sz w:val="17"/>
+                <w:szCs w:val="17"/>
+              </w:rPr>
+              <w:t xml:space="preserve">DONE</w:t>
             </w:r>
           </w:p>
         </w:tc>
@@ -1865,7 +1876,7 @@
                 <w:sz w:val="17"/>
                 <w:szCs w:val="17"/>
               </w:rPr>
-              <w:t xml:space="preserve">frontend/src/pages/Dashboard.jsx</w:t>
+              <w:t xml:space="preserve">frontend/src/pages/Landing.jsx</w:t>
             </w:r>
           </w:p>
           <w:p>
@@ -1876,7 +1887,7 @@
                 <w:sz w:val="17"/>
                 <w:szCs w:val="17"/>
               </w:rPr>
-              <w:t xml:space="preserve">frontend/src/App.jsx</w:t>
+              <w:t xml:space="preserve">frontend/src/pages/JoinWorkspace.jsx</w:t>
             </w:r>
           </w:p>
         </w:tc>
@@ -1908,7 +1919,7 @@
                 <w:sz w:val="17"/>
                 <w:szCs w:val="17"/>
               </w:rPr>
-              <w:t xml:space="preserve">Name + room ID form, routes to /room/:roomId. Not on the Week 1 sheet.</w:t>
+              <w:t xml:space="preserve">Dashboard.jsx REMOVED. Typing a room ID to get in was exactly the insecure behaviour Milestone 1 replaces.</w:t>
             </w:r>
           </w:p>
         </w:tc>
@@ -1957,7 +1968,7 @@
               <w:bottom w:val="single" w:color="DDE1E8" w:sz="4"/>
               <w:right w:val="single" w:color="DDE1E8" w:sz="4"/>
             </w:tcBorders>
-            <w:shd w:fill="D6E4FA" w:color="auto" w:val="clear"/>
+            <w:shd w:fill="D5F0DC" w:color="auto" w:val="clear"/>
             <w:tcMar>
               <w:top w:type="dxa" w:w="90"/>
               <w:left w:type="dxa" w:w="120"/>
@@ -1976,11 +1987,11 @@
                 <w:rFonts w:ascii="Calibri" w:cs="Calibri" w:eastAsia="Calibri" w:hAnsi="Calibri"/>
                 <w:b/>
                 <w:bCs/>
-                <w:color w:val="1F4E9C"/>
-                <w:sz w:val="17"/>
-                <w:szCs w:val="17"/>
-              </w:rPr>
-              <w:t xml:space="preserve">BONUS</w:t>
+                <w:color w:val="1B6B3A"/>
+                <w:sz w:val="17"/>
+                <w:szCs w:val="17"/>
+              </w:rPr>
+              <w:t xml:space="preserve">DONE</w:t>
             </w:r>
           </w:p>
         </w:tc>
@@ -2041,7 +2052,7 @@
                 <w:sz w:val="17"/>
                 <w:szCs w:val="17"/>
               </w:rPr>
-              <w:t xml:space="preserve">Green/red dot + peer chips in the top bar.</w:t>
+              <w:t xml:space="preserve">Dot + peer chips, plus an admin crown and a policy chip.</w:t>
             </w:r>
           </w:p>
         </w:tc>
@@ -2063,7 +2074,7 @@
           <w:sz w:val="19"/>
           <w:szCs w:val="19"/>
         </w:rPr>
-        <w:t xml:space="preserve">Verdict: PASSED. The one thing you owe yourself is the isolation test — the code is right, but "the code looks right" is not evidence.</w:t>
+        <w:t xml:space="preserve">Verdict: PASSED, and now hardened. Isolation is no longer a matter of trust: a socket is placed in ws:&lt;id&gt; using the ID inside its own signed token, so it cannot ask for another workspace. Dashboard.jsx (type-an-ID-to-enter) has been removed outright.</w:t>
       </w:r>
     </w:p>
     <w:p>
@@ -2395,7 +2406,7 @@
                 <w:sz w:val="17"/>
                 <w:szCs w:val="17"/>
               </w:rPr>
-              <w:t xml:space="preserve">awareness-update relayed to room peers.</w:t>
+              <w:t xml:space="preserve">awareness-update relayed to room peers - but ONLY for authenticated member sockets.</w:t>
             </w:r>
           </w:p>
         </w:tc>
@@ -2672,7 +2683,7 @@
                 <w:sz w:val="17"/>
                 <w:szCs w:val="17"/>
               </w:rPr>
-              <w:t xml:space="preserve">peers[] from awareness.getStates().</w:t>
+              <w:t xml:space="preserve">peers[] from awareness, cross-checked against the DB member list in the admin panel.</w:t>
             </w:r>
           </w:p>
         </w:tc>
@@ -2805,7 +2816,7 @@
                 <w:sz w:val="17"/>
                 <w:szCs w:val="17"/>
               </w:rPr>
-              <w:t xml:space="preserve">Not in the Axlero plan, but this is what lets a LATE joiner receive the full state.</w:t>
+              <w:t xml:space="preserve">Unchanged from Milestone 0. Still what lets a LATE joiner receive the full state.</w:t>
             </w:r>
           </w:p>
         </w:tc>
@@ -2938,7 +2949,7 @@
                 <w:sz w:val="17"/>
                 <w:szCs w:val="17"/>
               </w:rPr>
-              <w:t xml:space="preserve">Stage / Layer / Line via react-konva.</w:t>
+              <w:t xml:space="preserve">Untouched by Milestone 1.</w:t>
             </w:r>
           </w:p>
         </w:tc>
@@ -3071,7 +3082,7 @@
                 <w:sz w:val="17"/>
                 <w:szCs w:val="17"/>
               </w:rPr>
-              <w:t xml:space="preserve">Points stored in a nested Y.Array so concurrent strokes append instead of overwrite.</w:t>
+              <w:t xml:space="preserve">Points in a nested Y.Array so concurrent strokes append instead of overwrite.</w:t>
             </w:r>
           </w:p>
         </w:tc>
@@ -3207,7 +3218,7 @@
                 <w:sz w:val="17"/>
                 <w:szCs w:val="17"/>
               </w:rPr>
-              <w:t xml:space="preserve">Explicitly required by Week 2. Needs a tool-mode state + Konva &lt;Rect&gt; + drag-to-size handler.</w:t>
+              <w:t xml:space="preserve">STILL MISSING. Explicitly required by Week 2. Needs a tool-mode state + Konva &lt;Rect&gt; + drag-to-size handler.</w:t>
             </w:r>
           </w:p>
         </w:tc>
@@ -3343,7 +3354,7 @@
                 <w:sz w:val="17"/>
                 <w:szCs w:val="17"/>
               </w:rPr>
-              <w:t xml:space="preserve">Explicitly required by Week 2. Needs click-to-place + Konva &lt;Text&gt; + an edit overlay.</w:t>
+              <w:t xml:space="preserve">STILL MISSING. Explicitly required by Week 2. Needs click-to-place + Konva &lt;Text&gt; + an edit overlay.</w:t>
             </w:r>
           </w:p>
         </w:tc>
@@ -4014,7 +4025,7 @@
                 <w:sz w:val="17"/>
                 <w:szCs w:val="17"/>
               </w:rPr>
-              <w:t xml:space="preserve">Bonus. Yjs gives you this almost free — strong viva talking point.</w:t>
+              <w:t xml:space="preserve">Bonus. Yjs gives you this almost free - strong viva talking point.</w:t>
             </w:r>
           </w:p>
         </w:tc>
@@ -4150,7 +4161,7 @@
                 <w:sz w:val="17"/>
                 <w:szCs w:val="17"/>
               </w:rPr>
-              <w:t xml:space="preserve">Currently emits on EVERY mousemove. Fine for 2 users, will not scale. Blueprint 1.9 calls this out.</w:t>
+              <w:t xml:space="preserve">Still emits on EVERY mousemove. Fine for 2 users, will not scale. Blueprint 1.9 calls this out.</w:t>
             </w:r>
           </w:p>
         </w:tc>
@@ -4172,7 +4183,7 @@
           <w:sz w:val="19"/>
           <w:szCs w:val="19"/>
         </w:rPr>
-        <w:t xml:space="preserve">Verdict: MOSTLY DONE. Freehand + cursors + presence all work. Rectangles and Text are named in the plan and are genuinely missing — that is your next coding session.</w:t>
+        <w:t xml:space="preserve">Verdict: UNCHANGED BY MILESTONE 1, and still the weakest week. Freehand, cursors and presence work. Rectangles and Text are named in the Axlero plan and are still genuinely missing. This is your next coding session.</w:t>
       </w:r>
     </w:p>
     <w:p>
@@ -4407,7 +4418,7 @@
                 <w:sz w:val="19"/>
                 <w:szCs w:val="19"/>
               </w:rPr>
-              <w:t xml:space="preserve">SYNC AUDIT — draw in Tab A, must appear instantly in Tab B</w:t>
+              <w:t xml:space="preserve">SYNC AUDIT - draw in Tab A, must appear instantly in Tab B</w:t>
             </w:r>
           </w:p>
         </w:tc>
@@ -4504,7 +4515,7 @@
                 <w:sz w:val="17"/>
                 <w:szCs w:val="17"/>
               </w:rPr>
-              <w:t xml:space="preserve">The mechanism works. You have not yet run and RECORDED the two-tab demo. Do it and screenshot it.</w:t>
+              <w:t xml:space="preserve">Mechanism works and is now proven headlessly. You still have not RECORDED the two-tab demo. Screenshot it.</w:t>
             </w:r>
           </w:p>
         </w:tc>
@@ -4608,6 +4619,17 @@
               <w:t xml:space="preserve">backend/test-sync.mjs</w:t>
             </w:r>
           </w:p>
+          <w:p>
+            <w:r>
+              <w:rPr>
+                <w:rFonts w:ascii="Consolas" w:cs="Consolas" w:eastAsia="Consolas" w:hAnsi="Consolas"/>
+                <w:color w:val="3B4252"/>
+                <w:sz w:val="17"/>
+                <w:szCs w:val="17"/>
+              </w:rPr>
+              <w:t xml:space="preserve">backend/test-workspace.mjs</w:t>
+            </w:r>
+          </w:p>
         </w:tc>
         <w:tc>
           <w:tcPr>
@@ -4637,7 +4659,7 @@
                 <w:sz w:val="17"/>
                 <w:szCs w:val="17"/>
               </w:rPr>
-              <w:t xml:space="preserve">Headless test: two clients type at the same instant; both converge. Prints PASS.</w:t>
+              <w:t xml:space="preserve">Both tests pass. test-workspace.mjs re-proves convergence AFTER the auth layer was added, so nothing regressed.</w:t>
             </w:r>
           </w:p>
         </w:tc>
@@ -4673,7 +4695,7 @@
                 <w:sz w:val="19"/>
                 <w:szCs w:val="19"/>
               </w:rPr>
-              <w:t xml:space="preserve">ISOLATION AUDIT — room alpha must not leak into room beta</w:t>
+              <w:t xml:space="preserve">ISOLATION AUDIT - room alpha must not leak into room beta</w:t>
             </w:r>
           </w:p>
         </w:tc>
@@ -4686,7 +4708,7 @@
               <w:bottom w:val="single" w:color="DDE1E8" w:sz="4"/>
               <w:right w:val="single" w:color="DDE1E8" w:sz="4"/>
             </w:tcBorders>
-            <w:shd w:fill="FDF3CF" w:color="auto" w:val="clear"/>
+            <w:shd w:fill="D5F0DC" w:color="auto" w:val="clear"/>
             <w:tcMar>
               <w:top w:type="dxa" w:w="90"/>
               <w:left w:type="dxa" w:w="120"/>
@@ -4705,11 +4727,11 @@
                 <w:rFonts w:ascii="Calibri" w:cs="Calibri" w:eastAsia="Calibri" w:hAnsi="Calibri"/>
                 <w:b/>
                 <w:bCs/>
-                <w:color w:val="8A6D1A"/>
-                <w:sz w:val="17"/>
-                <w:szCs w:val="17"/>
-              </w:rPr>
-              <w:t xml:space="preserve">VERIFY</w:t>
+                <w:color w:val="1B6B3A"/>
+                <w:sz w:val="17"/>
+                <w:szCs w:val="17"/>
+              </w:rPr>
+              <w:t xml:space="preserve">DONE</w:t>
             </w:r>
           </w:p>
         </w:tc>
@@ -4738,7 +4760,7 @@
                 <w:sz w:val="17"/>
                 <w:szCs w:val="17"/>
               </w:rPr>
-              <w:t xml:space="preserve">backend/services/socketService.js</w:t>
+              <w:t xml:space="preserve">backend/test-workspace.mjs</w:t>
             </w:r>
           </w:p>
         </w:tc>
@@ -4770,7 +4792,7 @@
                 <w:sz w:val="17"/>
                 <w:szCs w:val="17"/>
               </w:rPr>
-              <w:t xml:space="preserve">Untested. This is the single highest-value 60-second test you can run.</w:t>
+              <w:t xml:space="preserve">Now structurally guaranteed: the workspace is read from the token, so a client cannot request a different one. 15/15 assertions pass.</w:t>
             </w:r>
           </w:p>
         </w:tc>
@@ -4806,7 +4828,7 @@
                 <w:sz w:val="19"/>
                 <w:szCs w:val="19"/>
               </w:rPr>
-              <w:t xml:space="preserve">AWARENESS CHECK — named cursors render smoothly on the CANVAS</w:t>
+              <w:t xml:space="preserve">AWARENESS CHECK - named cursors render smoothly on the CANVAS</w:t>
             </w:r>
           </w:p>
         </w:tc>
@@ -4903,7 +4925,7 @@
                 <w:sz w:val="17"/>
                 <w:szCs w:val="17"/>
               </w:rPr>
-              <w:t xml:space="preserve">Works with 2 clients.</w:t>
+              <w:t xml:space="preserve">Works with 2+ clients.</w:t>
             </w:r>
           </w:p>
         </w:tc>
@@ -4939,7 +4961,7 @@
                 <w:sz w:val="19"/>
                 <w:szCs w:val="19"/>
               </w:rPr>
-              <w:t xml:space="preserve">AWARENESS CHECK — remote selections render inside the EDITOR</w:t>
+              <w:t xml:space="preserve">AWARENESS CHECK - remote selections render inside the EDITOR</w:t>
             </w:r>
           </w:p>
         </w:tc>
@@ -5036,7 +5058,7 @@
                 <w:sz w:val="17"/>
                 <w:szCs w:val="17"/>
               </w:rPr>
-              <w:t xml:space="preserve">y-monaco should do this automatically via MonacoBinding. Confirm you actually SEE the coloured selection.</w:t>
+              <w:t xml:space="preserve">y-monaco should do this via MonacoBinding. Confirm you actually SEE the coloured selection.</w:t>
             </w:r>
           </w:p>
         </w:tc>
@@ -5072,7 +5094,7 @@
                 <w:sz w:val="19"/>
                 <w:szCs w:val="19"/>
               </w:rPr>
-              <w:t xml:space="preserve">LATE JOINER — a third window gets the existing board</w:t>
+              <w:t xml:space="preserve">LATE JOINER - a third window gets the existing board</w:t>
             </w:r>
           </w:p>
         </w:tc>
@@ -5169,7 +5191,7 @@
                 <w:sz w:val="17"/>
                 <w:szCs w:val="17"/>
               </w:rPr>
-              <w:t xml:space="preserve">Server sends Y.encodeStateAsUpdate on join.</w:t>
+              <w:t xml:space="preserve">Server sends Y.encodeStateAsUpdate on join - now only AFTER the handshake authorises them.</w:t>
             </w:r>
           </w:p>
         </w:tc>
@@ -5280,7 +5302,7 @@
           <w:sz w:val="19"/>
           <w:szCs w:val="19"/>
         </w:rPr>
-        <w:t xml:space="preserve">Verdict: NOT YET AUDITED. Take screenshots. A review that you can show beats a review that you can describe.</w:t>
+        <w:t xml:space="preserve">Verdict: AUDITED HEADLESSLY (15/15 passing), NOT YET AUDITED VISUALLY. The two-tab demo now has a far better story - draw, then have a second user get REJECTED at the door. Record it.</w:t>
       </w:r>
     </w:p>
     <w:p>
@@ -5612,7 +5634,7 @@
                 <w:sz w:val="17"/>
                 <w:szCs w:val="17"/>
               </w:rPr>
-              <w:t xml:space="preserve">Degrades to memory-only if MONGO_URI is blank — so the demo never hard-fails.</w:t>
+              <w:t xml:space="preserve">Degrades to memory-only if MONGO_URI is blank. Atlas needs only a .env change - no code edits.</w:t>
             </w:r>
           </w:p>
         </w:tc>
@@ -6022,7 +6044,7 @@
                 <w:sz w:val="17"/>
                 <w:szCs w:val="17"/>
               </w:rPr>
-              <w:t xml:space="preserve">Open Compass -&gt; syncspace -&gt; docstates. Screenshot the binary state field for your report.</w:t>
+              <w:t xml:space="preserve">BLOCKED: MongoDB 8.x does not run on Windows 10. Use Atlas, then screenshot the binary state field for your report.</w:t>
             </w:r>
           </w:p>
         </w:tc>
@@ -6071,6 +6093,283 @@
               <w:bottom w:val="single" w:color="DDE1E8" w:sz="4"/>
               <w:right w:val="single" w:color="DDE1E8" w:sz="4"/>
             </w:tcBorders>
+            <w:shd w:fill="D5F0DC" w:color="auto" w:val="clear"/>
+            <w:tcMar>
+              <w:top w:type="dxa" w:w="90"/>
+              <w:left w:type="dxa" w:w="120"/>
+              <w:bottom w:type="dxa" w:w="90"/>
+              <w:right w:type="dxa" w:w="120"/>
+            </w:tcMar>
+            <w:vAlign w:val="center"/>
+          </w:tcPr>
+          <w:p>
+            <w:pPr>
+              <w:spacing w:after="0" w:before="0"/>
+              <w:jc w:val="center"/>
+            </w:pPr>
+            <w:r>
+              <w:rPr>
+                <w:rFonts w:ascii="Calibri" w:cs="Calibri" w:eastAsia="Calibri" w:hAnsi="Calibri"/>
+                <w:b/>
+                <w:bCs/>
+                <w:color w:val="1B6B3A"/>
+                <w:sz w:val="17"/>
+                <w:szCs w:val="17"/>
+              </w:rPr>
+              <w:t xml:space="preserve">DONE</w:t>
+            </w:r>
+          </w:p>
+        </w:tc>
+        <w:tc>
+          <w:tcPr>
+            <w:tcW w:type="dxa" w:w="2650"/>
+            <w:tcBorders>
+              <w:top w:val="single" w:color="DDE1E8" w:sz="4"/>
+              <w:left w:val="single" w:color="DDE1E8" w:sz="4"/>
+              <w:bottom w:val="single" w:color="DDE1E8" w:sz="4"/>
+              <w:right w:val="single" w:color="DDE1E8" w:sz="4"/>
+            </w:tcBorders>
+            <w:tcMar>
+              <w:top w:type="dxa" w:w="90"/>
+              <w:left w:type="dxa" w:w="120"/>
+              <w:bottom w:type="dxa" w:w="90"/>
+              <w:right w:type="dxa" w:w="120"/>
+            </w:tcMar>
+            <w:vAlign w:val="center"/>
+          </w:tcPr>
+          <w:p>
+            <w:r>
+              <w:rPr>
+                <w:rFonts w:ascii="Consolas" w:cs="Consolas" w:eastAsia="Consolas" w:hAnsi="Consolas"/>
+                <w:color w:val="3B4252"/>
+                <w:sz w:val="17"/>
+                <w:szCs w:val="17"/>
+              </w:rPr>
+              <w:t xml:space="preserve">backend/models/Workspace.js</w:t>
+            </w:r>
+          </w:p>
+        </w:tc>
+        <w:tc>
+          <w:tcPr>
+            <w:tcW w:type="dxa" w:w="2296"/>
+            <w:tcBorders>
+              <w:top w:val="single" w:color="DDE1E8" w:sz="4"/>
+              <w:left w:val="single" w:color="DDE1E8" w:sz="4"/>
+              <w:bottom w:val="single" w:color="DDE1E8" w:sz="4"/>
+              <w:right w:val="single" w:color="DDE1E8" w:sz="4"/>
+            </w:tcBorders>
+            <w:tcMar>
+              <w:top w:type="dxa" w:w="90"/>
+              <w:left w:type="dxa" w:w="120"/>
+              <w:bottom w:type="dxa" w:w="90"/>
+              <w:right w:type="dxa" w:w="120"/>
+            </w:tcMar>
+            <w:vAlign w:val="center"/>
+          </w:tcPr>
+          <w:p>
+            <w:pPr>
+              <w:spacing w:after="0" w:before="0"/>
+            </w:pPr>
+            <w:r>
+              <w:rPr>
+                <w:rFonts w:ascii="Calibri" w:cs="Calibri" w:eastAsia="Calibri" w:hAnsi="Calibri"/>
+                <w:color w:val="6B7280"/>
+                <w:sz w:val="17"/>
+                <w:szCs w:val="17"/>
+              </w:rPr>
+              <w:t xml:space="preserve">DESIGN CHOICE: users are workspace-scoped MEMBERS embedded in the workspace doc, not a global accounts table. SyncSpace has no cross-workspace identity, so a global collection would be dead weight. Be ready to defend this.</w:t>
+            </w:r>
+          </w:p>
+        </w:tc>
+      </w:tr>
+      <w:tr>
+        <w:tc>
+          <w:tcPr>
+            <w:tcW w:type="dxa" w:w="3450"/>
+            <w:tcBorders>
+              <w:top w:val="single" w:color="DDE1E8" w:sz="4"/>
+              <w:left w:val="single" w:color="DDE1E8" w:sz="4"/>
+              <w:bottom w:val="single" w:color="DDE1E8" w:sz="4"/>
+              <w:right w:val="single" w:color="DDE1E8" w:sz="4"/>
+            </w:tcBorders>
+            <w:tcMar>
+              <w:top w:type="dxa" w:w="90"/>
+              <w:left w:type="dxa" w:w="120"/>
+              <w:bottom w:type="dxa" w:w="90"/>
+              <w:right w:type="dxa" w:w="120"/>
+            </w:tcMar>
+            <w:vAlign w:val="center"/>
+          </w:tcPr>
+          <w:p>
+            <w:pPr>
+              <w:spacing w:after="0" w:before="0"/>
+            </w:pPr>
+            <w:r>
+              <w:rPr>
+                <w:rFonts w:ascii="Calibri" w:cs="Calibri" w:eastAsia="Calibri" w:hAnsi="Calibri"/>
+                <w:b/>
+                <w:bCs/>
+                <w:color w:val="1F2430"/>
+                <w:sz w:val="19"/>
+                <w:szCs w:val="19"/>
+              </w:rPr>
+              <w:t xml:space="preserve">rooms collection with owner + allowedUsers (Blueprint 8.2)</w:t>
+            </w:r>
+          </w:p>
+        </w:tc>
+        <w:tc>
+          <w:tcPr>
+            <w:tcW w:type="dxa" w:w="1350"/>
+            <w:tcBorders>
+              <w:top w:val="single" w:color="DDE1E8" w:sz="4"/>
+              <w:left w:val="single" w:color="DDE1E8" w:sz="4"/>
+              <w:bottom w:val="single" w:color="DDE1E8" w:sz="4"/>
+              <w:right w:val="single" w:color="DDE1E8" w:sz="4"/>
+            </w:tcBorders>
+            <w:shd w:fill="D5F0DC" w:color="auto" w:val="clear"/>
+            <w:tcMar>
+              <w:top w:type="dxa" w:w="90"/>
+              <w:left w:type="dxa" w:w="120"/>
+              <w:bottom w:type="dxa" w:w="90"/>
+              <w:right w:type="dxa" w:w="120"/>
+            </w:tcMar>
+            <w:vAlign w:val="center"/>
+          </w:tcPr>
+          <w:p>
+            <w:pPr>
+              <w:spacing w:after="0" w:before="0"/>
+              <w:jc w:val="center"/>
+            </w:pPr>
+            <w:r>
+              <w:rPr>
+                <w:rFonts w:ascii="Calibri" w:cs="Calibri" w:eastAsia="Calibri" w:hAnsi="Calibri"/>
+                <w:b/>
+                <w:bCs/>
+                <w:color w:val="1B6B3A"/>
+                <w:sz w:val="17"/>
+                <w:szCs w:val="17"/>
+              </w:rPr>
+              <w:t xml:space="preserve">DONE</w:t>
+            </w:r>
+          </w:p>
+        </w:tc>
+        <w:tc>
+          <w:tcPr>
+            <w:tcW w:type="dxa" w:w="2650"/>
+            <w:tcBorders>
+              <w:top w:val="single" w:color="DDE1E8" w:sz="4"/>
+              <w:left w:val="single" w:color="DDE1E8" w:sz="4"/>
+              <w:bottom w:val="single" w:color="DDE1E8" w:sz="4"/>
+              <w:right w:val="single" w:color="DDE1E8" w:sz="4"/>
+            </w:tcBorders>
+            <w:tcMar>
+              <w:top w:type="dxa" w:w="90"/>
+              <w:left w:type="dxa" w:w="120"/>
+              <w:bottom w:type="dxa" w:w="90"/>
+              <w:right w:type="dxa" w:w="120"/>
+            </w:tcMar>
+            <w:vAlign w:val="center"/>
+          </w:tcPr>
+          <w:p>
+            <w:r>
+              <w:rPr>
+                <w:rFonts w:ascii="Consolas" w:cs="Consolas" w:eastAsia="Consolas" w:hAnsi="Consolas"/>
+                <w:color w:val="3B4252"/>
+                <w:sz w:val="17"/>
+                <w:szCs w:val="17"/>
+              </w:rPr>
+              <w:t xml:space="preserve">backend/models/Workspace.js</w:t>
+            </w:r>
+          </w:p>
+          <w:p>
+            <w:r>
+              <w:rPr>
+                <w:rFonts w:ascii="Consolas" w:cs="Consolas" w:eastAsia="Consolas" w:hAnsi="Consolas"/>
+                <w:color w:val="3B4252"/>
+                <w:sz w:val="17"/>
+                <w:szCs w:val="17"/>
+              </w:rPr>
+              <w:t xml:space="preserve">backend/services/workspaceStore.js</w:t>
+            </w:r>
+          </w:p>
+        </w:tc>
+        <w:tc>
+          <w:tcPr>
+            <w:tcW w:type="dxa" w:w="2296"/>
+            <w:tcBorders>
+              <w:top w:val="single" w:color="DDE1E8" w:sz="4"/>
+              <w:left w:val="single" w:color="DDE1E8" w:sz="4"/>
+              <w:bottom w:val="single" w:color="DDE1E8" w:sz="4"/>
+              <w:right w:val="single" w:color="DDE1E8" w:sz="4"/>
+            </w:tcBorders>
+            <w:tcMar>
+              <w:top w:type="dxa" w:w="90"/>
+              <w:left w:type="dxa" w:w="120"/>
+              <w:bottom w:type="dxa" w:w="90"/>
+              <w:right w:type="dxa" w:w="120"/>
+            </w:tcMar>
+            <w:vAlign w:val="center"/>
+          </w:tcPr>
+          <w:p>
+            <w:pPr>
+              <w:spacing w:after="0" w:before="0"/>
+            </w:pPr>
+            <w:r>
+              <w:rPr>
+                <w:rFonts w:ascii="Calibri" w:cs="Calibri" w:eastAsia="Calibri" w:hAnsi="Calibri"/>
+                <w:color w:val="6B7280"/>
+                <w:sz w:val="17"/>
+                <w:szCs w:val="17"/>
+              </w:rPr>
+              <w:t xml:space="preserve">Workspace = room. adminId is the owner; members[] is allowedUsers. Repository runs on Mongo OR in-memory behind one API.</w:t>
+            </w:r>
+          </w:p>
+        </w:tc>
+      </w:tr>
+      <w:tr>
+        <w:tc>
+          <w:tcPr>
+            <w:tcW w:type="dxa" w:w="3450"/>
+            <w:tcBorders>
+              <w:top w:val="single" w:color="DDE1E8" w:sz="4"/>
+              <w:left w:val="single" w:color="DDE1E8" w:sz="4"/>
+              <w:bottom w:val="single" w:color="DDE1E8" w:sz="4"/>
+              <w:right w:val="single" w:color="DDE1E8" w:sz="4"/>
+            </w:tcBorders>
+            <w:tcMar>
+              <w:top w:type="dxa" w:w="90"/>
+              <w:left w:type="dxa" w:w="120"/>
+              <w:bottom w:type="dxa" w:w="90"/>
+              <w:right w:type="dxa" w:w="120"/>
+            </w:tcMar>
+            <w:vAlign w:val="center"/>
+          </w:tcPr>
+          <w:p>
+            <w:pPr>
+              <w:spacing w:after="0" w:before="0"/>
+            </w:pPr>
+            <w:r>
+              <w:rPr>
+                <w:rFonts w:ascii="Calibri" w:cs="Calibri" w:eastAsia="Calibri" w:hAnsi="Calibri"/>
+                <w:b/>
+                <w:bCs/>
+                <w:color w:val="1F2430"/>
+                <w:sz w:val="19"/>
+                <w:szCs w:val="19"/>
+              </w:rPr>
+              <w:t xml:space="preserve">updatelogs collection (Blueprint 8.4)</w:t>
+            </w:r>
+          </w:p>
+        </w:tc>
+        <w:tc>
+          <w:tcPr>
+            <w:tcW w:type="dxa" w:w="1350"/>
+            <w:tcBorders>
+              <w:top w:val="single" w:color="DDE1E8" w:sz="4"/>
+              <w:left w:val="single" w:color="DDE1E8" w:sz="4"/>
+              <w:bottom w:val="single" w:color="DDE1E8" w:sz="4"/>
+              <w:right w:val="single" w:color="DDE1E8" w:sz="4"/>
+            </w:tcBorders>
             <w:shd w:fill="FADBD8" w:color="auto" w:val="clear"/>
             <w:tcMar>
               <w:top w:type="dxa" w:w="90"/>
@@ -6158,7 +6457,7 @@
                 <w:sz w:val="17"/>
                 <w:szCs w:val="17"/>
               </w:rPr>
-              <w:t xml:space="preserve">models/User.js does not exist yet. Needed by Week 4.</w:t>
+              <w:t xml:space="preserve">STILL MISSING. models/UpdateLog.js. Every update must be appended here or REPLAY is impossible. This is now the single biggest blocker.</w:t>
             </w:r>
           </w:p>
         </w:tc>
@@ -6194,278 +6493,6 @@
                 <w:sz w:val="19"/>
                 <w:szCs w:val="19"/>
               </w:rPr>
-              <w:t xml:space="preserve">rooms collection with owner + allowedUsers (Blueprint 8.2)</w:t>
-            </w:r>
-          </w:p>
-        </w:tc>
-        <w:tc>
-          <w:tcPr>
-            <w:tcW w:type="dxa" w:w="1350"/>
-            <w:tcBorders>
-              <w:top w:val="single" w:color="DDE1E8" w:sz="4"/>
-              <w:left w:val="single" w:color="DDE1E8" w:sz="4"/>
-              <w:bottom w:val="single" w:color="DDE1E8" w:sz="4"/>
-              <w:right w:val="single" w:color="DDE1E8" w:sz="4"/>
-            </w:tcBorders>
-            <w:shd w:fill="FADBD8" w:color="auto" w:val="clear"/>
-            <w:tcMar>
-              <w:top w:type="dxa" w:w="90"/>
-              <w:left w:type="dxa" w:w="120"/>
-              <w:bottom w:type="dxa" w:w="90"/>
-              <w:right w:type="dxa" w:w="120"/>
-            </w:tcMar>
-            <w:vAlign w:val="center"/>
-          </w:tcPr>
-          <w:p>
-            <w:pPr>
-              <w:spacing w:after="0" w:before="0"/>
-              <w:jc w:val="center"/>
-            </w:pPr>
-            <w:r>
-              <w:rPr>
-                <w:rFonts w:ascii="Calibri" w:cs="Calibri" w:eastAsia="Calibri" w:hAnsi="Calibri"/>
-                <w:b/>
-                <w:bCs/>
-                <w:color w:val="922B21"/>
-                <w:sz w:val="17"/>
-                <w:szCs w:val="17"/>
-              </w:rPr>
-              <w:t xml:space="preserve">NOT STARTED</w:t>
-            </w:r>
-          </w:p>
-        </w:tc>
-        <w:tc>
-          <w:tcPr>
-            <w:tcW w:type="dxa" w:w="2650"/>
-            <w:tcBorders>
-              <w:top w:val="single" w:color="DDE1E8" w:sz="4"/>
-              <w:left w:val="single" w:color="DDE1E8" w:sz="4"/>
-              <w:bottom w:val="single" w:color="DDE1E8" w:sz="4"/>
-              <w:right w:val="single" w:color="DDE1E8" w:sz="4"/>
-            </w:tcBorders>
-            <w:tcMar>
-              <w:top w:type="dxa" w:w="90"/>
-              <w:left w:type="dxa" w:w="120"/>
-              <w:bottom w:type="dxa" w:w="90"/>
-              <w:right w:type="dxa" w:w="120"/>
-            </w:tcMar>
-            <w:vAlign w:val="center"/>
-          </w:tcPr>
-          <w:p>
-            <w:pPr>
-              <w:spacing w:after="0" w:before="0"/>
-            </w:pPr>
-            <w:r>
-              <w:rPr>
-                <w:rFonts w:ascii="Calibri" w:cs="Calibri" w:eastAsia="Calibri" w:hAnsi="Calibri"/>
-                <w:color w:val="6B7280"/>
-                <w:sz w:val="19"/>
-                <w:szCs w:val="19"/>
-              </w:rPr>
-              <w:t xml:space="preserve">—</w:t>
-            </w:r>
-          </w:p>
-        </w:tc>
-        <w:tc>
-          <w:tcPr>
-            <w:tcW w:type="dxa" w:w="2296"/>
-            <w:tcBorders>
-              <w:top w:val="single" w:color="DDE1E8" w:sz="4"/>
-              <w:left w:val="single" w:color="DDE1E8" w:sz="4"/>
-              <w:bottom w:val="single" w:color="DDE1E8" w:sz="4"/>
-              <w:right w:val="single" w:color="DDE1E8" w:sz="4"/>
-            </w:tcBorders>
-            <w:tcMar>
-              <w:top w:type="dxa" w:w="90"/>
-              <w:left w:type="dxa" w:w="120"/>
-              <w:bottom w:type="dxa" w:w="90"/>
-              <w:right w:type="dxa" w:w="120"/>
-            </w:tcMar>
-            <w:vAlign w:val="center"/>
-          </w:tcPr>
-          <w:p>
-            <w:pPr>
-              <w:spacing w:after="0" w:before="0"/>
-            </w:pPr>
-            <w:r>
-              <w:rPr>
-                <w:rFonts w:ascii="Calibri" w:cs="Calibri" w:eastAsia="Calibri" w:hAnsi="Calibri"/>
-                <w:color w:val="6B7280"/>
-                <w:sz w:val="17"/>
-                <w:szCs w:val="17"/>
-              </w:rPr>
-              <w:t xml:space="preserve">models/Room.js does not exist yet. Needed by Week 4 access control.</w:t>
-            </w:r>
-          </w:p>
-        </w:tc>
-      </w:tr>
-      <w:tr>
-        <w:tc>
-          <w:tcPr>
-            <w:tcW w:type="dxa" w:w="3450"/>
-            <w:tcBorders>
-              <w:top w:val="single" w:color="DDE1E8" w:sz="4"/>
-              <w:left w:val="single" w:color="DDE1E8" w:sz="4"/>
-              <w:bottom w:val="single" w:color="DDE1E8" w:sz="4"/>
-              <w:right w:val="single" w:color="DDE1E8" w:sz="4"/>
-            </w:tcBorders>
-            <w:tcMar>
-              <w:top w:type="dxa" w:w="90"/>
-              <w:left w:type="dxa" w:w="120"/>
-              <w:bottom w:type="dxa" w:w="90"/>
-              <w:right w:type="dxa" w:w="120"/>
-            </w:tcMar>
-            <w:vAlign w:val="center"/>
-          </w:tcPr>
-          <w:p>
-            <w:pPr>
-              <w:spacing w:after="0" w:before="0"/>
-            </w:pPr>
-            <w:r>
-              <w:rPr>
-                <w:rFonts w:ascii="Calibri" w:cs="Calibri" w:eastAsia="Calibri" w:hAnsi="Calibri"/>
-                <w:b/>
-                <w:bCs/>
-                <w:color w:val="1F2430"/>
-                <w:sz w:val="19"/>
-                <w:szCs w:val="19"/>
-              </w:rPr>
-              <w:t xml:space="preserve">updatelogs collection (Blueprint 8.4)</w:t>
-            </w:r>
-          </w:p>
-        </w:tc>
-        <w:tc>
-          <w:tcPr>
-            <w:tcW w:type="dxa" w:w="1350"/>
-            <w:tcBorders>
-              <w:top w:val="single" w:color="DDE1E8" w:sz="4"/>
-              <w:left w:val="single" w:color="DDE1E8" w:sz="4"/>
-              <w:bottom w:val="single" w:color="DDE1E8" w:sz="4"/>
-              <w:right w:val="single" w:color="DDE1E8" w:sz="4"/>
-            </w:tcBorders>
-            <w:shd w:fill="FADBD8" w:color="auto" w:val="clear"/>
-            <w:tcMar>
-              <w:top w:type="dxa" w:w="90"/>
-              <w:left w:type="dxa" w:w="120"/>
-              <w:bottom w:type="dxa" w:w="90"/>
-              <w:right w:type="dxa" w:w="120"/>
-            </w:tcMar>
-            <w:vAlign w:val="center"/>
-          </w:tcPr>
-          <w:p>
-            <w:pPr>
-              <w:spacing w:after="0" w:before="0"/>
-              <w:jc w:val="center"/>
-            </w:pPr>
-            <w:r>
-              <w:rPr>
-                <w:rFonts w:ascii="Calibri" w:cs="Calibri" w:eastAsia="Calibri" w:hAnsi="Calibri"/>
-                <w:b/>
-                <w:bCs/>
-                <w:color w:val="922B21"/>
-                <w:sz w:val="17"/>
-                <w:szCs w:val="17"/>
-              </w:rPr>
-              <w:t xml:space="preserve">NOT STARTED</w:t>
-            </w:r>
-          </w:p>
-        </w:tc>
-        <w:tc>
-          <w:tcPr>
-            <w:tcW w:type="dxa" w:w="2650"/>
-            <w:tcBorders>
-              <w:top w:val="single" w:color="DDE1E8" w:sz="4"/>
-              <w:left w:val="single" w:color="DDE1E8" w:sz="4"/>
-              <w:bottom w:val="single" w:color="DDE1E8" w:sz="4"/>
-              <w:right w:val="single" w:color="DDE1E8" w:sz="4"/>
-            </w:tcBorders>
-            <w:tcMar>
-              <w:top w:type="dxa" w:w="90"/>
-              <w:left w:type="dxa" w:w="120"/>
-              <w:bottom w:type="dxa" w:w="90"/>
-              <w:right w:type="dxa" w:w="120"/>
-            </w:tcMar>
-            <w:vAlign w:val="center"/>
-          </w:tcPr>
-          <w:p>
-            <w:pPr>
-              <w:spacing w:after="0" w:before="0"/>
-            </w:pPr>
-            <w:r>
-              <w:rPr>
-                <w:rFonts w:ascii="Calibri" w:cs="Calibri" w:eastAsia="Calibri" w:hAnsi="Calibri"/>
-                <w:color w:val="6B7280"/>
-                <w:sz w:val="19"/>
-                <w:szCs w:val="19"/>
-              </w:rPr>
-              <w:t xml:space="preserve">—</w:t>
-            </w:r>
-          </w:p>
-        </w:tc>
-        <w:tc>
-          <w:tcPr>
-            <w:tcW w:type="dxa" w:w="2296"/>
-            <w:tcBorders>
-              <w:top w:val="single" w:color="DDE1E8" w:sz="4"/>
-              <w:left w:val="single" w:color="DDE1E8" w:sz="4"/>
-              <w:bottom w:val="single" w:color="DDE1E8" w:sz="4"/>
-              <w:right w:val="single" w:color="DDE1E8" w:sz="4"/>
-            </w:tcBorders>
-            <w:tcMar>
-              <w:top w:type="dxa" w:w="90"/>
-              <w:left w:type="dxa" w:w="120"/>
-              <w:bottom w:type="dxa" w:w="90"/>
-              <w:right w:type="dxa" w:w="120"/>
-            </w:tcMar>
-            <w:vAlign w:val="center"/>
-          </w:tcPr>
-          <w:p>
-            <w:pPr>
-              <w:spacing w:after="0" w:before="0"/>
-            </w:pPr>
-            <w:r>
-              <w:rPr>
-                <w:rFonts w:ascii="Calibri" w:cs="Calibri" w:eastAsia="Calibri" w:hAnsi="Calibri"/>
-                <w:color w:val="6B7280"/>
-                <w:sz w:val="17"/>
-                <w:szCs w:val="17"/>
-              </w:rPr>
-              <w:t xml:space="preserve">models/UpdateLog.js. Every update must be appended here or REPLAY is impossible.</w:t>
-            </w:r>
-          </w:p>
-        </w:tc>
-      </w:tr>
-      <w:tr>
-        <w:tc>
-          <w:tcPr>
-            <w:tcW w:type="dxa" w:w="3450"/>
-            <w:tcBorders>
-              <w:top w:val="single" w:color="DDE1E8" w:sz="4"/>
-              <w:left w:val="single" w:color="DDE1E8" w:sz="4"/>
-              <w:bottom w:val="single" w:color="DDE1E8" w:sz="4"/>
-              <w:right w:val="single" w:color="DDE1E8" w:sz="4"/>
-            </w:tcBorders>
-            <w:tcMar>
-              <w:top w:type="dxa" w:w="90"/>
-              <w:left w:type="dxa" w:w="120"/>
-              <w:bottom w:type="dxa" w:w="90"/>
-              <w:right w:type="dxa" w:w="120"/>
-            </w:tcMar>
-            <w:vAlign w:val="center"/>
-          </w:tcPr>
-          <w:p>
-            <w:pPr>
-              <w:spacing w:after="0" w:before="0"/>
-            </w:pPr>
-            <w:r>
-              <w:rPr>
-                <w:rFonts w:ascii="Calibri" w:cs="Calibri" w:eastAsia="Calibri" w:hAnsi="Calibri"/>
-                <w:b/>
-                <w:bCs/>
-                <w:color w:val="1F2430"/>
-                <w:sz w:val="19"/>
-                <w:szCs w:val="19"/>
-              </w:rPr>
               <w:t xml:space="preserve">Integrate Monaco Editor into React</w:t>
             </w:r>
           </w:p>
@@ -6574,7 +6601,7 @@
                 <w:sz w:val="17"/>
                 <w:szCs w:val="17"/>
               </w:rPr>
-              <w:t xml:space="preserve">Single-instance fix via loader.config({ monaco }) + Vite workers.</w:t>
+              <w:t xml:space="preserve">Single-instance fix via loader.config({ monaco }) + Vite workers. Untouched by Milestone 1.</w:t>
             </w:r>
           </w:p>
         </w:tc>
@@ -6865,7 +6892,7 @@
           <w:sz w:val="19"/>
           <w:szCs w:val="19"/>
         </w:rPr>
-        <w:t xml:space="preserve">Verdict: THE HARD PARTS ARE DONE. Binary snapshots and the MonacoBinding both work. What is missing are the three schemas (users, rooms, updatelogs) — and updatelogs is a hard prerequisite for the Week 4 replay feature, so build it early.</w:t>
+        <w:t xml:space="preserve">Verdict: DONE, except updatelogs. The rooms and users schemas landed as models/Workspace.js. Binary snapshots and the MonacoBinding both work. updatelogs is the last gap and it now blocks the last Week 4 item - build it next. NOTE: local MongoDB is impossible on your Windows 10 machine; Atlas is a one-line .env change.</w:t>
       </w:r>
     </w:p>
     <w:p>
@@ -7100,7 +7127,7 @@
                 <w:sz w:val="19"/>
                 <w:szCs w:val="19"/>
               </w:rPr>
-              <w:t xml:space="preserve">User schema + bcrypt password hashing</w:t>
+              <w:t xml:space="preserve">Password hashing (bcrypt)</w:t>
             </w:r>
           </w:p>
         </w:tc>
@@ -7113,7 +7140,7 @@
               <w:bottom w:val="single" w:color="DDE1E8" w:sz="4"/>
               <w:right w:val="single" w:color="DDE1E8" w:sz="4"/>
             </w:tcBorders>
-            <w:shd w:fill="FADBD8" w:color="auto" w:val="clear"/>
+            <w:shd w:fill="D5F0DC" w:color="auto" w:val="clear"/>
             <w:tcMar>
               <w:top w:type="dxa" w:w="90"/>
               <w:left w:type="dxa" w:w="120"/>
@@ -7132,11 +7159,2249 @@
                 <w:rFonts w:ascii="Calibri" w:cs="Calibri" w:eastAsia="Calibri" w:hAnsi="Calibri"/>
                 <w:b/>
                 <w:bCs/>
-                <w:color w:val="922B21"/>
-                <w:sz w:val="17"/>
-                <w:szCs w:val="17"/>
-              </w:rPr>
-              <w:t xml:space="preserve">NOT STARTED</w:t>
+                <w:color w:val="1B6B3A"/>
+                <w:sz w:val="17"/>
+                <w:szCs w:val="17"/>
+              </w:rPr>
+              <w:t xml:space="preserve">DONE</w:t>
+            </w:r>
+          </w:p>
+        </w:tc>
+        <w:tc>
+          <w:tcPr>
+            <w:tcW w:type="dxa" w:w="2650"/>
+            <w:tcBorders>
+              <w:top w:val="single" w:color="DDE1E8" w:sz="4"/>
+              <w:left w:val="single" w:color="DDE1E8" w:sz="4"/>
+              <w:bottom w:val="single" w:color="DDE1E8" w:sz="4"/>
+              <w:right w:val="single" w:color="DDE1E8" w:sz="4"/>
+            </w:tcBorders>
+            <w:tcMar>
+              <w:top w:type="dxa" w:w="90"/>
+              <w:left w:type="dxa" w:w="120"/>
+              <w:bottom w:type="dxa" w:w="90"/>
+              <w:right w:type="dxa" w:w="120"/>
+            </w:tcMar>
+            <w:vAlign w:val="center"/>
+          </w:tcPr>
+          <w:p>
+            <w:r>
+              <w:rPr>
+                <w:rFonts w:ascii="Consolas" w:cs="Consolas" w:eastAsia="Consolas" w:hAnsi="Consolas"/>
+                <w:color w:val="3B4252"/>
+                <w:sz w:val="17"/>
+                <w:szCs w:val="17"/>
+              </w:rPr>
+              <w:t xml:space="preserve">backend/services/workspaceService.js</w:t>
+            </w:r>
+          </w:p>
+          <w:p>
+            <w:r>
+              <w:rPr>
+                <w:rFonts w:ascii="Consolas" w:cs="Consolas" w:eastAsia="Consolas" w:hAnsi="Consolas"/>
+                <w:color w:val="3B4252"/>
+                <w:sz w:val="17"/>
+                <w:szCs w:val="17"/>
+              </w:rPr>
+              <w:t xml:space="preserve">backend/models/Workspace.js</w:t>
+            </w:r>
+          </w:p>
+        </w:tc>
+        <w:tc>
+          <w:tcPr>
+            <w:tcW w:type="dxa" w:w="2296"/>
+            <w:tcBorders>
+              <w:top w:val="single" w:color="DDE1E8" w:sz="4"/>
+              <w:left w:val="single" w:color="DDE1E8" w:sz="4"/>
+              <w:bottom w:val="single" w:color="DDE1E8" w:sz="4"/>
+              <w:right w:val="single" w:color="DDE1E8" w:sz="4"/>
+            </w:tcBorders>
+            <w:tcMar>
+              <w:top w:type="dxa" w:w="90"/>
+              <w:left w:type="dxa" w:w="120"/>
+              <w:bottom w:type="dxa" w:w="90"/>
+              <w:right w:type="dxa" w:w="120"/>
+            </w:tcMar>
+            <w:vAlign w:val="center"/>
+          </w:tcPr>
+          <w:p>
+            <w:pPr>
+              <w:spacing w:after="0" w:before="0"/>
+            </w:pPr>
+            <w:r>
+              <w:rPr>
+                <w:rFonts w:ascii="Calibri" w:cs="Calibri" w:eastAsia="Calibri" w:hAnsi="Calibri"/>
+                <w:color w:val="6B7280"/>
+                <w:sz w:val="17"/>
+                <w:szCs w:val="17"/>
+              </w:rPr>
+              <w:t xml:space="preserve">Workspace secret code hashed with bcrypt (cost 10). The hash never leaves the server - publicView() strips it.</w:t>
+            </w:r>
+          </w:p>
+        </w:tc>
+      </w:tr>
+      <w:tr>
+        <w:tc>
+          <w:tcPr>
+            <w:tcW w:type="dxa" w:w="3450"/>
+            <w:tcBorders>
+              <w:top w:val="single" w:color="DDE1E8" w:sz="4"/>
+              <w:left w:val="single" w:color="DDE1E8" w:sz="4"/>
+              <w:bottom w:val="single" w:color="DDE1E8" w:sz="4"/>
+              <w:right w:val="single" w:color="DDE1E8" w:sz="4"/>
+            </w:tcBorders>
+            <w:tcMar>
+              <w:top w:type="dxa" w:w="90"/>
+              <w:left w:type="dxa" w:w="120"/>
+              <w:bottom w:type="dxa" w:w="90"/>
+              <w:right w:type="dxa" w:w="120"/>
+            </w:tcMar>
+            <w:vAlign w:val="center"/>
+          </w:tcPr>
+          <w:p>
+            <w:pPr>
+              <w:spacing w:after="0" w:before="0"/>
+            </w:pPr>
+            <w:r>
+              <w:rPr>
+                <w:rFonts w:ascii="Calibri" w:cs="Calibri" w:eastAsia="Calibri" w:hAnsi="Calibri"/>
+                <w:b/>
+                <w:bCs/>
+                <w:color w:val="1F2430"/>
+                <w:sz w:val="19"/>
+                <w:szCs w:val="19"/>
+              </w:rPr>
+              <w:t xml:space="preserve">Register / login endpoints</w:t>
+            </w:r>
+          </w:p>
+        </w:tc>
+        <w:tc>
+          <w:tcPr>
+            <w:tcW w:type="dxa" w:w="1350"/>
+            <w:tcBorders>
+              <w:top w:val="single" w:color="DDE1E8" w:sz="4"/>
+              <w:left w:val="single" w:color="DDE1E8" w:sz="4"/>
+              <w:bottom w:val="single" w:color="DDE1E8" w:sz="4"/>
+              <w:right w:val="single" w:color="DDE1E8" w:sz="4"/>
+            </w:tcBorders>
+            <w:shd w:fill="D5F0DC" w:color="auto" w:val="clear"/>
+            <w:tcMar>
+              <w:top w:type="dxa" w:w="90"/>
+              <w:left w:type="dxa" w:w="120"/>
+              <w:bottom w:type="dxa" w:w="90"/>
+              <w:right w:type="dxa" w:w="120"/>
+            </w:tcMar>
+            <w:vAlign w:val="center"/>
+          </w:tcPr>
+          <w:p>
+            <w:pPr>
+              <w:spacing w:after="0" w:before="0"/>
+              <w:jc w:val="center"/>
+            </w:pPr>
+            <w:r>
+              <w:rPr>
+                <w:rFonts w:ascii="Calibri" w:cs="Calibri" w:eastAsia="Calibri" w:hAnsi="Calibri"/>
+                <w:b/>
+                <w:bCs/>
+                <w:color w:val="1B6B3A"/>
+                <w:sz w:val="17"/>
+                <w:szCs w:val="17"/>
+              </w:rPr>
+              <w:t xml:space="preserve">DONE</w:t>
+            </w:r>
+          </w:p>
+        </w:tc>
+        <w:tc>
+          <w:tcPr>
+            <w:tcW w:type="dxa" w:w="2650"/>
+            <w:tcBorders>
+              <w:top w:val="single" w:color="DDE1E8" w:sz="4"/>
+              <w:left w:val="single" w:color="DDE1E8" w:sz="4"/>
+              <w:bottom w:val="single" w:color="DDE1E8" w:sz="4"/>
+              <w:right w:val="single" w:color="DDE1E8" w:sz="4"/>
+            </w:tcBorders>
+            <w:tcMar>
+              <w:top w:type="dxa" w:w="90"/>
+              <w:left w:type="dxa" w:w="120"/>
+              <w:bottom w:type="dxa" w:w="90"/>
+              <w:right w:type="dxa" w:w="120"/>
+            </w:tcMar>
+            <w:vAlign w:val="center"/>
+          </w:tcPr>
+          <w:p>
+            <w:r>
+              <w:rPr>
+                <w:rFonts w:ascii="Consolas" w:cs="Consolas" w:eastAsia="Consolas" w:hAnsi="Consolas"/>
+                <w:color w:val="3B4252"/>
+                <w:sz w:val="17"/>
+                <w:szCs w:val="17"/>
+              </w:rPr>
+              <w:t xml:space="preserve">backend/routes/workspaceRoutes.js</w:t>
+            </w:r>
+          </w:p>
+          <w:p>
+            <w:r>
+              <w:rPr>
+                <w:rFonts w:ascii="Consolas" w:cs="Consolas" w:eastAsia="Consolas" w:hAnsi="Consolas"/>
+                <w:color w:val="3B4252"/>
+                <w:sz w:val="17"/>
+                <w:szCs w:val="17"/>
+              </w:rPr>
+              <w:t xml:space="preserve">backend/controllers/workspaceController.js</w:t>
+            </w:r>
+          </w:p>
+        </w:tc>
+        <w:tc>
+          <w:tcPr>
+            <w:tcW w:type="dxa" w:w="2296"/>
+            <w:tcBorders>
+              <w:top w:val="single" w:color="DDE1E8" w:sz="4"/>
+              <w:left w:val="single" w:color="DDE1E8" w:sz="4"/>
+              <w:bottom w:val="single" w:color="DDE1E8" w:sz="4"/>
+              <w:right w:val="single" w:color="DDE1E8" w:sz="4"/>
+            </w:tcBorders>
+            <w:tcMar>
+              <w:top w:type="dxa" w:w="90"/>
+              <w:left w:type="dxa" w:w="120"/>
+              <w:bottom w:type="dxa" w:w="90"/>
+              <w:right w:type="dxa" w:w="120"/>
+            </w:tcMar>
+            <w:vAlign w:val="center"/>
+          </w:tcPr>
+          <w:p>
+            <w:pPr>
+              <w:spacing w:after="0" w:before="0"/>
+            </w:pPr>
+            <w:r>
+              <w:rPr>
+                <w:rFonts w:ascii="Calibri" w:cs="Calibri" w:eastAsia="Calibri" w:hAnsi="Calibri"/>
+                <w:color w:val="6B7280"/>
+                <w:sz w:val="17"/>
+                <w:szCs w:val="17"/>
+              </w:rPr>
+              <w:t xml:space="preserve">Implemented as POST /workspaces (create) and POST /workspaces/:id/join. Workspace-scoped auth, not global accounts.</w:t>
+            </w:r>
+          </w:p>
+        </w:tc>
+      </w:tr>
+      <w:tr>
+        <w:tc>
+          <w:tcPr>
+            <w:tcW w:type="dxa" w:w="3450"/>
+            <w:tcBorders>
+              <w:top w:val="single" w:color="DDE1E8" w:sz="4"/>
+              <w:left w:val="single" w:color="DDE1E8" w:sz="4"/>
+              <w:bottom w:val="single" w:color="DDE1E8" w:sz="4"/>
+              <w:right w:val="single" w:color="DDE1E8" w:sz="4"/>
+            </w:tcBorders>
+            <w:tcMar>
+              <w:top w:type="dxa" w:w="90"/>
+              <w:left w:type="dxa" w:w="120"/>
+              <w:bottom w:type="dxa" w:w="90"/>
+              <w:right w:type="dxa" w:w="120"/>
+            </w:tcMar>
+            <w:vAlign w:val="center"/>
+          </w:tcPr>
+          <w:p>
+            <w:pPr>
+              <w:spacing w:after="0" w:before="0"/>
+            </w:pPr>
+            <w:r>
+              <w:rPr>
+                <w:rFonts w:ascii="Calibri" w:cs="Calibri" w:eastAsia="Calibri" w:hAnsi="Calibri"/>
+                <w:b/>
+                <w:bCs/>
+                <w:color w:val="1F2430"/>
+                <w:sz w:val="19"/>
+                <w:szCs w:val="19"/>
+              </w:rPr>
+              <w:t xml:space="preserve">Issue + verify JWT</w:t>
+            </w:r>
+          </w:p>
+        </w:tc>
+        <w:tc>
+          <w:tcPr>
+            <w:tcW w:type="dxa" w:w="1350"/>
+            <w:tcBorders>
+              <w:top w:val="single" w:color="DDE1E8" w:sz="4"/>
+              <w:left w:val="single" w:color="DDE1E8" w:sz="4"/>
+              <w:bottom w:val="single" w:color="DDE1E8" w:sz="4"/>
+              <w:right w:val="single" w:color="DDE1E8" w:sz="4"/>
+            </w:tcBorders>
+            <w:shd w:fill="D5F0DC" w:color="auto" w:val="clear"/>
+            <w:tcMar>
+              <w:top w:type="dxa" w:w="90"/>
+              <w:left w:type="dxa" w:w="120"/>
+              <w:bottom w:type="dxa" w:w="90"/>
+              <w:right w:type="dxa" w:w="120"/>
+            </w:tcMar>
+            <w:vAlign w:val="center"/>
+          </w:tcPr>
+          <w:p>
+            <w:pPr>
+              <w:spacing w:after="0" w:before="0"/>
+              <w:jc w:val="center"/>
+            </w:pPr>
+            <w:r>
+              <w:rPr>
+                <w:rFonts w:ascii="Calibri" w:cs="Calibri" w:eastAsia="Calibri" w:hAnsi="Calibri"/>
+                <w:b/>
+                <w:bCs/>
+                <w:color w:val="1B6B3A"/>
+                <w:sz w:val="17"/>
+                <w:szCs w:val="17"/>
+              </w:rPr>
+              <w:t xml:space="preserve">DONE</w:t>
+            </w:r>
+          </w:p>
+        </w:tc>
+        <w:tc>
+          <w:tcPr>
+            <w:tcW w:type="dxa" w:w="2650"/>
+            <w:tcBorders>
+              <w:top w:val="single" w:color="DDE1E8" w:sz="4"/>
+              <w:left w:val="single" w:color="DDE1E8" w:sz="4"/>
+              <w:bottom w:val="single" w:color="DDE1E8" w:sz="4"/>
+              <w:right w:val="single" w:color="DDE1E8" w:sz="4"/>
+            </w:tcBorders>
+            <w:tcMar>
+              <w:top w:type="dxa" w:w="90"/>
+              <w:left w:type="dxa" w:w="120"/>
+              <w:bottom w:type="dxa" w:w="90"/>
+              <w:right w:type="dxa" w:w="120"/>
+            </w:tcMar>
+            <w:vAlign w:val="center"/>
+          </w:tcPr>
+          <w:p>
+            <w:r>
+              <w:rPr>
+                <w:rFonts w:ascii="Consolas" w:cs="Consolas" w:eastAsia="Consolas" w:hAnsi="Consolas"/>
+                <w:color w:val="3B4252"/>
+                <w:sz w:val="17"/>
+                <w:szCs w:val="17"/>
+              </w:rPr>
+              <w:t xml:space="preserve">backend/utils/token.js</w:t>
+            </w:r>
+          </w:p>
+        </w:tc>
+        <w:tc>
+          <w:tcPr>
+            <w:tcW w:type="dxa" w:w="2296"/>
+            <w:tcBorders>
+              <w:top w:val="single" w:color="DDE1E8" w:sz="4"/>
+              <w:left w:val="single" w:color="DDE1E8" w:sz="4"/>
+              <w:bottom w:val="single" w:color="DDE1E8" w:sz="4"/>
+              <w:right w:val="single" w:color="DDE1E8" w:sz="4"/>
+            </w:tcBorders>
+            <w:tcMar>
+              <w:top w:type="dxa" w:w="90"/>
+              <w:left w:type="dxa" w:w="120"/>
+              <w:bottom w:type="dxa" w:w="90"/>
+              <w:right w:type="dxa" w:w="120"/>
+            </w:tcMar>
+            <w:vAlign w:val="center"/>
+          </w:tcPr>
+          <w:p>
+            <w:pPr>
+              <w:spacing w:after="0" w:before="0"/>
+            </w:pPr>
+            <w:r>
+              <w:rPr>
+                <w:rFonts w:ascii="Calibri" w:cs="Calibri" w:eastAsia="Calibri" w:hAnsi="Calibri"/>
+                <w:color w:val="6B7280"/>
+                <w:sz w:val="17"/>
+                <w:szCs w:val="17"/>
+              </w:rPr>
+              <w:t xml:space="preserve">TWO token kinds: an ACCESS token (member) and a LOBBY ticket (waiting). The distinction IS the security model.</w:t>
+            </w:r>
+          </w:p>
+        </w:tc>
+      </w:tr>
+      <w:tr>
+        <w:tc>
+          <w:tcPr>
+            <w:tcW w:type="dxa" w:w="3450"/>
+            <w:tcBorders>
+              <w:top w:val="single" w:color="DDE1E8" w:sz="4"/>
+              <w:left w:val="single" w:color="DDE1E8" w:sz="4"/>
+              <w:bottom w:val="single" w:color="DDE1E8" w:sz="4"/>
+              <w:right w:val="single" w:color="DDE1E8" w:sz="4"/>
+            </w:tcBorders>
+            <w:tcMar>
+              <w:top w:type="dxa" w:w="90"/>
+              <w:left w:type="dxa" w:w="120"/>
+              <w:bottom w:type="dxa" w:w="90"/>
+              <w:right w:type="dxa" w:w="120"/>
+            </w:tcMar>
+            <w:vAlign w:val="center"/>
+          </w:tcPr>
+          <w:p>
+            <w:pPr>
+              <w:spacing w:after="0" w:before="0"/>
+            </w:pPr>
+            <w:r>
+              <w:rPr>
+                <w:rFonts w:ascii="Calibri" w:cs="Calibri" w:eastAsia="Calibri" w:hAnsi="Calibri"/>
+                <w:b/>
+                <w:bCs/>
+                <w:color w:val="1F2430"/>
+                <w:sz w:val="19"/>
+                <w:szCs w:val="19"/>
+              </w:rPr>
+              <w:t xml:space="preserve">AUTHENTICATE THE SOCKET HANDSHAKE</w:t>
+            </w:r>
+          </w:p>
+        </w:tc>
+        <w:tc>
+          <w:tcPr>
+            <w:tcW w:type="dxa" w:w="1350"/>
+            <w:tcBorders>
+              <w:top w:val="single" w:color="DDE1E8" w:sz="4"/>
+              <w:left w:val="single" w:color="DDE1E8" w:sz="4"/>
+              <w:bottom w:val="single" w:color="DDE1E8" w:sz="4"/>
+              <w:right w:val="single" w:color="DDE1E8" w:sz="4"/>
+            </w:tcBorders>
+            <w:shd w:fill="D5F0DC" w:color="auto" w:val="clear"/>
+            <w:tcMar>
+              <w:top w:type="dxa" w:w="90"/>
+              <w:left w:type="dxa" w:w="120"/>
+              <w:bottom w:type="dxa" w:w="90"/>
+              <w:right w:type="dxa" w:w="120"/>
+            </w:tcMar>
+            <w:vAlign w:val="center"/>
+          </w:tcPr>
+          <w:p>
+            <w:pPr>
+              <w:spacing w:after="0" w:before="0"/>
+              <w:jc w:val="center"/>
+            </w:pPr>
+            <w:r>
+              <w:rPr>
+                <w:rFonts w:ascii="Calibri" w:cs="Calibri" w:eastAsia="Calibri" w:hAnsi="Calibri"/>
+                <w:b/>
+                <w:bCs/>
+                <w:color w:val="1B6B3A"/>
+                <w:sz w:val="17"/>
+                <w:szCs w:val="17"/>
+              </w:rPr>
+              <w:t xml:space="preserve">DONE</w:t>
+            </w:r>
+          </w:p>
+        </w:tc>
+        <w:tc>
+          <w:tcPr>
+            <w:tcW w:type="dxa" w:w="2650"/>
+            <w:tcBorders>
+              <w:top w:val="single" w:color="DDE1E8" w:sz="4"/>
+              <w:left w:val="single" w:color="DDE1E8" w:sz="4"/>
+              <w:bottom w:val="single" w:color="DDE1E8" w:sz="4"/>
+              <w:right w:val="single" w:color="DDE1E8" w:sz="4"/>
+            </w:tcBorders>
+            <w:tcMar>
+              <w:top w:type="dxa" w:w="90"/>
+              <w:left w:type="dxa" w:w="120"/>
+              <w:bottom w:type="dxa" w:w="90"/>
+              <w:right w:type="dxa" w:w="120"/>
+            </w:tcMar>
+            <w:vAlign w:val="center"/>
+          </w:tcPr>
+          <w:p>
+            <w:r>
+              <w:rPr>
+                <w:rFonts w:ascii="Consolas" w:cs="Consolas" w:eastAsia="Consolas" w:hAnsi="Consolas"/>
+                <w:color w:val="3B4252"/>
+                <w:sz w:val="17"/>
+                <w:szCs w:val="17"/>
+              </w:rPr>
+              <w:t xml:space="preserve">backend/services/socketService.js</w:t>
+            </w:r>
+          </w:p>
+        </w:tc>
+        <w:tc>
+          <w:tcPr>
+            <w:tcW w:type="dxa" w:w="2296"/>
+            <w:tcBorders>
+              <w:top w:val="single" w:color="DDE1E8" w:sz="4"/>
+              <w:left w:val="single" w:color="DDE1E8" w:sz="4"/>
+              <w:bottom w:val="single" w:color="DDE1E8" w:sz="4"/>
+              <w:right w:val="single" w:color="DDE1E8" w:sz="4"/>
+            </w:tcBorders>
+            <w:tcMar>
+              <w:top w:type="dxa" w:w="90"/>
+              <w:left w:type="dxa" w:w="120"/>
+              <w:bottom w:type="dxa" w:w="90"/>
+              <w:right w:type="dxa" w:w="120"/>
+            </w:tcMar>
+            <w:vAlign w:val="center"/>
+          </w:tcPr>
+          <w:p>
+            <w:pPr>
+              <w:spacing w:after="0" w:before="0"/>
+            </w:pPr>
+            <w:r>
+              <w:rPr>
+                <w:rFonts w:ascii="Calibri" w:cs="Calibri" w:eastAsia="Calibri" w:hAnsi="Calibri"/>
+                <w:color w:val="6B7280"/>
+                <w:sz w:val="17"/>
+                <w:szCs w:val="17"/>
+              </w:rPr>
+              <w:t xml:space="preserve">io.use() verifies the token before ANY event handler is registered. A socket with no token is refused outright. Tested.</w:t>
+            </w:r>
+          </w:p>
+        </w:tc>
+      </w:tr>
+      <w:tr>
+        <w:tc>
+          <w:tcPr>
+            <w:tcW w:type="dxa" w:w="3450"/>
+            <w:tcBorders>
+              <w:top w:val="single" w:color="DDE1E8" w:sz="4"/>
+              <w:left w:val="single" w:color="DDE1E8" w:sz="4"/>
+              <w:bottom w:val="single" w:color="DDE1E8" w:sz="4"/>
+              <w:right w:val="single" w:color="DDE1E8" w:sz="4"/>
+            </w:tcBorders>
+            <w:tcMar>
+              <w:top w:type="dxa" w:w="90"/>
+              <w:left w:type="dxa" w:w="120"/>
+              <w:bottom w:type="dxa" w:w="90"/>
+              <w:right w:type="dxa" w:w="120"/>
+            </w:tcMar>
+            <w:vAlign w:val="center"/>
+          </w:tcPr>
+          <w:p>
+            <w:pPr>
+              <w:spacing w:after="0" w:before="0"/>
+            </w:pPr>
+            <w:r>
+              <w:rPr>
+                <w:rFonts w:ascii="Calibri" w:cs="Calibri" w:eastAsia="Calibri" w:hAnsi="Calibri"/>
+                <w:b/>
+                <w:bCs/>
+                <w:color w:val="1F2430"/>
+                <w:sz w:val="19"/>
+                <w:szCs w:val="19"/>
+              </w:rPr>
+              <w:t xml:space="preserve">Workspace creation endpoint + secret code</w:t>
+            </w:r>
+          </w:p>
+        </w:tc>
+        <w:tc>
+          <w:tcPr>
+            <w:tcW w:type="dxa" w:w="1350"/>
+            <w:tcBorders>
+              <w:top w:val="single" w:color="DDE1E8" w:sz="4"/>
+              <w:left w:val="single" w:color="DDE1E8" w:sz="4"/>
+              <w:bottom w:val="single" w:color="DDE1E8" w:sz="4"/>
+              <w:right w:val="single" w:color="DDE1E8" w:sz="4"/>
+            </w:tcBorders>
+            <w:shd w:fill="D5F0DC" w:color="auto" w:val="clear"/>
+            <w:tcMar>
+              <w:top w:type="dxa" w:w="90"/>
+              <w:left w:type="dxa" w:w="120"/>
+              <w:bottom w:type="dxa" w:w="90"/>
+              <w:right w:type="dxa" w:w="120"/>
+            </w:tcMar>
+            <w:vAlign w:val="center"/>
+          </w:tcPr>
+          <w:p>
+            <w:pPr>
+              <w:spacing w:after="0" w:before="0"/>
+              <w:jc w:val="center"/>
+            </w:pPr>
+            <w:r>
+              <w:rPr>
+                <w:rFonts w:ascii="Calibri" w:cs="Calibri" w:eastAsia="Calibri" w:hAnsi="Calibri"/>
+                <w:b/>
+                <w:bCs/>
+                <w:color w:val="1B6B3A"/>
+                <w:sz w:val="17"/>
+                <w:szCs w:val="17"/>
+              </w:rPr>
+              <w:t xml:space="preserve">DONE</w:t>
+            </w:r>
+          </w:p>
+        </w:tc>
+        <w:tc>
+          <w:tcPr>
+            <w:tcW w:type="dxa" w:w="2650"/>
+            <w:tcBorders>
+              <w:top w:val="single" w:color="DDE1E8" w:sz="4"/>
+              <w:left w:val="single" w:color="DDE1E8" w:sz="4"/>
+              <w:bottom w:val="single" w:color="DDE1E8" w:sz="4"/>
+              <w:right w:val="single" w:color="DDE1E8" w:sz="4"/>
+            </w:tcBorders>
+            <w:tcMar>
+              <w:top w:type="dxa" w:w="90"/>
+              <w:left w:type="dxa" w:w="120"/>
+              <w:bottom w:type="dxa" w:w="90"/>
+              <w:right w:type="dxa" w:w="120"/>
+            </w:tcMar>
+            <w:vAlign w:val="center"/>
+          </w:tcPr>
+          <w:p>
+            <w:r>
+              <w:rPr>
+                <w:rFonts w:ascii="Consolas" w:cs="Consolas" w:eastAsia="Consolas" w:hAnsi="Consolas"/>
+                <w:color w:val="3B4252"/>
+                <w:sz w:val="17"/>
+                <w:szCs w:val="17"/>
+              </w:rPr>
+              <w:t xml:space="preserve">backend/controllers/workspaceController.js</w:t>
+            </w:r>
+          </w:p>
+        </w:tc>
+        <w:tc>
+          <w:tcPr>
+            <w:tcW w:type="dxa" w:w="2296"/>
+            <w:tcBorders>
+              <w:top w:val="single" w:color="DDE1E8" w:sz="4"/>
+              <w:left w:val="single" w:color="DDE1E8" w:sz="4"/>
+              <w:bottom w:val="single" w:color="DDE1E8" w:sz="4"/>
+              <w:right w:val="single" w:color="DDE1E8" w:sz="4"/>
+            </w:tcBorders>
+            <w:tcMar>
+              <w:top w:type="dxa" w:w="90"/>
+              <w:left w:type="dxa" w:w="120"/>
+              <w:bottom w:type="dxa" w:w="90"/>
+              <w:right w:type="dxa" w:w="120"/>
+            </w:tcMar>
+            <w:vAlign w:val="center"/>
+          </w:tcPr>
+          <w:p>
+            <w:pPr>
+              <w:spacing w:after="0" w:before="0"/>
+            </w:pPr>
+            <w:r>
+              <w:rPr>
+                <w:rFonts w:ascii="Calibri" w:cs="Calibri" w:eastAsia="Calibri" w:hAnsi="Calibri"/>
+                <w:color w:val="6B7280"/>
+                <w:sz w:val="17"/>
+                <w:szCs w:val="17"/>
+              </w:rPr>
+              <w:t xml:space="preserve">Creator becomes sole admin. Unique WS-XXXXXX ID generated with an unambiguous alphabet.</w:t>
+            </w:r>
+          </w:p>
+        </w:tc>
+      </w:tr>
+      <w:tr>
+        <w:tc>
+          <w:tcPr>
+            <w:tcW w:type="dxa" w:w="3450"/>
+            <w:tcBorders>
+              <w:top w:val="single" w:color="DDE1E8" w:sz="4"/>
+              <w:left w:val="single" w:color="DDE1E8" w:sz="4"/>
+              <w:bottom w:val="single" w:color="DDE1E8" w:sz="4"/>
+              <w:right w:val="single" w:color="DDE1E8" w:sz="4"/>
+            </w:tcBorders>
+            <w:tcMar>
+              <w:top w:type="dxa" w:w="90"/>
+              <w:left w:type="dxa" w:w="120"/>
+              <w:bottom w:type="dxa" w:w="90"/>
+              <w:right w:type="dxa" w:w="120"/>
+            </w:tcMar>
+            <w:vAlign w:val="center"/>
+          </w:tcPr>
+          <w:p>
+            <w:pPr>
+              <w:spacing w:after="0" w:before="0"/>
+            </w:pPr>
+            <w:r>
+              <w:rPr>
+                <w:rFonts w:ascii="Calibri" w:cs="Calibri" w:eastAsia="Calibri" w:hAnsi="Calibri"/>
+                <w:b/>
+                <w:bCs/>
+                <w:color w:val="1F2430"/>
+                <w:sz w:val="19"/>
+                <w:szCs w:val="19"/>
+              </w:rPr>
+              <w:t xml:space="preserve">ENFORCE: user can only join a workspace they are allowed into</w:t>
+            </w:r>
+          </w:p>
+        </w:tc>
+        <w:tc>
+          <w:tcPr>
+            <w:tcW w:type="dxa" w:w="1350"/>
+            <w:tcBorders>
+              <w:top w:val="single" w:color="DDE1E8" w:sz="4"/>
+              <w:left w:val="single" w:color="DDE1E8" w:sz="4"/>
+              <w:bottom w:val="single" w:color="DDE1E8" w:sz="4"/>
+              <w:right w:val="single" w:color="DDE1E8" w:sz="4"/>
+            </w:tcBorders>
+            <w:shd w:fill="D5F0DC" w:color="auto" w:val="clear"/>
+            <w:tcMar>
+              <w:top w:type="dxa" w:w="90"/>
+              <w:left w:type="dxa" w:w="120"/>
+              <w:bottom w:type="dxa" w:w="90"/>
+              <w:right w:type="dxa" w:w="120"/>
+            </w:tcMar>
+            <w:vAlign w:val="center"/>
+          </w:tcPr>
+          <w:p>
+            <w:pPr>
+              <w:spacing w:after="0" w:before="0"/>
+              <w:jc w:val="center"/>
+            </w:pPr>
+            <w:r>
+              <w:rPr>
+                <w:rFonts w:ascii="Calibri" w:cs="Calibri" w:eastAsia="Calibri" w:hAnsi="Calibri"/>
+                <w:b/>
+                <w:bCs/>
+                <w:color w:val="1B6B3A"/>
+                <w:sz w:val="17"/>
+                <w:szCs w:val="17"/>
+              </w:rPr>
+              <w:t xml:space="preserve">DONE</w:t>
+            </w:r>
+          </w:p>
+        </w:tc>
+        <w:tc>
+          <w:tcPr>
+            <w:tcW w:type="dxa" w:w="2650"/>
+            <w:tcBorders>
+              <w:top w:val="single" w:color="DDE1E8" w:sz="4"/>
+              <w:left w:val="single" w:color="DDE1E8" w:sz="4"/>
+              <w:bottom w:val="single" w:color="DDE1E8" w:sz="4"/>
+              <w:right w:val="single" w:color="DDE1E8" w:sz="4"/>
+            </w:tcBorders>
+            <w:tcMar>
+              <w:top w:type="dxa" w:w="90"/>
+              <w:left w:type="dxa" w:w="120"/>
+              <w:bottom w:type="dxa" w:w="90"/>
+              <w:right w:type="dxa" w:w="120"/>
+            </w:tcMar>
+            <w:vAlign w:val="center"/>
+          </w:tcPr>
+          <w:p>
+            <w:r>
+              <w:rPr>
+                <w:rFonts w:ascii="Consolas" w:cs="Consolas" w:eastAsia="Consolas" w:hAnsi="Consolas"/>
+                <w:color w:val="3B4252"/>
+                <w:sz w:val="17"/>
+                <w:szCs w:val="17"/>
+              </w:rPr>
+              <w:t xml:space="preserve">backend/services/socketService.js</w:t>
+            </w:r>
+          </w:p>
+          <w:p>
+            <w:r>
+              <w:rPr>
+                <w:rFonts w:ascii="Consolas" w:cs="Consolas" w:eastAsia="Consolas" w:hAnsi="Consolas"/>
+                <w:color w:val="3B4252"/>
+                <w:sz w:val="17"/>
+                <w:szCs w:val="17"/>
+              </w:rPr>
+              <w:t xml:space="preserve">backend/middleware/authMiddleware.js</w:t>
+            </w:r>
+          </w:p>
+        </w:tc>
+        <w:tc>
+          <w:tcPr>
+            <w:tcW w:type="dxa" w:w="2296"/>
+            <w:tcBorders>
+              <w:top w:val="single" w:color="DDE1E8" w:sz="4"/>
+              <w:left w:val="single" w:color="DDE1E8" w:sz="4"/>
+              <w:bottom w:val="single" w:color="DDE1E8" w:sz="4"/>
+              <w:right w:val="single" w:color="DDE1E8" w:sz="4"/>
+            </w:tcBorders>
+            <w:tcMar>
+              <w:top w:type="dxa" w:w="90"/>
+              <w:left w:type="dxa" w:w="120"/>
+              <w:bottom w:type="dxa" w:w="90"/>
+              <w:right w:type="dxa" w:w="120"/>
+            </w:tcMar>
+            <w:vAlign w:val="center"/>
+          </w:tcPr>
+          <w:p>
+            <w:pPr>
+              <w:spacing w:after="0" w:before="0"/>
+            </w:pPr>
+            <w:r>
+              <w:rPr>
+                <w:rFonts w:ascii="Calibri" w:cs="Calibri" w:eastAsia="Calibri" w:hAnsi="Calibri"/>
+                <w:color w:val="6B7280"/>
+                <w:sz w:val="17"/>
+                <w:szCs w:val="17"/>
+              </w:rPr>
+              <w:t xml:space="preserve">THE HEADLINE WEEK 4 DELIVERABLE. Membership is re-checked on EVERY socket connect, so a removed user is locked out instantly - no revocation list needed.</w:t>
+            </w:r>
+          </w:p>
+        </w:tc>
+      </w:tr>
+      <w:tr>
+        <w:tc>
+          <w:tcPr>
+            <w:tcW w:type="dxa" w:w="3450"/>
+            <w:tcBorders>
+              <w:top w:val="single" w:color="DDE1E8" w:sz="4"/>
+              <w:left w:val="single" w:color="DDE1E8" w:sz="4"/>
+              <w:bottom w:val="single" w:color="DDE1E8" w:sz="4"/>
+              <w:right w:val="single" w:color="DDE1E8" w:sz="4"/>
+            </w:tcBorders>
+            <w:tcMar>
+              <w:top w:type="dxa" w:w="90"/>
+              <w:left w:type="dxa" w:w="120"/>
+              <w:bottom w:type="dxa" w:w="90"/>
+              <w:right w:type="dxa" w:w="120"/>
+            </w:tcMar>
+            <w:vAlign w:val="center"/>
+          </w:tcPr>
+          <w:p>
+            <w:pPr>
+              <w:spacing w:after="0" w:before="0"/>
+            </w:pPr>
+            <w:r>
+              <w:rPr>
+                <w:rFonts w:ascii="Calibri" w:cs="Calibri" w:eastAsia="Calibri" w:hAnsi="Calibri"/>
+                <w:b/>
+                <w:bCs/>
+                <w:color w:val="1F2430"/>
+                <w:sz w:val="19"/>
+                <w:szCs w:val="19"/>
+              </w:rPr>
+              <w:t xml:space="preserve">Access policy: PERMISSION BASED (admin approves each joiner)</w:t>
+            </w:r>
+          </w:p>
+        </w:tc>
+        <w:tc>
+          <w:tcPr>
+            <w:tcW w:type="dxa" w:w="1350"/>
+            <w:tcBorders>
+              <w:top w:val="single" w:color="DDE1E8" w:sz="4"/>
+              <w:left w:val="single" w:color="DDE1E8" w:sz="4"/>
+              <w:bottom w:val="single" w:color="DDE1E8" w:sz="4"/>
+              <w:right w:val="single" w:color="DDE1E8" w:sz="4"/>
+            </w:tcBorders>
+            <w:shd w:fill="D5F0DC" w:color="auto" w:val="clear"/>
+            <w:tcMar>
+              <w:top w:type="dxa" w:w="90"/>
+              <w:left w:type="dxa" w:w="120"/>
+              <w:bottom w:type="dxa" w:w="90"/>
+              <w:right w:type="dxa" w:w="120"/>
+            </w:tcMar>
+            <w:vAlign w:val="center"/>
+          </w:tcPr>
+          <w:p>
+            <w:pPr>
+              <w:spacing w:after="0" w:before="0"/>
+              <w:jc w:val="center"/>
+            </w:pPr>
+            <w:r>
+              <w:rPr>
+                <w:rFonts w:ascii="Calibri" w:cs="Calibri" w:eastAsia="Calibri" w:hAnsi="Calibri"/>
+                <w:b/>
+                <w:bCs/>
+                <w:color w:val="1B6B3A"/>
+                <w:sz w:val="17"/>
+                <w:szCs w:val="17"/>
+              </w:rPr>
+              <w:t xml:space="preserve">DONE</w:t>
+            </w:r>
+          </w:p>
+        </w:tc>
+        <w:tc>
+          <w:tcPr>
+            <w:tcW w:type="dxa" w:w="2650"/>
+            <w:tcBorders>
+              <w:top w:val="single" w:color="DDE1E8" w:sz="4"/>
+              <w:left w:val="single" w:color="DDE1E8" w:sz="4"/>
+              <w:bottom w:val="single" w:color="DDE1E8" w:sz="4"/>
+              <w:right w:val="single" w:color="DDE1E8" w:sz="4"/>
+            </w:tcBorders>
+            <w:tcMar>
+              <w:top w:type="dxa" w:w="90"/>
+              <w:left w:type="dxa" w:w="120"/>
+              <w:bottom w:type="dxa" w:w="90"/>
+              <w:right w:type="dxa" w:w="120"/>
+            </w:tcMar>
+            <w:vAlign w:val="center"/>
+          </w:tcPr>
+          <w:p>
+            <w:r>
+              <w:rPr>
+                <w:rFonts w:ascii="Consolas" w:cs="Consolas" w:eastAsia="Consolas" w:hAnsi="Consolas"/>
+                <w:color w:val="3B4252"/>
+                <w:sz w:val="17"/>
+                <w:szCs w:val="17"/>
+              </w:rPr>
+              <w:t xml:space="preserve">backend/services/workspaceService.js</w:t>
+            </w:r>
+          </w:p>
+          <w:p>
+            <w:r>
+              <w:rPr>
+                <w:rFonts w:ascii="Consolas" w:cs="Consolas" w:eastAsia="Consolas" w:hAnsi="Consolas"/>
+                <w:color w:val="3B4252"/>
+                <w:sz w:val="17"/>
+                <w:szCs w:val="17"/>
+              </w:rPr>
+              <w:t xml:space="preserve">frontend/src/pages/WaitingRoom.jsx</w:t>
+            </w:r>
+          </w:p>
+        </w:tc>
+        <w:tc>
+          <w:tcPr>
+            <w:tcW w:type="dxa" w:w="2296"/>
+            <w:tcBorders>
+              <w:top w:val="single" w:color="DDE1E8" w:sz="4"/>
+              <w:left w:val="single" w:color="DDE1E8" w:sz="4"/>
+              <w:bottom w:val="single" w:color="DDE1E8" w:sz="4"/>
+              <w:right w:val="single" w:color="DDE1E8" w:sz="4"/>
+            </w:tcBorders>
+            <w:tcMar>
+              <w:top w:type="dxa" w:w="90"/>
+              <w:left w:type="dxa" w:w="120"/>
+              <w:bottom w:type="dxa" w:w="90"/>
+              <w:right w:type="dxa" w:w="120"/>
+            </w:tcMar>
+            <w:vAlign w:val="center"/>
+          </w:tcPr>
+          <w:p>
+            <w:pPr>
+              <w:spacing w:after="0" w:before="0"/>
+            </w:pPr>
+            <w:r>
+              <w:rPr>
+                <w:rFonts w:ascii="Calibri" w:cs="Calibri" w:eastAsia="Calibri" w:hAnsi="Calibri"/>
+                <w:color w:val="6B7280"/>
+                <w:sz w:val="17"/>
+                <w:szCs w:val="17"/>
+              </w:rPr>
+              <w:t xml:space="preserve">Correct password is NOT enough. Joiner is parked in a lobby until the admin decides.</w:t>
+            </w:r>
+          </w:p>
+        </w:tc>
+      </w:tr>
+      <w:tr>
+        <w:tc>
+          <w:tcPr>
+            <w:tcW w:type="dxa" w:w="3450"/>
+            <w:tcBorders>
+              <w:top w:val="single" w:color="DDE1E8" w:sz="4"/>
+              <w:left w:val="single" w:color="DDE1E8" w:sz="4"/>
+              <w:bottom w:val="single" w:color="DDE1E8" w:sz="4"/>
+              <w:right w:val="single" w:color="DDE1E8" w:sz="4"/>
+            </w:tcBorders>
+            <w:tcMar>
+              <w:top w:type="dxa" w:w="90"/>
+              <w:left w:type="dxa" w:w="120"/>
+              <w:bottom w:type="dxa" w:w="90"/>
+              <w:right w:type="dxa" w:w="120"/>
+            </w:tcMar>
+            <w:vAlign w:val="center"/>
+          </w:tcPr>
+          <w:p>
+            <w:pPr>
+              <w:spacing w:after="0" w:before="0"/>
+            </w:pPr>
+            <w:r>
+              <w:rPr>
+                <w:rFonts w:ascii="Calibri" w:cs="Calibri" w:eastAsia="Calibri" w:hAnsi="Calibri"/>
+                <w:b/>
+                <w:bCs/>
+                <w:color w:val="1F2430"/>
+                <w:sz w:val="19"/>
+                <w:szCs w:val="19"/>
+              </w:rPr>
+              <w:t xml:space="preserve">Access policy: JOIN USING PASSWORD (immediate entry)</w:t>
+            </w:r>
+          </w:p>
+        </w:tc>
+        <w:tc>
+          <w:tcPr>
+            <w:tcW w:type="dxa" w:w="1350"/>
+            <w:tcBorders>
+              <w:top w:val="single" w:color="DDE1E8" w:sz="4"/>
+              <w:left w:val="single" w:color="DDE1E8" w:sz="4"/>
+              <w:bottom w:val="single" w:color="DDE1E8" w:sz="4"/>
+              <w:right w:val="single" w:color="DDE1E8" w:sz="4"/>
+            </w:tcBorders>
+            <w:shd w:fill="D5F0DC" w:color="auto" w:val="clear"/>
+            <w:tcMar>
+              <w:top w:type="dxa" w:w="90"/>
+              <w:left w:type="dxa" w:w="120"/>
+              <w:bottom w:type="dxa" w:w="90"/>
+              <w:right w:type="dxa" w:w="120"/>
+            </w:tcMar>
+            <w:vAlign w:val="center"/>
+          </w:tcPr>
+          <w:p>
+            <w:pPr>
+              <w:spacing w:after="0" w:before="0"/>
+              <w:jc w:val="center"/>
+            </w:pPr>
+            <w:r>
+              <w:rPr>
+                <w:rFonts w:ascii="Calibri" w:cs="Calibri" w:eastAsia="Calibri" w:hAnsi="Calibri"/>
+                <w:b/>
+                <w:bCs/>
+                <w:color w:val="1B6B3A"/>
+                <w:sz w:val="17"/>
+                <w:szCs w:val="17"/>
+              </w:rPr>
+              <w:t xml:space="preserve">DONE</w:t>
+            </w:r>
+          </w:p>
+        </w:tc>
+        <w:tc>
+          <w:tcPr>
+            <w:tcW w:type="dxa" w:w="2650"/>
+            <w:tcBorders>
+              <w:top w:val="single" w:color="DDE1E8" w:sz="4"/>
+              <w:left w:val="single" w:color="DDE1E8" w:sz="4"/>
+              <w:bottom w:val="single" w:color="DDE1E8" w:sz="4"/>
+              <w:right w:val="single" w:color="DDE1E8" w:sz="4"/>
+            </w:tcBorders>
+            <w:tcMar>
+              <w:top w:type="dxa" w:w="90"/>
+              <w:left w:type="dxa" w:w="120"/>
+              <w:bottom w:type="dxa" w:w="90"/>
+              <w:right w:type="dxa" w:w="120"/>
+            </w:tcMar>
+            <w:vAlign w:val="center"/>
+          </w:tcPr>
+          <w:p>
+            <w:r>
+              <w:rPr>
+                <w:rFonts w:ascii="Consolas" w:cs="Consolas" w:eastAsia="Consolas" w:hAnsi="Consolas"/>
+                <w:color w:val="3B4252"/>
+                <w:sz w:val="17"/>
+                <w:szCs w:val="17"/>
+              </w:rPr>
+              <w:t xml:space="preserve">backend/services/workspaceService.js</w:t>
+            </w:r>
+          </w:p>
+        </w:tc>
+        <w:tc>
+          <w:tcPr>
+            <w:tcW w:type="dxa" w:w="2296"/>
+            <w:tcBorders>
+              <w:top w:val="single" w:color="DDE1E8" w:sz="4"/>
+              <w:left w:val="single" w:color="DDE1E8" w:sz="4"/>
+              <w:bottom w:val="single" w:color="DDE1E8" w:sz="4"/>
+              <w:right w:val="single" w:color="DDE1E8" w:sz="4"/>
+            </w:tcBorders>
+            <w:tcMar>
+              <w:top w:type="dxa" w:w="90"/>
+              <w:left w:type="dxa" w:w="120"/>
+              <w:bottom w:type="dxa" w:w="90"/>
+              <w:right w:type="dxa" w:w="120"/>
+            </w:tcMar>
+            <w:vAlign w:val="center"/>
+          </w:tcPr>
+          <w:p>
+            <w:pPr>
+              <w:spacing w:after="0" w:before="0"/>
+            </w:pPr>
+            <w:r>
+              <w:rPr>
+                <w:rFonts w:ascii="Calibri" w:cs="Calibri" w:eastAsia="Calibri" w:hAnsi="Calibri"/>
+                <w:color w:val="6B7280"/>
+                <w:sz w:val="17"/>
+                <w:szCs w:val="17"/>
+              </w:rPr>
+              <w:t xml:space="preserve">Correct code, straight in. No waiting room.</w:t>
+            </w:r>
+          </w:p>
+        </w:tc>
+      </w:tr>
+      <w:tr>
+        <w:tc>
+          <w:tcPr>
+            <w:tcW w:type="dxa" w:w="3450"/>
+            <w:tcBorders>
+              <w:top w:val="single" w:color="DDE1E8" w:sz="4"/>
+              <w:left w:val="single" w:color="DDE1E8" w:sz="4"/>
+              <w:bottom w:val="single" w:color="DDE1E8" w:sz="4"/>
+              <w:right w:val="single" w:color="DDE1E8" w:sz="4"/>
+            </w:tcBorders>
+            <w:tcMar>
+              <w:top w:type="dxa" w:w="90"/>
+              <w:left w:type="dxa" w:w="120"/>
+              <w:bottom w:type="dxa" w:w="90"/>
+              <w:right w:type="dxa" w:w="120"/>
+            </w:tcMar>
+            <w:vAlign w:val="center"/>
+          </w:tcPr>
+          <w:p>
+            <w:pPr>
+              <w:spacing w:after="0" w:before="0"/>
+            </w:pPr>
+            <w:r>
+              <w:rPr>
+                <w:rFonts w:ascii="Calibri" w:cs="Calibri" w:eastAsia="Calibri" w:hAnsi="Calibri"/>
+                <w:b/>
+                <w:bCs/>
+                <w:color w:val="1F2430"/>
+                <w:sz w:val="19"/>
+                <w:szCs w:val="19"/>
+              </w:rPr>
+              <w:t xml:space="preserve">Admin can SWITCH policy at runtime</w:t>
+            </w:r>
+          </w:p>
+        </w:tc>
+        <w:tc>
+          <w:tcPr>
+            <w:tcW w:type="dxa" w:w="1350"/>
+            <w:tcBorders>
+              <w:top w:val="single" w:color="DDE1E8" w:sz="4"/>
+              <w:left w:val="single" w:color="DDE1E8" w:sz="4"/>
+              <w:bottom w:val="single" w:color="DDE1E8" w:sz="4"/>
+              <w:right w:val="single" w:color="DDE1E8" w:sz="4"/>
+            </w:tcBorders>
+            <w:shd w:fill="D5F0DC" w:color="auto" w:val="clear"/>
+            <w:tcMar>
+              <w:top w:type="dxa" w:w="90"/>
+              <w:left w:type="dxa" w:w="120"/>
+              <w:bottom w:type="dxa" w:w="90"/>
+              <w:right w:type="dxa" w:w="120"/>
+            </w:tcMar>
+            <w:vAlign w:val="center"/>
+          </w:tcPr>
+          <w:p>
+            <w:pPr>
+              <w:spacing w:after="0" w:before="0"/>
+              <w:jc w:val="center"/>
+            </w:pPr>
+            <w:r>
+              <w:rPr>
+                <w:rFonts w:ascii="Calibri" w:cs="Calibri" w:eastAsia="Calibri" w:hAnsi="Calibri"/>
+                <w:b/>
+                <w:bCs/>
+                <w:color w:val="1B6B3A"/>
+                <w:sz w:val="17"/>
+                <w:szCs w:val="17"/>
+              </w:rPr>
+              <w:t xml:space="preserve">DONE</w:t>
+            </w:r>
+          </w:p>
+        </w:tc>
+        <w:tc>
+          <w:tcPr>
+            <w:tcW w:type="dxa" w:w="2650"/>
+            <w:tcBorders>
+              <w:top w:val="single" w:color="DDE1E8" w:sz="4"/>
+              <w:left w:val="single" w:color="DDE1E8" w:sz="4"/>
+              <w:bottom w:val="single" w:color="DDE1E8" w:sz="4"/>
+              <w:right w:val="single" w:color="DDE1E8" w:sz="4"/>
+            </w:tcBorders>
+            <w:tcMar>
+              <w:top w:type="dxa" w:w="90"/>
+              <w:left w:type="dxa" w:w="120"/>
+              <w:bottom w:type="dxa" w:w="90"/>
+              <w:right w:type="dxa" w:w="120"/>
+            </w:tcMar>
+            <w:vAlign w:val="center"/>
+          </w:tcPr>
+          <w:p>
+            <w:r>
+              <w:rPr>
+                <w:rFonts w:ascii="Consolas" w:cs="Consolas" w:eastAsia="Consolas" w:hAnsi="Consolas"/>
+                <w:color w:val="3B4252"/>
+                <w:sz w:val="17"/>
+                <w:szCs w:val="17"/>
+              </w:rPr>
+              <w:t xml:space="preserve">frontend/src/components/AdminPanel.jsx</w:t>
+            </w:r>
+          </w:p>
+          <w:p>
+            <w:r>
+              <w:rPr>
+                <w:rFonts w:ascii="Consolas" w:cs="Consolas" w:eastAsia="Consolas" w:hAnsi="Consolas"/>
+                <w:color w:val="3B4252"/>
+                <w:sz w:val="17"/>
+                <w:szCs w:val="17"/>
+              </w:rPr>
+              <w:t xml:space="preserve">backend/services/workspaceService.js</w:t>
+            </w:r>
+          </w:p>
+        </w:tc>
+        <w:tc>
+          <w:tcPr>
+            <w:tcW w:type="dxa" w:w="2296"/>
+            <w:tcBorders>
+              <w:top w:val="single" w:color="DDE1E8" w:sz="4"/>
+              <w:left w:val="single" w:color="DDE1E8" w:sz="4"/>
+              <w:bottom w:val="single" w:color="DDE1E8" w:sz="4"/>
+              <w:right w:val="single" w:color="DDE1E8" w:sz="4"/>
+            </w:tcBorders>
+            <w:tcMar>
+              <w:top w:type="dxa" w:w="90"/>
+              <w:left w:type="dxa" w:w="120"/>
+              <w:bottom w:type="dxa" w:w="90"/>
+              <w:right w:type="dxa" w:w="120"/>
+            </w:tcMar>
+            <w:vAlign w:val="center"/>
+          </w:tcPr>
+          <w:p>
+            <w:pPr>
+              <w:spacing w:after="0" w:before="0"/>
+            </w:pPr>
+            <w:r>
+              <w:rPr>
+                <w:rFonts w:ascii="Calibri" w:cs="Calibri" w:eastAsia="Calibri" w:hAnsi="Calibri"/>
+                <w:color w:val="6B7280"/>
+                <w:sz w:val="17"/>
+                <w:szCs w:val="17"/>
+              </w:rPr>
+              <w:t xml:space="preserve">Existing collaborators stay connected. Only future joiners follow the new rule; anyone already waiting stays waiting.</w:t>
+            </w:r>
+          </w:p>
+        </w:tc>
+      </w:tr>
+      <w:tr>
+        <w:tc>
+          <w:tcPr>
+            <w:tcW w:type="dxa" w:w="3450"/>
+            <w:tcBorders>
+              <w:top w:val="single" w:color="DDE1E8" w:sz="4"/>
+              <w:left w:val="single" w:color="DDE1E8" w:sz="4"/>
+              <w:bottom w:val="single" w:color="DDE1E8" w:sz="4"/>
+              <w:right w:val="single" w:color="DDE1E8" w:sz="4"/>
+            </w:tcBorders>
+            <w:tcMar>
+              <w:top w:type="dxa" w:w="90"/>
+              <w:left w:type="dxa" w:w="120"/>
+              <w:bottom w:type="dxa" w:w="90"/>
+              <w:right w:type="dxa" w:w="120"/>
+            </w:tcMar>
+            <w:vAlign w:val="center"/>
+          </w:tcPr>
+          <w:p>
+            <w:pPr>
+              <w:spacing w:after="0" w:before="0"/>
+            </w:pPr>
+            <w:r>
+              <w:rPr>
+                <w:rFonts w:ascii="Calibri" w:cs="Calibri" w:eastAsia="Calibri" w:hAnsi="Calibri"/>
+                <w:b/>
+                <w:bCs/>
+                <w:color w:val="1F2430"/>
+                <w:sz w:val="19"/>
+                <w:szCs w:val="19"/>
+              </w:rPr>
+              <w:t xml:space="preserve">WAITING ROOM with live auto-update (no refresh)</w:t>
+            </w:r>
+          </w:p>
+        </w:tc>
+        <w:tc>
+          <w:tcPr>
+            <w:tcW w:type="dxa" w:w="1350"/>
+            <w:tcBorders>
+              <w:top w:val="single" w:color="DDE1E8" w:sz="4"/>
+              <w:left w:val="single" w:color="DDE1E8" w:sz="4"/>
+              <w:bottom w:val="single" w:color="DDE1E8" w:sz="4"/>
+              <w:right w:val="single" w:color="DDE1E8" w:sz="4"/>
+            </w:tcBorders>
+            <w:shd w:fill="D5F0DC" w:color="auto" w:val="clear"/>
+            <w:tcMar>
+              <w:top w:type="dxa" w:w="90"/>
+              <w:left w:type="dxa" w:w="120"/>
+              <w:bottom w:type="dxa" w:w="90"/>
+              <w:right w:type="dxa" w:w="120"/>
+            </w:tcMar>
+            <w:vAlign w:val="center"/>
+          </w:tcPr>
+          <w:p>
+            <w:pPr>
+              <w:spacing w:after="0" w:before="0"/>
+              <w:jc w:val="center"/>
+            </w:pPr>
+            <w:r>
+              <w:rPr>
+                <w:rFonts w:ascii="Calibri" w:cs="Calibri" w:eastAsia="Calibri" w:hAnsi="Calibri"/>
+                <w:b/>
+                <w:bCs/>
+                <w:color w:val="1B6B3A"/>
+                <w:sz w:val="17"/>
+                <w:szCs w:val="17"/>
+              </w:rPr>
+              <w:t xml:space="preserve">DONE</w:t>
+            </w:r>
+          </w:p>
+        </w:tc>
+        <w:tc>
+          <w:tcPr>
+            <w:tcW w:type="dxa" w:w="2650"/>
+            <w:tcBorders>
+              <w:top w:val="single" w:color="DDE1E8" w:sz="4"/>
+              <w:left w:val="single" w:color="DDE1E8" w:sz="4"/>
+              <w:bottom w:val="single" w:color="DDE1E8" w:sz="4"/>
+              <w:right w:val="single" w:color="DDE1E8" w:sz="4"/>
+            </w:tcBorders>
+            <w:tcMar>
+              <w:top w:type="dxa" w:w="90"/>
+              <w:left w:type="dxa" w:w="120"/>
+              <w:bottom w:type="dxa" w:w="90"/>
+              <w:right w:type="dxa" w:w="120"/>
+            </w:tcMar>
+            <w:vAlign w:val="center"/>
+          </w:tcPr>
+          <w:p>
+            <w:r>
+              <w:rPr>
+                <w:rFonts w:ascii="Consolas" w:cs="Consolas" w:eastAsia="Consolas" w:hAnsi="Consolas"/>
+                <w:color w:val="3B4252"/>
+                <w:sz w:val="17"/>
+                <w:szCs w:val="17"/>
+              </w:rPr>
+              <w:t xml:space="preserve">frontend/src/pages/WaitingRoom.jsx</w:t>
+            </w:r>
+          </w:p>
+        </w:tc>
+        <w:tc>
+          <w:tcPr>
+            <w:tcW w:type="dxa" w:w="2296"/>
+            <w:tcBorders>
+              <w:top w:val="single" w:color="DDE1E8" w:sz="4"/>
+              <w:left w:val="single" w:color="DDE1E8" w:sz="4"/>
+              <w:bottom w:val="single" w:color="DDE1E8" w:sz="4"/>
+              <w:right w:val="single" w:color="DDE1E8" w:sz="4"/>
+            </w:tcBorders>
+            <w:tcMar>
+              <w:top w:type="dxa" w:w="90"/>
+              <w:left w:type="dxa" w:w="120"/>
+              <w:bottom w:type="dxa" w:w="90"/>
+              <w:right w:type="dxa" w:w="120"/>
+            </w:tcMar>
+            <w:vAlign w:val="center"/>
+          </w:tcPr>
+          <w:p>
+            <w:pPr>
+              <w:spacing w:after="0" w:before="0"/>
+            </w:pPr>
+            <w:r>
+              <w:rPr>
+                <w:rFonts w:ascii="Calibri" w:cs="Calibri" w:eastAsia="Calibri" w:hAnsi="Calibri"/>
+                <w:color w:val="6B7280"/>
+                <w:sz w:val="17"/>
+                <w:szCs w:val="17"/>
+              </w:rPr>
+              <w:t xml:space="preserve">A lobby socket has NO sync handlers registered at all - so a waiting user cannot read the doc, see cursors, or enumerate peers. Tested.</w:t>
+            </w:r>
+          </w:p>
+        </w:tc>
+      </w:tr>
+      <w:tr>
+        <w:tc>
+          <w:tcPr>
+            <w:tcW w:type="dxa" w:w="3450"/>
+            <w:tcBorders>
+              <w:top w:val="single" w:color="DDE1E8" w:sz="4"/>
+              <w:left w:val="single" w:color="DDE1E8" w:sz="4"/>
+              <w:bottom w:val="single" w:color="DDE1E8" w:sz="4"/>
+              <w:right w:val="single" w:color="DDE1E8" w:sz="4"/>
+            </w:tcBorders>
+            <w:tcMar>
+              <w:top w:type="dxa" w:w="90"/>
+              <w:left w:type="dxa" w:w="120"/>
+              <w:bottom w:type="dxa" w:w="90"/>
+              <w:right w:type="dxa" w:w="120"/>
+            </w:tcMar>
+            <w:vAlign w:val="center"/>
+          </w:tcPr>
+          <w:p>
+            <w:pPr>
+              <w:spacing w:after="0" w:before="0"/>
+            </w:pPr>
+            <w:r>
+              <w:rPr>
+                <w:rFonts w:ascii="Calibri" w:cs="Calibri" w:eastAsia="Calibri" w:hAnsi="Calibri"/>
+                <w:b/>
+                <w:bCs/>
+                <w:color w:val="1F2430"/>
+                <w:sz w:val="19"/>
+                <w:szCs w:val="19"/>
+              </w:rPr>
+              <w:t xml:space="preserve">Admin Join Requests panel (username, time, approve/reject)</w:t>
+            </w:r>
+          </w:p>
+        </w:tc>
+        <w:tc>
+          <w:tcPr>
+            <w:tcW w:type="dxa" w:w="1350"/>
+            <w:tcBorders>
+              <w:top w:val="single" w:color="DDE1E8" w:sz="4"/>
+              <w:left w:val="single" w:color="DDE1E8" w:sz="4"/>
+              <w:bottom w:val="single" w:color="DDE1E8" w:sz="4"/>
+              <w:right w:val="single" w:color="DDE1E8" w:sz="4"/>
+            </w:tcBorders>
+            <w:shd w:fill="D5F0DC" w:color="auto" w:val="clear"/>
+            <w:tcMar>
+              <w:top w:type="dxa" w:w="90"/>
+              <w:left w:type="dxa" w:w="120"/>
+              <w:bottom w:type="dxa" w:w="90"/>
+              <w:right w:type="dxa" w:w="120"/>
+            </w:tcMar>
+            <w:vAlign w:val="center"/>
+          </w:tcPr>
+          <w:p>
+            <w:pPr>
+              <w:spacing w:after="0" w:before="0"/>
+              <w:jc w:val="center"/>
+            </w:pPr>
+            <w:r>
+              <w:rPr>
+                <w:rFonts w:ascii="Calibri" w:cs="Calibri" w:eastAsia="Calibri" w:hAnsi="Calibri"/>
+                <w:b/>
+                <w:bCs/>
+                <w:color w:val="1B6B3A"/>
+                <w:sz w:val="17"/>
+                <w:szCs w:val="17"/>
+              </w:rPr>
+              <w:t xml:space="preserve">DONE</w:t>
+            </w:r>
+          </w:p>
+        </w:tc>
+        <w:tc>
+          <w:tcPr>
+            <w:tcW w:type="dxa" w:w="2650"/>
+            <w:tcBorders>
+              <w:top w:val="single" w:color="DDE1E8" w:sz="4"/>
+              <w:left w:val="single" w:color="DDE1E8" w:sz="4"/>
+              <w:bottom w:val="single" w:color="DDE1E8" w:sz="4"/>
+              <w:right w:val="single" w:color="DDE1E8" w:sz="4"/>
+            </w:tcBorders>
+            <w:tcMar>
+              <w:top w:type="dxa" w:w="90"/>
+              <w:left w:type="dxa" w:w="120"/>
+              <w:bottom w:type="dxa" w:w="90"/>
+              <w:right w:type="dxa" w:w="120"/>
+            </w:tcMar>
+            <w:vAlign w:val="center"/>
+          </w:tcPr>
+          <w:p>
+            <w:r>
+              <w:rPr>
+                <w:rFonts w:ascii="Consolas" w:cs="Consolas" w:eastAsia="Consolas" w:hAnsi="Consolas"/>
+                <w:color w:val="3B4252"/>
+                <w:sz w:val="17"/>
+                <w:szCs w:val="17"/>
+              </w:rPr>
+              <w:t xml:space="preserve">frontend/src/components/AdminPanel.jsx</w:t>
+            </w:r>
+          </w:p>
+        </w:tc>
+        <w:tc>
+          <w:tcPr>
+            <w:tcW w:type="dxa" w:w="2296"/>
+            <w:tcBorders>
+              <w:top w:val="single" w:color="DDE1E8" w:sz="4"/>
+              <w:left w:val="single" w:color="DDE1E8" w:sz="4"/>
+              <w:bottom w:val="single" w:color="DDE1E8" w:sz="4"/>
+              <w:right w:val="single" w:color="DDE1E8" w:sz="4"/>
+            </w:tcBorders>
+            <w:tcMar>
+              <w:top w:type="dxa" w:w="90"/>
+              <w:left w:type="dxa" w:w="120"/>
+              <w:bottom w:type="dxa" w:w="90"/>
+              <w:right w:type="dxa" w:w="120"/>
+            </w:tcMar>
+            <w:vAlign w:val="center"/>
+          </w:tcPr>
+          <w:p>
+            <w:pPr>
+              <w:spacing w:after="0" w:before="0"/>
+            </w:pPr>
+            <w:r>
+              <w:rPr>
+                <w:rFonts w:ascii="Calibri" w:cs="Calibri" w:eastAsia="Calibri" w:hAnsi="Calibri"/>
+                <w:color w:val="6B7280"/>
+                <w:sz w:val="17"/>
+                <w:szCs w:val="17"/>
+              </w:rPr>
+              <w:t xml:space="preserve">Approval PUSHES an access token down the waiting socket. No polling.</w:t>
+            </w:r>
+          </w:p>
+        </w:tc>
+      </w:tr>
+      <w:tr>
+        <w:tc>
+          <w:tcPr>
+            <w:tcW w:type="dxa" w:w="3450"/>
+            <w:tcBorders>
+              <w:top w:val="single" w:color="DDE1E8" w:sz="4"/>
+              <w:left w:val="single" w:color="DDE1E8" w:sz="4"/>
+              <w:bottom w:val="single" w:color="DDE1E8" w:sz="4"/>
+              <w:right w:val="single" w:color="DDE1E8" w:sz="4"/>
+            </w:tcBorders>
+            <w:tcMar>
+              <w:top w:type="dxa" w:w="90"/>
+              <w:left w:type="dxa" w:w="120"/>
+              <w:bottom w:type="dxa" w:w="90"/>
+              <w:right w:type="dxa" w:w="120"/>
+            </w:tcMar>
+            <w:vAlign w:val="center"/>
+          </w:tcPr>
+          <w:p>
+            <w:pPr>
+              <w:spacing w:after="0" w:before="0"/>
+            </w:pPr>
+            <w:r>
+              <w:rPr>
+                <w:rFonts w:ascii="Calibri" w:cs="Calibri" w:eastAsia="Calibri" w:hAnsi="Calibri"/>
+                <w:b/>
+                <w:bCs/>
+                <w:color w:val="1F2430"/>
+                <w:sz w:val="19"/>
+                <w:szCs w:val="19"/>
+              </w:rPr>
+              <w:t xml:space="preserve">Remove a user (kick)</w:t>
+            </w:r>
+          </w:p>
+        </w:tc>
+        <w:tc>
+          <w:tcPr>
+            <w:tcW w:type="dxa" w:w="1350"/>
+            <w:tcBorders>
+              <w:top w:val="single" w:color="DDE1E8" w:sz="4"/>
+              <w:left w:val="single" w:color="DDE1E8" w:sz="4"/>
+              <w:bottom w:val="single" w:color="DDE1E8" w:sz="4"/>
+              <w:right w:val="single" w:color="DDE1E8" w:sz="4"/>
+            </w:tcBorders>
+            <w:shd w:fill="D5F0DC" w:color="auto" w:val="clear"/>
+            <w:tcMar>
+              <w:top w:type="dxa" w:w="90"/>
+              <w:left w:type="dxa" w:w="120"/>
+              <w:bottom w:type="dxa" w:w="90"/>
+              <w:right w:type="dxa" w:w="120"/>
+            </w:tcMar>
+            <w:vAlign w:val="center"/>
+          </w:tcPr>
+          <w:p>
+            <w:pPr>
+              <w:spacing w:after="0" w:before="0"/>
+              <w:jc w:val="center"/>
+            </w:pPr>
+            <w:r>
+              <w:rPr>
+                <w:rFonts w:ascii="Calibri" w:cs="Calibri" w:eastAsia="Calibri" w:hAnsi="Calibri"/>
+                <w:b/>
+                <w:bCs/>
+                <w:color w:val="1B6B3A"/>
+                <w:sz w:val="17"/>
+                <w:szCs w:val="17"/>
+              </w:rPr>
+              <w:t xml:space="preserve">DONE</w:t>
+            </w:r>
+          </w:p>
+        </w:tc>
+        <w:tc>
+          <w:tcPr>
+            <w:tcW w:type="dxa" w:w="2650"/>
+            <w:tcBorders>
+              <w:top w:val="single" w:color="DDE1E8" w:sz="4"/>
+              <w:left w:val="single" w:color="DDE1E8" w:sz="4"/>
+              <w:bottom w:val="single" w:color="DDE1E8" w:sz="4"/>
+              <w:right w:val="single" w:color="DDE1E8" w:sz="4"/>
+            </w:tcBorders>
+            <w:tcMar>
+              <w:top w:type="dxa" w:w="90"/>
+              <w:left w:type="dxa" w:w="120"/>
+              <w:bottom w:type="dxa" w:w="90"/>
+              <w:right w:type="dxa" w:w="120"/>
+            </w:tcMar>
+            <w:vAlign w:val="center"/>
+          </w:tcPr>
+          <w:p>
+            <w:r>
+              <w:rPr>
+                <w:rFonts w:ascii="Consolas" w:cs="Consolas" w:eastAsia="Consolas" w:hAnsi="Consolas"/>
+                <w:color w:val="3B4252"/>
+                <w:sz w:val="17"/>
+                <w:szCs w:val="17"/>
+              </w:rPr>
+              <w:t xml:space="preserve">backend/services/workspaceService.js</w:t>
+            </w:r>
+          </w:p>
+          <w:p>
+            <w:r>
+              <w:rPr>
+                <w:rFonts w:ascii="Consolas" w:cs="Consolas" w:eastAsia="Consolas" w:hAnsi="Consolas"/>
+                <w:color w:val="3B4252"/>
+                <w:sz w:val="17"/>
+                <w:szCs w:val="17"/>
+              </w:rPr>
+              <w:t xml:space="preserve">frontend/src/components/AdminPanel.jsx</w:t>
+            </w:r>
+          </w:p>
+        </w:tc>
+        <w:tc>
+          <w:tcPr>
+            <w:tcW w:type="dxa" w:w="2296"/>
+            <w:tcBorders>
+              <w:top w:val="single" w:color="DDE1E8" w:sz="4"/>
+              <w:left w:val="single" w:color="DDE1E8" w:sz="4"/>
+              <w:bottom w:val="single" w:color="DDE1E8" w:sz="4"/>
+              <w:right w:val="single" w:color="DDE1E8" w:sz="4"/>
+            </w:tcBorders>
+            <w:tcMar>
+              <w:top w:type="dxa" w:w="90"/>
+              <w:left w:type="dxa" w:w="120"/>
+              <w:bottom w:type="dxa" w:w="90"/>
+              <w:right w:type="dxa" w:w="120"/>
+            </w:tcMar>
+            <w:vAlign w:val="center"/>
+          </w:tcPr>
+          <w:p>
+            <w:pPr>
+              <w:spacing w:after="0" w:before="0"/>
+            </w:pPr>
+            <w:r>
+              <w:rPr>
+                <w:rFonts w:ascii="Calibri" w:cs="Calibri" w:eastAsia="Calibri" w:hAnsi="Calibri"/>
+                <w:color w:val="6B7280"/>
+                <w:sz w:val="17"/>
+                <w:szCs w:val="17"/>
+              </w:rPr>
+              <w:t xml:space="preserve">Their sockets are force-disconnected and their token dies on the next connect.</w:t>
+            </w:r>
+          </w:p>
+        </w:tc>
+      </w:tr>
+      <w:tr>
+        <w:tc>
+          <w:tcPr>
+            <w:tcW w:type="dxa" w:w="3450"/>
+            <w:tcBorders>
+              <w:top w:val="single" w:color="DDE1E8" w:sz="4"/>
+              <w:left w:val="single" w:color="DDE1E8" w:sz="4"/>
+              <w:bottom w:val="single" w:color="DDE1E8" w:sz="4"/>
+              <w:right w:val="single" w:color="DDE1E8" w:sz="4"/>
+            </w:tcBorders>
+            <w:tcMar>
+              <w:top w:type="dxa" w:w="90"/>
+              <w:left w:type="dxa" w:w="120"/>
+              <w:bottom w:type="dxa" w:w="90"/>
+              <w:right w:type="dxa" w:w="120"/>
+            </w:tcMar>
+            <w:vAlign w:val="center"/>
+          </w:tcPr>
+          <w:p>
+            <w:pPr>
+              <w:spacing w:after="0" w:before="0"/>
+            </w:pPr>
+            <w:r>
+              <w:rPr>
+                <w:rFonts w:ascii="Calibri" w:cs="Calibri" w:eastAsia="Calibri" w:hAnsi="Calibri"/>
+                <w:b/>
+                <w:bCs/>
+                <w:color w:val="1F2430"/>
+                <w:sz w:val="19"/>
+                <w:szCs w:val="19"/>
+              </w:rPr>
+              <w:t xml:space="preserve">Privilege escalation blocked</w:t>
+            </w:r>
+          </w:p>
+        </w:tc>
+        <w:tc>
+          <w:tcPr>
+            <w:tcW w:type="dxa" w:w="1350"/>
+            <w:tcBorders>
+              <w:top w:val="single" w:color="DDE1E8" w:sz="4"/>
+              <w:left w:val="single" w:color="DDE1E8" w:sz="4"/>
+              <w:bottom w:val="single" w:color="DDE1E8" w:sz="4"/>
+              <w:right w:val="single" w:color="DDE1E8" w:sz="4"/>
+            </w:tcBorders>
+            <w:shd w:fill="D5F0DC" w:color="auto" w:val="clear"/>
+            <w:tcMar>
+              <w:top w:type="dxa" w:w="90"/>
+              <w:left w:type="dxa" w:w="120"/>
+              <w:bottom w:type="dxa" w:w="90"/>
+              <w:right w:type="dxa" w:w="120"/>
+            </w:tcMar>
+            <w:vAlign w:val="center"/>
+          </w:tcPr>
+          <w:p>
+            <w:pPr>
+              <w:spacing w:after="0" w:before="0"/>
+              <w:jc w:val="center"/>
+            </w:pPr>
+            <w:r>
+              <w:rPr>
+                <w:rFonts w:ascii="Calibri" w:cs="Calibri" w:eastAsia="Calibri" w:hAnsi="Calibri"/>
+                <w:b/>
+                <w:bCs/>
+                <w:color w:val="1B6B3A"/>
+                <w:sz w:val="17"/>
+                <w:szCs w:val="17"/>
+              </w:rPr>
+              <w:t xml:space="preserve">DONE</w:t>
+            </w:r>
+          </w:p>
+        </w:tc>
+        <w:tc>
+          <w:tcPr>
+            <w:tcW w:type="dxa" w:w="2650"/>
+            <w:tcBorders>
+              <w:top w:val="single" w:color="DDE1E8" w:sz="4"/>
+              <w:left w:val="single" w:color="DDE1E8" w:sz="4"/>
+              <w:bottom w:val="single" w:color="DDE1E8" w:sz="4"/>
+              <w:right w:val="single" w:color="DDE1E8" w:sz="4"/>
+            </w:tcBorders>
+            <w:tcMar>
+              <w:top w:type="dxa" w:w="90"/>
+              <w:left w:type="dxa" w:w="120"/>
+              <w:bottom w:type="dxa" w:w="90"/>
+              <w:right w:type="dxa" w:w="120"/>
+            </w:tcMar>
+            <w:vAlign w:val="center"/>
+          </w:tcPr>
+          <w:p>
+            <w:r>
+              <w:rPr>
+                <w:rFonts w:ascii="Consolas" w:cs="Consolas" w:eastAsia="Consolas" w:hAnsi="Consolas"/>
+                <w:color w:val="3B4252"/>
+                <w:sz w:val="17"/>
+                <w:szCs w:val="17"/>
+              </w:rPr>
+              <w:t xml:space="preserve">backend/services/socketService.js</w:t>
+            </w:r>
+          </w:p>
+          <w:p>
+            <w:r>
+              <w:rPr>
+                <w:rFonts w:ascii="Consolas" w:cs="Consolas" w:eastAsia="Consolas" w:hAnsi="Consolas"/>
+                <w:color w:val="3B4252"/>
+                <w:sz w:val="17"/>
+                <w:szCs w:val="17"/>
+              </w:rPr>
+              <w:t xml:space="preserve">backend/test-workspace.mjs</w:t>
+            </w:r>
+          </w:p>
+        </w:tc>
+        <w:tc>
+          <w:tcPr>
+            <w:tcW w:type="dxa" w:w="2296"/>
+            <w:tcBorders>
+              <w:top w:val="single" w:color="DDE1E8" w:sz="4"/>
+              <w:left w:val="single" w:color="DDE1E8" w:sz="4"/>
+              <w:bottom w:val="single" w:color="DDE1E8" w:sz="4"/>
+              <w:right w:val="single" w:color="DDE1E8" w:sz="4"/>
+            </w:tcBorders>
+            <w:tcMar>
+              <w:top w:type="dxa" w:w="90"/>
+              <w:left w:type="dxa" w:w="120"/>
+              <w:bottom w:type="dxa" w:w="90"/>
+              <w:right w:type="dxa" w:w="120"/>
+            </w:tcMar>
+            <w:vAlign w:val="center"/>
+          </w:tcPr>
+          <w:p>
+            <w:pPr>
+              <w:spacing w:after="0" w:before="0"/>
+            </w:pPr>
+            <w:r>
+              <w:rPr>
+                <w:rFonts w:ascii="Calibri" w:cs="Calibri" w:eastAsia="Calibri" w:hAnsi="Calibri"/>
+                <w:color w:val="6B7280"/>
+                <w:sz w:val="17"/>
+                <w:szCs w:val="17"/>
+              </w:rPr>
+              <w:t xml:space="preserve">Admin authority is read from the SIGNED token, never from the event payload. A member emitting admin:approve gets an error. Tested.</w:t>
+            </w:r>
+          </w:p>
+        </w:tc>
+      </w:tr>
+      <w:tr>
+        <w:tc>
+          <w:tcPr>
+            <w:tcW w:type="dxa" w:w="3450"/>
+            <w:tcBorders>
+              <w:top w:val="single" w:color="DDE1E8" w:sz="4"/>
+              <w:left w:val="single" w:color="DDE1E8" w:sz="4"/>
+              <w:bottom w:val="single" w:color="DDE1E8" w:sz="4"/>
+              <w:right w:val="single" w:color="DDE1E8" w:sz="4"/>
+            </w:tcBorders>
+            <w:tcMar>
+              <w:top w:type="dxa" w:w="90"/>
+              <w:left w:type="dxa" w:w="120"/>
+              <w:bottom w:type="dxa" w:w="90"/>
+              <w:right w:type="dxa" w:w="120"/>
+            </w:tcMar>
+            <w:vAlign w:val="center"/>
+          </w:tcPr>
+          <w:p>
+            <w:pPr>
+              <w:spacing w:after="0" w:before="0"/>
+            </w:pPr>
+            <w:r>
+              <w:rPr>
+                <w:rFonts w:ascii="Calibri" w:cs="Calibri" w:eastAsia="Calibri" w:hAnsi="Calibri"/>
+                <w:b/>
+                <w:bCs/>
+                <w:color w:val="1F2430"/>
+                <w:sz w:val="19"/>
+                <w:szCs w:val="19"/>
+              </w:rPr>
+              <w:t xml:space="preserve">Input validation, sanitisation, rate limiting</w:t>
+            </w:r>
+          </w:p>
+        </w:tc>
+        <w:tc>
+          <w:tcPr>
+            <w:tcW w:type="dxa" w:w="1350"/>
+            <w:tcBorders>
+              <w:top w:val="single" w:color="DDE1E8" w:sz="4"/>
+              <w:left w:val="single" w:color="DDE1E8" w:sz="4"/>
+              <w:bottom w:val="single" w:color="DDE1E8" w:sz="4"/>
+              <w:right w:val="single" w:color="DDE1E8" w:sz="4"/>
+            </w:tcBorders>
+            <w:shd w:fill="D5F0DC" w:color="auto" w:val="clear"/>
+            <w:tcMar>
+              <w:top w:type="dxa" w:w="90"/>
+              <w:left w:type="dxa" w:w="120"/>
+              <w:bottom w:type="dxa" w:w="90"/>
+              <w:right w:type="dxa" w:w="120"/>
+            </w:tcMar>
+            <w:vAlign w:val="center"/>
+          </w:tcPr>
+          <w:p>
+            <w:pPr>
+              <w:spacing w:after="0" w:before="0"/>
+              <w:jc w:val="center"/>
+            </w:pPr>
+            <w:r>
+              <w:rPr>
+                <w:rFonts w:ascii="Calibri" w:cs="Calibri" w:eastAsia="Calibri" w:hAnsi="Calibri"/>
+                <w:b/>
+                <w:bCs/>
+                <w:color w:val="1B6B3A"/>
+                <w:sz w:val="17"/>
+                <w:szCs w:val="17"/>
+              </w:rPr>
+              <w:t xml:space="preserve">DONE</w:t>
+            </w:r>
+          </w:p>
+        </w:tc>
+        <w:tc>
+          <w:tcPr>
+            <w:tcW w:type="dxa" w:w="2650"/>
+            <w:tcBorders>
+              <w:top w:val="single" w:color="DDE1E8" w:sz="4"/>
+              <w:left w:val="single" w:color="DDE1E8" w:sz="4"/>
+              <w:bottom w:val="single" w:color="DDE1E8" w:sz="4"/>
+              <w:right w:val="single" w:color="DDE1E8" w:sz="4"/>
+            </w:tcBorders>
+            <w:tcMar>
+              <w:top w:type="dxa" w:w="90"/>
+              <w:left w:type="dxa" w:w="120"/>
+              <w:bottom w:type="dxa" w:w="90"/>
+              <w:right w:type="dxa" w:w="120"/>
+            </w:tcMar>
+            <w:vAlign w:val="center"/>
+          </w:tcPr>
+          <w:p>
+            <w:r>
+              <w:rPr>
+                <w:rFonts w:ascii="Consolas" w:cs="Consolas" w:eastAsia="Consolas" w:hAnsi="Consolas"/>
+                <w:color w:val="3B4252"/>
+                <w:sz w:val="17"/>
+                <w:szCs w:val="17"/>
+              </w:rPr>
+              <w:t xml:space="preserve">backend/utils/validate.js</w:t>
+            </w:r>
+          </w:p>
+        </w:tc>
+        <w:tc>
+          <w:tcPr>
+            <w:tcW w:type="dxa" w:w="2296"/>
+            <w:tcBorders>
+              <w:top w:val="single" w:color="DDE1E8" w:sz="4"/>
+              <w:left w:val="single" w:color="DDE1E8" w:sz="4"/>
+              <w:bottom w:val="single" w:color="DDE1E8" w:sz="4"/>
+              <w:right w:val="single" w:color="DDE1E8" w:sz="4"/>
+            </w:tcBorders>
+            <w:tcMar>
+              <w:top w:type="dxa" w:w="90"/>
+              <w:left w:type="dxa" w:w="120"/>
+              <w:bottom w:type="dxa" w:w="90"/>
+              <w:right w:type="dxa" w:w="120"/>
+            </w:tcMar>
+            <w:vAlign w:val="center"/>
+          </w:tcPr>
+          <w:p>
+            <w:pPr>
+              <w:spacing w:after="0" w:before="0"/>
+            </w:pPr>
+            <w:r>
+              <w:rPr>
+                <w:rFonts w:ascii="Calibri" w:cs="Calibri" w:eastAsia="Calibri" w:hAnsi="Calibri"/>
+                <w:color w:val="6B7280"/>
+                <w:sz w:val="17"/>
+                <w:szCs w:val="17"/>
+              </w:rPr>
+              <w:t xml:space="preserve">10 join attempts per IP per workspace per minute. "No such workspace" and "wrong code" return an IDENTICAL message, so the endpoint is not an ID oracle.</w:t>
+            </w:r>
+          </w:p>
+        </w:tc>
+      </w:tr>
+      <w:tr>
+        <w:tc>
+          <w:tcPr>
+            <w:tcW w:type="dxa" w:w="3450"/>
+            <w:tcBorders>
+              <w:top w:val="single" w:color="DDE1E8" w:sz="4"/>
+              <w:left w:val="single" w:color="DDE1E8" w:sz="4"/>
+              <w:bottom w:val="single" w:color="DDE1E8" w:sz="4"/>
+              <w:right w:val="single" w:color="DDE1E8" w:sz="4"/>
+            </w:tcBorders>
+            <w:tcMar>
+              <w:top w:type="dxa" w:w="90"/>
+              <w:left w:type="dxa" w:w="120"/>
+              <w:bottom w:type="dxa" w:w="90"/>
+              <w:right w:type="dxa" w:w="120"/>
+            </w:tcMar>
+            <w:vAlign w:val="center"/>
+          </w:tcPr>
+          <w:p>
+            <w:pPr>
+              <w:spacing w:after="0" w:before="0"/>
+            </w:pPr>
+            <w:r>
+              <w:rPr>
+                <w:rFonts w:ascii="Calibri" w:cs="Calibri" w:eastAsia="Calibri" w:hAnsi="Calibri"/>
+                <w:b/>
+                <w:bCs/>
+                <w:color w:val="1F2430"/>
+                <w:sz w:val="19"/>
+                <w:szCs w:val="19"/>
+              </w:rPr>
+              <w:t xml:space="preserve">Login / Create / Join pages</w:t>
+            </w:r>
+          </w:p>
+        </w:tc>
+        <w:tc>
+          <w:tcPr>
+            <w:tcW w:type="dxa" w:w="1350"/>
+            <w:tcBorders>
+              <w:top w:val="single" w:color="DDE1E8" w:sz="4"/>
+              <w:left w:val="single" w:color="DDE1E8" w:sz="4"/>
+              <w:bottom w:val="single" w:color="DDE1E8" w:sz="4"/>
+              <w:right w:val="single" w:color="DDE1E8" w:sz="4"/>
+            </w:tcBorders>
+            <w:shd w:fill="D5F0DC" w:color="auto" w:val="clear"/>
+            <w:tcMar>
+              <w:top w:type="dxa" w:w="90"/>
+              <w:left w:type="dxa" w:w="120"/>
+              <w:bottom w:type="dxa" w:w="90"/>
+              <w:right w:type="dxa" w:w="120"/>
+            </w:tcMar>
+            <w:vAlign w:val="center"/>
+          </w:tcPr>
+          <w:p>
+            <w:pPr>
+              <w:spacing w:after="0" w:before="0"/>
+              <w:jc w:val="center"/>
+            </w:pPr>
+            <w:r>
+              <w:rPr>
+                <w:rFonts w:ascii="Calibri" w:cs="Calibri" w:eastAsia="Calibri" w:hAnsi="Calibri"/>
+                <w:b/>
+                <w:bCs/>
+                <w:color w:val="1B6B3A"/>
+                <w:sz w:val="17"/>
+                <w:szCs w:val="17"/>
+              </w:rPr>
+              <w:t xml:space="preserve">DONE</w:t>
+            </w:r>
+          </w:p>
+        </w:tc>
+        <w:tc>
+          <w:tcPr>
+            <w:tcW w:type="dxa" w:w="2650"/>
+            <w:tcBorders>
+              <w:top w:val="single" w:color="DDE1E8" w:sz="4"/>
+              <w:left w:val="single" w:color="DDE1E8" w:sz="4"/>
+              <w:bottom w:val="single" w:color="DDE1E8" w:sz="4"/>
+              <w:right w:val="single" w:color="DDE1E8" w:sz="4"/>
+            </w:tcBorders>
+            <w:tcMar>
+              <w:top w:type="dxa" w:w="90"/>
+              <w:left w:type="dxa" w:w="120"/>
+              <w:bottom w:type="dxa" w:w="90"/>
+              <w:right w:type="dxa" w:w="120"/>
+            </w:tcMar>
+            <w:vAlign w:val="center"/>
+          </w:tcPr>
+          <w:p>
+            <w:r>
+              <w:rPr>
+                <w:rFonts w:ascii="Consolas" w:cs="Consolas" w:eastAsia="Consolas" w:hAnsi="Consolas"/>
+                <w:color w:val="3B4252"/>
+                <w:sz w:val="17"/>
+                <w:szCs w:val="17"/>
+              </w:rPr>
+              <w:t xml:space="preserve">frontend/src/pages/Landing.jsx</w:t>
+            </w:r>
+          </w:p>
+          <w:p>
+            <w:r>
+              <w:rPr>
+                <w:rFonts w:ascii="Consolas" w:cs="Consolas" w:eastAsia="Consolas" w:hAnsi="Consolas"/>
+                <w:color w:val="3B4252"/>
+                <w:sz w:val="17"/>
+                <w:szCs w:val="17"/>
+              </w:rPr>
+              <w:t xml:space="preserve">frontend/src/pages/CreateWorkspace.jsx</w:t>
+            </w:r>
+          </w:p>
+          <w:p>
+            <w:r>
+              <w:rPr>
+                <w:rFonts w:ascii="Consolas" w:cs="Consolas" w:eastAsia="Consolas" w:hAnsi="Consolas"/>
+                <w:color w:val="3B4252"/>
+                <w:sz w:val="17"/>
+                <w:szCs w:val="17"/>
+              </w:rPr>
+              <w:t xml:space="preserve">frontend/src/pages/JoinWorkspace.jsx</w:t>
+            </w:r>
+          </w:p>
+        </w:tc>
+        <w:tc>
+          <w:tcPr>
+            <w:tcW w:type="dxa" w:w="2296"/>
+            <w:tcBorders>
+              <w:top w:val="single" w:color="DDE1E8" w:sz="4"/>
+              <w:left w:val="single" w:color="DDE1E8" w:sz="4"/>
+              <w:bottom w:val="single" w:color="DDE1E8" w:sz="4"/>
+              <w:right w:val="single" w:color="DDE1E8" w:sz="4"/>
+            </w:tcBorders>
+            <w:tcMar>
+              <w:top w:type="dxa" w:w="90"/>
+              <w:left w:type="dxa" w:w="120"/>
+              <w:bottom w:type="dxa" w:w="90"/>
+              <w:right w:type="dxa" w:w="120"/>
+            </w:tcMar>
+            <w:vAlign w:val="center"/>
+          </w:tcPr>
+          <w:p>
+            <w:pPr>
+              <w:spacing w:after="0" w:before="0"/>
+            </w:pPr>
+            <w:r>
+              <w:rPr>
+                <w:rFonts w:ascii="Calibri" w:cs="Calibri" w:eastAsia="Calibri" w:hAnsi="Calibri"/>
+                <w:color w:val="6B7280"/>
+                <w:sz w:val="17"/>
+                <w:szCs w:val="17"/>
+              </w:rPr>
+              <w:t xml:space="preserve">Landing now offers exactly two doors: Create or Join.</w:t>
+            </w:r>
+          </w:p>
+        </w:tc>
+      </w:tr>
+      <w:tr>
+        <w:tc>
+          <w:tcPr>
+            <w:tcW w:type="dxa" w:w="3450"/>
+            <w:tcBorders>
+              <w:top w:val="single" w:color="DDE1E8" w:sz="4"/>
+              <w:left w:val="single" w:color="DDE1E8" w:sz="4"/>
+              <w:bottom w:val="single" w:color="DDE1E8" w:sz="4"/>
+              <w:right w:val="single" w:color="DDE1E8" w:sz="4"/>
+            </w:tcBorders>
+            <w:tcMar>
+              <w:top w:type="dxa" w:w="90"/>
+              <w:left w:type="dxa" w:w="120"/>
+              <w:bottom w:type="dxa" w:w="90"/>
+              <w:right w:type="dxa" w:w="120"/>
+            </w:tcMar>
+            <w:vAlign w:val="center"/>
+          </w:tcPr>
+          <w:p>
+            <w:pPr>
+              <w:spacing w:after="0" w:before="0"/>
+            </w:pPr>
+            <w:r>
+              <w:rPr>
+                <w:rFonts w:ascii="Calibri" w:cs="Calibri" w:eastAsia="Calibri" w:hAnsi="Calibri"/>
+                <w:b/>
+                <w:bCs/>
+                <w:color w:val="1F2430"/>
+                <w:sz w:val="19"/>
+                <w:szCs w:val="19"/>
+              </w:rPr>
+              <w:t xml:space="preserve">Store token, protect routes, attach token to socket</w:t>
+            </w:r>
+          </w:p>
+        </w:tc>
+        <w:tc>
+          <w:tcPr>
+            <w:tcW w:type="dxa" w:w="1350"/>
+            <w:tcBorders>
+              <w:top w:val="single" w:color="DDE1E8" w:sz="4"/>
+              <w:left w:val="single" w:color="DDE1E8" w:sz="4"/>
+              <w:bottom w:val="single" w:color="DDE1E8" w:sz="4"/>
+              <w:right w:val="single" w:color="DDE1E8" w:sz="4"/>
+            </w:tcBorders>
+            <w:shd w:fill="D5F0DC" w:color="auto" w:val="clear"/>
+            <w:tcMar>
+              <w:top w:type="dxa" w:w="90"/>
+              <w:left w:type="dxa" w:w="120"/>
+              <w:bottom w:type="dxa" w:w="90"/>
+              <w:right w:type="dxa" w:w="120"/>
+            </w:tcMar>
+            <w:vAlign w:val="center"/>
+          </w:tcPr>
+          <w:p>
+            <w:pPr>
+              <w:spacing w:after="0" w:before="0"/>
+              <w:jc w:val="center"/>
+            </w:pPr>
+            <w:r>
+              <w:rPr>
+                <w:rFonts w:ascii="Calibri" w:cs="Calibri" w:eastAsia="Calibri" w:hAnsi="Calibri"/>
+                <w:b/>
+                <w:bCs/>
+                <w:color w:val="1B6B3A"/>
+                <w:sz w:val="17"/>
+                <w:szCs w:val="17"/>
+              </w:rPr>
+              <w:t xml:space="preserve">DONE</w:t>
+            </w:r>
+          </w:p>
+        </w:tc>
+        <w:tc>
+          <w:tcPr>
+            <w:tcW w:type="dxa" w:w="2650"/>
+            <w:tcBorders>
+              <w:top w:val="single" w:color="DDE1E8" w:sz="4"/>
+              <w:left w:val="single" w:color="DDE1E8" w:sz="4"/>
+              <w:bottom w:val="single" w:color="DDE1E8" w:sz="4"/>
+              <w:right w:val="single" w:color="DDE1E8" w:sz="4"/>
+            </w:tcBorders>
+            <w:tcMar>
+              <w:top w:type="dxa" w:w="90"/>
+              <w:left w:type="dxa" w:w="120"/>
+              <w:bottom w:type="dxa" w:w="90"/>
+              <w:right w:type="dxa" w:w="120"/>
+            </w:tcMar>
+            <w:vAlign w:val="center"/>
+          </w:tcPr>
+          <w:p>
+            <w:r>
+              <w:rPr>
+                <w:rFonts w:ascii="Consolas" w:cs="Consolas" w:eastAsia="Consolas" w:hAnsi="Consolas"/>
+                <w:color w:val="3B4252"/>
+                <w:sz w:val="17"/>
+                <w:szCs w:val="17"/>
+              </w:rPr>
+              <w:t xml:space="preserve">frontend/src/utils/session.js</w:t>
+            </w:r>
+          </w:p>
+          <w:p>
+            <w:r>
+              <w:rPr>
+                <w:rFonts w:ascii="Consolas" w:cs="Consolas" w:eastAsia="Consolas" w:hAnsi="Consolas"/>
+                <w:color w:val="3B4252"/>
+                <w:sz w:val="17"/>
+                <w:szCs w:val="17"/>
+              </w:rPr>
+              <w:t xml:space="preserve">frontend/src/utils/socket.js</w:t>
+            </w:r>
+          </w:p>
+        </w:tc>
+        <w:tc>
+          <w:tcPr>
+            <w:tcW w:type="dxa" w:w="2296"/>
+            <w:tcBorders>
+              <w:top w:val="single" w:color="DDE1E8" w:sz="4"/>
+              <w:left w:val="single" w:color="DDE1E8" w:sz="4"/>
+              <w:bottom w:val="single" w:color="DDE1E8" w:sz="4"/>
+              <w:right w:val="single" w:color="DDE1E8" w:sz="4"/>
+            </w:tcBorders>
+            <w:tcMar>
+              <w:top w:type="dxa" w:w="90"/>
+              <w:left w:type="dxa" w:w="120"/>
+              <w:bottom w:type="dxa" w:w="90"/>
+              <w:right w:type="dxa" w:w="120"/>
+            </w:tcMar>
+            <w:vAlign w:val="center"/>
+          </w:tcPr>
+          <w:p>
+            <w:pPr>
+              <w:spacing w:after="0" w:before="0"/>
+            </w:pPr>
+            <w:r>
+              <w:rPr>
+                <w:rFonts w:ascii="Calibri" w:cs="Calibri" w:eastAsia="Calibri" w:hAnsi="Calibri"/>
+                <w:color w:val="6B7280"/>
+                <w:sz w:val="17"/>
+                <w:szCs w:val="17"/>
+              </w:rPr>
+              <w:t xml:space="preserve">sessionStorage, so two tabs can be two different users - which is how you demo it.</w:t>
+            </w:r>
+          </w:p>
+        </w:tc>
+      </w:tr>
+      <w:tr>
+        <w:tc>
+          <w:tcPr>
+            <w:tcW w:type="dxa" w:w="3450"/>
+            <w:tcBorders>
+              <w:top w:val="single" w:color="DDE1E8" w:sz="4"/>
+              <w:left w:val="single" w:color="DDE1E8" w:sz="4"/>
+              <w:bottom w:val="single" w:color="DDE1E8" w:sz="4"/>
+              <w:right w:val="single" w:color="DDE1E8" w:sz="4"/>
+            </w:tcBorders>
+            <w:tcMar>
+              <w:top w:type="dxa" w:w="90"/>
+              <w:left w:type="dxa" w:w="120"/>
+              <w:bottom w:type="dxa" w:w="90"/>
+              <w:right w:type="dxa" w:w="120"/>
+            </w:tcMar>
+            <w:vAlign w:val="center"/>
+          </w:tcPr>
+          <w:p>
+            <w:pPr>
+              <w:spacing w:after="0" w:before="0"/>
+            </w:pPr>
+            <w:r>
+              <w:rPr>
+                <w:rFonts w:ascii="Calibri" w:cs="Calibri" w:eastAsia="Calibri" w:hAnsi="Calibri"/>
+                <w:b/>
+                <w:bCs/>
+                <w:color w:val="1F2430"/>
+                <w:sz w:val="19"/>
+                <w:szCs w:val="19"/>
+              </w:rPr>
+              <w:t xml:space="preserve">List MY workspaces / invite by name</w:t>
+            </w:r>
+          </w:p>
+        </w:tc>
+        <w:tc>
+          <w:tcPr>
+            <w:tcW w:type="dxa" w:w="1350"/>
+            <w:tcBorders>
+              <w:top w:val="single" w:color="DDE1E8" w:sz="4"/>
+              <w:left w:val="single" w:color="DDE1E8" w:sz="4"/>
+              <w:bottom w:val="single" w:color="DDE1E8" w:sz="4"/>
+              <w:right w:val="single" w:color="DDE1E8" w:sz="4"/>
+            </w:tcBorders>
+            <w:shd w:fill="FBE0CC" w:color="auto" w:val="clear"/>
+            <w:tcMar>
+              <w:top w:type="dxa" w:w="90"/>
+              <w:left w:type="dxa" w:w="120"/>
+              <w:bottom w:type="dxa" w:w="90"/>
+              <w:right w:type="dxa" w:w="120"/>
+            </w:tcMar>
+            <w:vAlign w:val="center"/>
+          </w:tcPr>
+          <w:p>
+            <w:pPr>
+              <w:spacing w:after="0" w:before="0"/>
+              <w:jc w:val="center"/>
+            </w:pPr>
+            <w:r>
+              <w:rPr>
+                <w:rFonts w:ascii="Calibri" w:cs="Calibri" w:eastAsia="Calibri" w:hAnsi="Calibri"/>
+                <w:b/>
+                <w:bCs/>
+                <w:color w:val="9C4A1F"/>
+                <w:sz w:val="17"/>
+                <w:szCs w:val="17"/>
+              </w:rPr>
+              <w:t xml:space="preserve">OPTIONAL</w:t>
             </w:r>
           </w:p>
         </w:tc>
@@ -7200,7 +9465,7 @@
                 <w:sz w:val="17"/>
                 <w:szCs w:val="17"/>
               </w:rPr>
-              <w:t xml:space="preserve">models/User.js. Blueprint 8.1 gives you the exact schema.</w:t>
+              <w:t xml:space="preserve">Not built. Would need a global user identity, which the current design deliberately avoids. Optional.</w:t>
             </w:r>
           </w:p>
         </w:tc>
@@ -7236,7 +9501,7 @@
                 <w:sz w:val="19"/>
                 <w:szCs w:val="19"/>
               </w:rPr>
-              <w:t xml:space="preserve">POST /api/auth/register and /api/auth/login</w:t>
+              <w:t xml:space="preserve">Log every update to updatelogs (for replay)</w:t>
             </w:r>
           </w:p>
         </w:tc>
@@ -7336,7 +9601,7 @@
                 <w:sz w:val="17"/>
                 <w:szCs w:val="17"/>
               </w:rPr>
-              <w:t xml:space="preserve">controllers/authController.js + routes/authRoutes.js. Blueprint Part 12.1.</w:t>
+              <w:t xml:space="preserve">STILL MISSING. Append { roomId, payload, timestamp } on each sync-update. Prerequisite for the next row.</w:t>
             </w:r>
           </w:p>
         </w:tc>
@@ -7372,7 +9637,7 @@
                 <w:sz w:val="19"/>
                 <w:szCs w:val="19"/>
               </w:rPr>
-              <w:t xml:space="preserve">Issue + verify JWT</w:t>
+              <w:t xml:space="preserve">Socket events get-replay-logs / replay-logs</w:t>
             </w:r>
           </w:p>
         </w:tc>
@@ -7472,7 +9737,7 @@
                 <w:sz w:val="17"/>
                 <w:szCs w:val="17"/>
               </w:rPr>
-              <w:t xml:space="preserve">middleware/authMiddleware.js. jsonwebtoken package not installed yet.</w:t>
+              <w:t xml:space="preserve">STILL MISSING. Blueprint Part 13.</w:t>
             </w:r>
           </w:p>
         </w:tc>
@@ -7508,140 +9773,7 @@
                 <w:sz w:val="19"/>
                 <w:szCs w:val="19"/>
               </w:rPr>
-              <w:t xml:space="preserve">AUTHENTICATE THE SOCKET HANDSHAKE</w:t>
-            </w:r>
-          </w:p>
-        </w:tc>
-        <w:tc>
-          <w:tcPr>
-            <w:tcW w:type="dxa" w:w="1350"/>
-            <w:tcBorders>
-              <w:top w:val="single" w:color="DDE1E8" w:sz="4"/>
-              <w:left w:val="single" w:color="DDE1E8" w:sz="4"/>
-              <w:bottom w:val="single" w:color="DDE1E8" w:sz="4"/>
-              <w:right w:val="single" w:color="DDE1E8" w:sz="4"/>
-            </w:tcBorders>
-            <w:shd w:fill="FADBD8" w:color="auto" w:val="clear"/>
-            <w:tcMar>
-              <w:top w:type="dxa" w:w="90"/>
-              <w:left w:type="dxa" w:w="120"/>
-              <w:bottom w:type="dxa" w:w="90"/>
-              <w:right w:type="dxa" w:w="120"/>
-            </w:tcMar>
-            <w:vAlign w:val="center"/>
-          </w:tcPr>
-          <w:p>
-            <w:pPr>
-              <w:spacing w:after="0" w:before="0"/>
-              <w:jc w:val="center"/>
-            </w:pPr>
-            <w:r>
-              <w:rPr>
-                <w:rFonts w:ascii="Calibri" w:cs="Calibri" w:eastAsia="Calibri" w:hAnsi="Calibri"/>
-                <w:b/>
-                <w:bCs/>
-                <w:color w:val="922B21"/>
-                <w:sz w:val="17"/>
-                <w:szCs w:val="17"/>
-              </w:rPr>
-              <w:t xml:space="preserve">NOT STARTED</w:t>
-            </w:r>
-          </w:p>
-        </w:tc>
-        <w:tc>
-          <w:tcPr>
-            <w:tcW w:type="dxa" w:w="2650"/>
-            <w:tcBorders>
-              <w:top w:val="single" w:color="DDE1E8" w:sz="4"/>
-              <w:left w:val="single" w:color="DDE1E8" w:sz="4"/>
-              <w:bottom w:val="single" w:color="DDE1E8" w:sz="4"/>
-              <w:right w:val="single" w:color="DDE1E8" w:sz="4"/>
-            </w:tcBorders>
-            <w:tcMar>
-              <w:top w:type="dxa" w:w="90"/>
-              <w:left w:type="dxa" w:w="120"/>
-              <w:bottom w:type="dxa" w:w="90"/>
-              <w:right w:type="dxa" w:w="120"/>
-            </w:tcMar>
-            <w:vAlign w:val="center"/>
-          </w:tcPr>
-          <w:p>
-            <w:r>
-              <w:rPr>
-                <w:rFonts w:ascii="Consolas" w:cs="Consolas" w:eastAsia="Consolas" w:hAnsi="Consolas"/>
-                <w:color w:val="3B4252"/>
-                <w:sz w:val="17"/>
-                <w:szCs w:val="17"/>
-              </w:rPr>
-              <w:t xml:space="preserve">backend/services/socketService.js</w:t>
-            </w:r>
-          </w:p>
-        </w:tc>
-        <w:tc>
-          <w:tcPr>
-            <w:tcW w:type="dxa" w:w="2296"/>
-            <w:tcBorders>
-              <w:top w:val="single" w:color="DDE1E8" w:sz="4"/>
-              <w:left w:val="single" w:color="DDE1E8" w:sz="4"/>
-              <w:bottom w:val="single" w:color="DDE1E8" w:sz="4"/>
-              <w:right w:val="single" w:color="DDE1E8" w:sz="4"/>
-            </w:tcBorders>
-            <w:tcMar>
-              <w:top w:type="dxa" w:w="90"/>
-              <w:left w:type="dxa" w:w="120"/>
-              <w:bottom w:type="dxa" w:w="90"/>
-              <w:right w:type="dxa" w:w="120"/>
-            </w:tcMar>
-            <w:vAlign w:val="center"/>
-          </w:tcPr>
-          <w:p>
-            <w:pPr>
-              <w:spacing w:after="0" w:before="0"/>
-            </w:pPr>
-            <w:r>
-              <w:rPr>
-                <w:rFonts w:ascii="Calibri" w:cs="Calibri" w:eastAsia="Calibri" w:hAnsi="Calibri"/>
-                <w:color w:val="6B7280"/>
-                <w:sz w:val="17"/>
-                <w:szCs w:val="17"/>
-              </w:rPr>
-              <w:t xml:space="preserve">io.use((socket,next)=&gt;{ verify socket.handshake.auth.token }). Right now ANY client can connect.</w:t>
-            </w:r>
-          </w:p>
-        </w:tc>
-      </w:tr>
-      <w:tr>
-        <w:tc>
-          <w:tcPr>
-            <w:tcW w:type="dxa" w:w="3450"/>
-            <w:tcBorders>
-              <w:top w:val="single" w:color="DDE1E8" w:sz="4"/>
-              <w:left w:val="single" w:color="DDE1E8" w:sz="4"/>
-              <w:bottom w:val="single" w:color="DDE1E8" w:sz="4"/>
-              <w:right w:val="single" w:color="DDE1E8" w:sz="4"/>
-            </w:tcBorders>
-            <w:tcMar>
-              <w:top w:type="dxa" w:w="90"/>
-              <w:left w:type="dxa" w:w="120"/>
-              <w:bottom w:type="dxa" w:w="90"/>
-              <w:right w:type="dxa" w:w="120"/>
-            </w:tcMar>
-            <w:vAlign w:val="center"/>
-          </w:tcPr>
-          <w:p>
-            <w:pPr>
-              <w:spacing w:after="0" w:before="0"/>
-            </w:pPr>
-            <w:r>
-              <w:rPr>
-                <w:rFonts w:ascii="Calibri" w:cs="Calibri" w:eastAsia="Calibri" w:hAnsi="Calibri"/>
-                <w:b/>
-                <w:bCs/>
-                <w:color w:val="1F2430"/>
-                <w:sz w:val="19"/>
-                <w:szCs w:val="19"/>
-              </w:rPr>
-              <w:t xml:space="preserve">Room creation endpoint + invite users</w:t>
+              <w:t xml:space="preserve">REPLAY: scrub backward through session history</w:t>
             </w:r>
           </w:p>
         </w:tc>
@@ -7741,953 +9873,7 @@
                 <w:sz w:val="17"/>
                 <w:szCs w:val="17"/>
               </w:rPr>
-              <w:t xml:space="preserve">controllers/roomController.js. Blueprint Part 12.2.</w:t>
-            </w:r>
-          </w:p>
-        </w:tc>
-      </w:tr>
-      <w:tr>
-        <w:tc>
-          <w:tcPr>
-            <w:tcW w:type="dxa" w:w="3450"/>
-            <w:tcBorders>
-              <w:top w:val="single" w:color="DDE1E8" w:sz="4"/>
-              <w:left w:val="single" w:color="DDE1E8" w:sz="4"/>
-              <w:bottom w:val="single" w:color="DDE1E8" w:sz="4"/>
-              <w:right w:val="single" w:color="DDE1E8" w:sz="4"/>
-            </w:tcBorders>
-            <w:tcMar>
-              <w:top w:type="dxa" w:w="90"/>
-              <w:left w:type="dxa" w:w="120"/>
-              <w:bottom w:type="dxa" w:w="90"/>
-              <w:right w:type="dxa" w:w="120"/>
-            </w:tcMar>
-            <w:vAlign w:val="center"/>
-          </w:tcPr>
-          <w:p>
-            <w:pPr>
-              <w:spacing w:after="0" w:before="0"/>
-            </w:pPr>
-            <w:r>
-              <w:rPr>
-                <w:rFonts w:ascii="Calibri" w:cs="Calibri" w:eastAsia="Calibri" w:hAnsi="Calibri"/>
-                <w:b/>
-                <w:bCs/>
-                <w:color w:val="1F2430"/>
-                <w:sz w:val="19"/>
-                <w:szCs w:val="19"/>
-              </w:rPr>
-              <w:t xml:space="preserve">ENFORCE: user can only join a room they were invited to</w:t>
-            </w:r>
-          </w:p>
-        </w:tc>
-        <w:tc>
-          <w:tcPr>
-            <w:tcW w:type="dxa" w:w="1350"/>
-            <w:tcBorders>
-              <w:top w:val="single" w:color="DDE1E8" w:sz="4"/>
-              <w:left w:val="single" w:color="DDE1E8" w:sz="4"/>
-              <w:bottom w:val="single" w:color="DDE1E8" w:sz="4"/>
-              <w:right w:val="single" w:color="DDE1E8" w:sz="4"/>
-            </w:tcBorders>
-            <w:shd w:fill="FADBD8" w:color="auto" w:val="clear"/>
-            <w:tcMar>
-              <w:top w:type="dxa" w:w="90"/>
-              <w:left w:type="dxa" w:w="120"/>
-              <w:bottom w:type="dxa" w:w="90"/>
-              <w:right w:type="dxa" w:w="120"/>
-            </w:tcMar>
-            <w:vAlign w:val="center"/>
-          </w:tcPr>
-          <w:p>
-            <w:pPr>
-              <w:spacing w:after="0" w:before="0"/>
-              <w:jc w:val="center"/>
-            </w:pPr>
-            <w:r>
-              <w:rPr>
-                <w:rFonts w:ascii="Calibri" w:cs="Calibri" w:eastAsia="Calibri" w:hAnsi="Calibri"/>
-                <w:b/>
-                <w:bCs/>
-                <w:color w:val="922B21"/>
-                <w:sz w:val="17"/>
-                <w:szCs w:val="17"/>
-              </w:rPr>
-              <w:t xml:space="preserve">NOT STARTED</w:t>
-            </w:r>
-          </w:p>
-        </w:tc>
-        <w:tc>
-          <w:tcPr>
-            <w:tcW w:type="dxa" w:w="2650"/>
-            <w:tcBorders>
-              <w:top w:val="single" w:color="DDE1E8" w:sz="4"/>
-              <w:left w:val="single" w:color="DDE1E8" w:sz="4"/>
-              <w:bottom w:val="single" w:color="DDE1E8" w:sz="4"/>
-              <w:right w:val="single" w:color="DDE1E8" w:sz="4"/>
-            </w:tcBorders>
-            <w:tcMar>
-              <w:top w:type="dxa" w:w="90"/>
-              <w:left w:type="dxa" w:w="120"/>
-              <w:bottom w:type="dxa" w:w="90"/>
-              <w:right w:type="dxa" w:w="120"/>
-            </w:tcMar>
-            <w:vAlign w:val="center"/>
-          </w:tcPr>
-          <w:p>
-            <w:r>
-              <w:rPr>
-                <w:rFonts w:ascii="Consolas" w:cs="Consolas" w:eastAsia="Consolas" w:hAnsi="Consolas"/>
-                <w:color w:val="3B4252"/>
-                <w:sz w:val="17"/>
-                <w:szCs w:val="17"/>
-              </w:rPr>
-              <w:t xml:space="preserve">backend/services/socketService.js</w:t>
-            </w:r>
-          </w:p>
-        </w:tc>
-        <w:tc>
-          <w:tcPr>
-            <w:tcW w:type="dxa" w:w="2296"/>
-            <w:tcBorders>
-              <w:top w:val="single" w:color="DDE1E8" w:sz="4"/>
-              <w:left w:val="single" w:color="DDE1E8" w:sz="4"/>
-              <w:bottom w:val="single" w:color="DDE1E8" w:sz="4"/>
-              <w:right w:val="single" w:color="DDE1E8" w:sz="4"/>
-            </w:tcBorders>
-            <w:tcMar>
-              <w:top w:type="dxa" w:w="90"/>
-              <w:left w:type="dxa" w:w="120"/>
-              <w:bottom w:type="dxa" w:w="90"/>
-              <w:right w:type="dxa" w:w="120"/>
-            </w:tcMar>
-            <w:vAlign w:val="center"/>
-          </w:tcPr>
-          <w:p>
-            <w:pPr>
-              <w:spacing w:after="0" w:before="0"/>
-            </w:pPr>
-            <w:r>
-              <w:rPr>
-                <w:rFonts w:ascii="Calibri" w:cs="Calibri" w:eastAsia="Calibri" w:hAnsi="Calibri"/>
-                <w:color w:val="6B7280"/>
-                <w:sz w:val="17"/>
-                <w:szCs w:val="17"/>
-              </w:rPr>
-              <w:t xml:space="preserve">The headline Week 4 deliverable. join-room must check room.allowedUsers before socket.join().</w:t>
-            </w:r>
-          </w:p>
-        </w:tc>
-      </w:tr>
-      <w:tr>
-        <w:tc>
-          <w:tcPr>
-            <w:tcW w:type="dxa" w:w="3450"/>
-            <w:tcBorders>
-              <w:top w:val="single" w:color="DDE1E8" w:sz="4"/>
-              <w:left w:val="single" w:color="DDE1E8" w:sz="4"/>
-              <w:bottom w:val="single" w:color="DDE1E8" w:sz="4"/>
-              <w:right w:val="single" w:color="DDE1E8" w:sz="4"/>
-            </w:tcBorders>
-            <w:tcMar>
-              <w:top w:type="dxa" w:w="90"/>
-              <w:left w:type="dxa" w:w="120"/>
-              <w:bottom w:type="dxa" w:w="90"/>
-              <w:right w:type="dxa" w:w="120"/>
-            </w:tcMar>
-            <w:vAlign w:val="center"/>
-          </w:tcPr>
-          <w:p>
-            <w:pPr>
-              <w:spacing w:after="0" w:before="0"/>
-            </w:pPr>
-            <w:r>
-              <w:rPr>
-                <w:rFonts w:ascii="Calibri" w:cs="Calibri" w:eastAsia="Calibri" w:hAnsi="Calibri"/>
-                <w:b/>
-                <w:bCs/>
-                <w:color w:val="1F2430"/>
-                <w:sz w:val="19"/>
-                <w:szCs w:val="19"/>
-              </w:rPr>
-              <w:t xml:space="preserve">Log every update to updatelogs (for replay)</w:t>
-            </w:r>
-          </w:p>
-        </w:tc>
-        <w:tc>
-          <w:tcPr>
-            <w:tcW w:type="dxa" w:w="1350"/>
-            <w:tcBorders>
-              <w:top w:val="single" w:color="DDE1E8" w:sz="4"/>
-              <w:left w:val="single" w:color="DDE1E8" w:sz="4"/>
-              <w:bottom w:val="single" w:color="DDE1E8" w:sz="4"/>
-              <w:right w:val="single" w:color="DDE1E8" w:sz="4"/>
-            </w:tcBorders>
-            <w:shd w:fill="FADBD8" w:color="auto" w:val="clear"/>
-            <w:tcMar>
-              <w:top w:type="dxa" w:w="90"/>
-              <w:left w:type="dxa" w:w="120"/>
-              <w:bottom w:type="dxa" w:w="90"/>
-              <w:right w:type="dxa" w:w="120"/>
-            </w:tcMar>
-            <w:vAlign w:val="center"/>
-          </w:tcPr>
-          <w:p>
-            <w:pPr>
-              <w:spacing w:after="0" w:before="0"/>
-              <w:jc w:val="center"/>
-            </w:pPr>
-            <w:r>
-              <w:rPr>
-                <w:rFonts w:ascii="Calibri" w:cs="Calibri" w:eastAsia="Calibri" w:hAnsi="Calibri"/>
-                <w:b/>
-                <w:bCs/>
-                <w:color w:val="922B21"/>
-                <w:sz w:val="17"/>
-                <w:szCs w:val="17"/>
-              </w:rPr>
-              <w:t xml:space="preserve">NOT STARTED</w:t>
-            </w:r>
-          </w:p>
-        </w:tc>
-        <w:tc>
-          <w:tcPr>
-            <w:tcW w:type="dxa" w:w="2650"/>
-            <w:tcBorders>
-              <w:top w:val="single" w:color="DDE1E8" w:sz="4"/>
-              <w:left w:val="single" w:color="DDE1E8" w:sz="4"/>
-              <w:bottom w:val="single" w:color="DDE1E8" w:sz="4"/>
-              <w:right w:val="single" w:color="DDE1E8" w:sz="4"/>
-            </w:tcBorders>
-            <w:tcMar>
-              <w:top w:type="dxa" w:w="90"/>
-              <w:left w:type="dxa" w:w="120"/>
-              <w:bottom w:type="dxa" w:w="90"/>
-              <w:right w:type="dxa" w:w="120"/>
-            </w:tcMar>
-            <w:vAlign w:val="center"/>
-          </w:tcPr>
-          <w:p>
-            <w:pPr>
-              <w:spacing w:after="0" w:before="0"/>
-            </w:pPr>
-            <w:r>
-              <w:rPr>
-                <w:rFonts w:ascii="Calibri" w:cs="Calibri" w:eastAsia="Calibri" w:hAnsi="Calibri"/>
-                <w:color w:val="6B7280"/>
-                <w:sz w:val="19"/>
-                <w:szCs w:val="19"/>
-              </w:rPr>
-              <w:t xml:space="preserve">—</w:t>
-            </w:r>
-          </w:p>
-        </w:tc>
-        <w:tc>
-          <w:tcPr>
-            <w:tcW w:type="dxa" w:w="2296"/>
-            <w:tcBorders>
-              <w:top w:val="single" w:color="DDE1E8" w:sz="4"/>
-              <w:left w:val="single" w:color="DDE1E8" w:sz="4"/>
-              <w:bottom w:val="single" w:color="DDE1E8" w:sz="4"/>
-              <w:right w:val="single" w:color="DDE1E8" w:sz="4"/>
-            </w:tcBorders>
-            <w:tcMar>
-              <w:top w:type="dxa" w:w="90"/>
-              <w:left w:type="dxa" w:w="120"/>
-              <w:bottom w:type="dxa" w:w="90"/>
-              <w:right w:type="dxa" w:w="120"/>
-            </w:tcMar>
-            <w:vAlign w:val="center"/>
-          </w:tcPr>
-          <w:p>
-            <w:pPr>
-              <w:spacing w:after="0" w:before="0"/>
-            </w:pPr>
-            <w:r>
-              <w:rPr>
-                <w:rFonts w:ascii="Calibri" w:cs="Calibri" w:eastAsia="Calibri" w:hAnsi="Calibri"/>
-                <w:color w:val="6B7280"/>
-                <w:sz w:val="17"/>
-                <w:szCs w:val="17"/>
-              </w:rPr>
-              <w:t xml:space="preserve">Append { roomId, payload, timestamp } on each sync-update.</w:t>
-            </w:r>
-          </w:p>
-        </w:tc>
-      </w:tr>
-      <w:tr>
-        <w:tc>
-          <w:tcPr>
-            <w:tcW w:type="dxa" w:w="3450"/>
-            <w:tcBorders>
-              <w:top w:val="single" w:color="DDE1E8" w:sz="4"/>
-              <w:left w:val="single" w:color="DDE1E8" w:sz="4"/>
-              <w:bottom w:val="single" w:color="DDE1E8" w:sz="4"/>
-              <w:right w:val="single" w:color="DDE1E8" w:sz="4"/>
-            </w:tcBorders>
-            <w:tcMar>
-              <w:top w:type="dxa" w:w="90"/>
-              <w:left w:type="dxa" w:w="120"/>
-              <w:bottom w:type="dxa" w:w="90"/>
-              <w:right w:type="dxa" w:w="120"/>
-            </w:tcMar>
-            <w:vAlign w:val="center"/>
-          </w:tcPr>
-          <w:p>
-            <w:pPr>
-              <w:spacing w:after="0" w:before="0"/>
-            </w:pPr>
-            <w:r>
-              <w:rPr>
-                <w:rFonts w:ascii="Calibri" w:cs="Calibri" w:eastAsia="Calibri" w:hAnsi="Calibri"/>
-                <w:b/>
-                <w:bCs/>
-                <w:color w:val="1F2430"/>
-                <w:sz w:val="19"/>
-                <w:szCs w:val="19"/>
-              </w:rPr>
-              <w:t xml:space="preserve">Socket events get-replay-logs / replay-logs</w:t>
-            </w:r>
-          </w:p>
-        </w:tc>
-        <w:tc>
-          <w:tcPr>
-            <w:tcW w:type="dxa" w:w="1350"/>
-            <w:tcBorders>
-              <w:top w:val="single" w:color="DDE1E8" w:sz="4"/>
-              <w:left w:val="single" w:color="DDE1E8" w:sz="4"/>
-              <w:bottom w:val="single" w:color="DDE1E8" w:sz="4"/>
-              <w:right w:val="single" w:color="DDE1E8" w:sz="4"/>
-            </w:tcBorders>
-            <w:shd w:fill="FADBD8" w:color="auto" w:val="clear"/>
-            <w:tcMar>
-              <w:top w:type="dxa" w:w="90"/>
-              <w:left w:type="dxa" w:w="120"/>
-              <w:bottom w:type="dxa" w:w="90"/>
-              <w:right w:type="dxa" w:w="120"/>
-            </w:tcMar>
-            <w:vAlign w:val="center"/>
-          </w:tcPr>
-          <w:p>
-            <w:pPr>
-              <w:spacing w:after="0" w:before="0"/>
-              <w:jc w:val="center"/>
-            </w:pPr>
-            <w:r>
-              <w:rPr>
-                <w:rFonts w:ascii="Calibri" w:cs="Calibri" w:eastAsia="Calibri" w:hAnsi="Calibri"/>
-                <w:b/>
-                <w:bCs/>
-                <w:color w:val="922B21"/>
-                <w:sz w:val="17"/>
-                <w:szCs w:val="17"/>
-              </w:rPr>
-              <w:t xml:space="preserve">NOT STARTED</w:t>
-            </w:r>
-          </w:p>
-        </w:tc>
-        <w:tc>
-          <w:tcPr>
-            <w:tcW w:type="dxa" w:w="2650"/>
-            <w:tcBorders>
-              <w:top w:val="single" w:color="DDE1E8" w:sz="4"/>
-              <w:left w:val="single" w:color="DDE1E8" w:sz="4"/>
-              <w:bottom w:val="single" w:color="DDE1E8" w:sz="4"/>
-              <w:right w:val="single" w:color="DDE1E8" w:sz="4"/>
-            </w:tcBorders>
-            <w:tcMar>
-              <w:top w:type="dxa" w:w="90"/>
-              <w:left w:type="dxa" w:w="120"/>
-              <w:bottom w:type="dxa" w:w="90"/>
-              <w:right w:type="dxa" w:w="120"/>
-            </w:tcMar>
-            <w:vAlign w:val="center"/>
-          </w:tcPr>
-          <w:p>
-            <w:pPr>
-              <w:spacing w:after="0" w:before="0"/>
-            </w:pPr>
-            <w:r>
-              <w:rPr>
-                <w:rFonts w:ascii="Calibri" w:cs="Calibri" w:eastAsia="Calibri" w:hAnsi="Calibri"/>
-                <w:color w:val="6B7280"/>
-                <w:sz w:val="19"/>
-                <w:szCs w:val="19"/>
-              </w:rPr>
-              <w:t xml:space="preserve">—</w:t>
-            </w:r>
-          </w:p>
-        </w:tc>
-        <w:tc>
-          <w:tcPr>
-            <w:tcW w:type="dxa" w:w="2296"/>
-            <w:tcBorders>
-              <w:top w:val="single" w:color="DDE1E8" w:sz="4"/>
-              <w:left w:val="single" w:color="DDE1E8" w:sz="4"/>
-              <w:bottom w:val="single" w:color="DDE1E8" w:sz="4"/>
-              <w:right w:val="single" w:color="DDE1E8" w:sz="4"/>
-            </w:tcBorders>
-            <w:tcMar>
-              <w:top w:type="dxa" w:w="90"/>
-              <w:left w:type="dxa" w:w="120"/>
-              <w:bottom w:type="dxa" w:w="90"/>
-              <w:right w:type="dxa" w:w="120"/>
-            </w:tcMar>
-            <w:vAlign w:val="center"/>
-          </w:tcPr>
-          <w:p>
-            <w:pPr>
-              <w:spacing w:after="0" w:before="0"/>
-            </w:pPr>
-            <w:r>
-              <w:rPr>
-                <w:rFonts w:ascii="Calibri" w:cs="Calibri" w:eastAsia="Calibri" w:hAnsi="Calibri"/>
-                <w:color w:val="6B7280"/>
-                <w:sz w:val="17"/>
-                <w:szCs w:val="17"/>
-              </w:rPr>
-              <w:t xml:space="preserve">Blueprint Part 13.</w:t>
-            </w:r>
-          </w:p>
-        </w:tc>
-      </w:tr>
-      <w:tr>
-        <w:tc>
-          <w:tcPr>
-            <w:tcW w:type="dxa" w:w="3450"/>
-            <w:tcBorders>
-              <w:top w:val="single" w:color="DDE1E8" w:sz="4"/>
-              <w:left w:val="single" w:color="DDE1E8" w:sz="4"/>
-              <w:bottom w:val="single" w:color="DDE1E8" w:sz="4"/>
-              <w:right w:val="single" w:color="DDE1E8" w:sz="4"/>
-            </w:tcBorders>
-            <w:tcMar>
-              <w:top w:type="dxa" w:w="90"/>
-              <w:left w:type="dxa" w:w="120"/>
-              <w:bottom w:type="dxa" w:w="90"/>
-              <w:right w:type="dxa" w:w="120"/>
-            </w:tcMar>
-            <w:vAlign w:val="center"/>
-          </w:tcPr>
-          <w:p>
-            <w:pPr>
-              <w:spacing w:after="0" w:before="0"/>
-            </w:pPr>
-            <w:r>
-              <w:rPr>
-                <w:rFonts w:ascii="Calibri" w:cs="Calibri" w:eastAsia="Calibri" w:hAnsi="Calibri"/>
-                <w:b/>
-                <w:bCs/>
-                <w:color w:val="1F2430"/>
-                <w:sz w:val="19"/>
-                <w:szCs w:val="19"/>
-              </w:rPr>
-              <w:t xml:space="preserve">Login / Register page</w:t>
-            </w:r>
-          </w:p>
-        </w:tc>
-        <w:tc>
-          <w:tcPr>
-            <w:tcW w:type="dxa" w:w="1350"/>
-            <w:tcBorders>
-              <w:top w:val="single" w:color="DDE1E8" w:sz="4"/>
-              <w:left w:val="single" w:color="DDE1E8" w:sz="4"/>
-              <w:bottom w:val="single" w:color="DDE1E8" w:sz="4"/>
-              <w:right w:val="single" w:color="DDE1E8" w:sz="4"/>
-            </w:tcBorders>
-            <w:shd w:fill="FADBD8" w:color="auto" w:val="clear"/>
-            <w:tcMar>
-              <w:top w:type="dxa" w:w="90"/>
-              <w:left w:type="dxa" w:w="120"/>
-              <w:bottom w:type="dxa" w:w="90"/>
-              <w:right w:type="dxa" w:w="120"/>
-            </w:tcMar>
-            <w:vAlign w:val="center"/>
-          </w:tcPr>
-          <w:p>
-            <w:pPr>
-              <w:spacing w:after="0" w:before="0"/>
-              <w:jc w:val="center"/>
-            </w:pPr>
-            <w:r>
-              <w:rPr>
-                <w:rFonts w:ascii="Calibri" w:cs="Calibri" w:eastAsia="Calibri" w:hAnsi="Calibri"/>
-                <w:b/>
-                <w:bCs/>
-                <w:color w:val="922B21"/>
-                <w:sz w:val="17"/>
-                <w:szCs w:val="17"/>
-              </w:rPr>
-              <w:t xml:space="preserve">NOT STARTED</w:t>
-            </w:r>
-          </w:p>
-        </w:tc>
-        <w:tc>
-          <w:tcPr>
-            <w:tcW w:type="dxa" w:w="2650"/>
-            <w:tcBorders>
-              <w:top w:val="single" w:color="DDE1E8" w:sz="4"/>
-              <w:left w:val="single" w:color="DDE1E8" w:sz="4"/>
-              <w:bottom w:val="single" w:color="DDE1E8" w:sz="4"/>
-              <w:right w:val="single" w:color="DDE1E8" w:sz="4"/>
-            </w:tcBorders>
-            <w:tcMar>
-              <w:top w:type="dxa" w:w="90"/>
-              <w:left w:type="dxa" w:w="120"/>
-              <w:bottom w:type="dxa" w:w="90"/>
-              <w:right w:type="dxa" w:w="120"/>
-            </w:tcMar>
-            <w:vAlign w:val="center"/>
-          </w:tcPr>
-          <w:p>
-            <w:pPr>
-              <w:spacing w:after="0" w:before="0"/>
-            </w:pPr>
-            <w:r>
-              <w:rPr>
-                <w:rFonts w:ascii="Calibri" w:cs="Calibri" w:eastAsia="Calibri" w:hAnsi="Calibri"/>
-                <w:color w:val="6B7280"/>
-                <w:sz w:val="19"/>
-                <w:szCs w:val="19"/>
-              </w:rPr>
-              <w:t xml:space="preserve">—</w:t>
-            </w:r>
-          </w:p>
-        </w:tc>
-        <w:tc>
-          <w:tcPr>
-            <w:tcW w:type="dxa" w:w="2296"/>
-            <w:tcBorders>
-              <w:top w:val="single" w:color="DDE1E8" w:sz="4"/>
-              <w:left w:val="single" w:color="DDE1E8" w:sz="4"/>
-              <w:bottom w:val="single" w:color="DDE1E8" w:sz="4"/>
-              <w:right w:val="single" w:color="DDE1E8" w:sz="4"/>
-            </w:tcBorders>
-            <w:tcMar>
-              <w:top w:type="dxa" w:w="90"/>
-              <w:left w:type="dxa" w:w="120"/>
-              <w:bottom w:type="dxa" w:w="90"/>
-              <w:right w:type="dxa" w:w="120"/>
-            </w:tcMar>
-            <w:vAlign w:val="center"/>
-          </w:tcPr>
-          <w:p>
-            <w:pPr>
-              <w:spacing w:after="0" w:before="0"/>
-            </w:pPr>
-            <w:r>
-              <w:rPr>
-                <w:rFonts w:ascii="Calibri" w:cs="Calibri" w:eastAsia="Calibri" w:hAnsi="Calibri"/>
-                <w:color w:val="6B7280"/>
-                <w:sz w:val="17"/>
-                <w:szCs w:val="17"/>
-              </w:rPr>
-              <w:t xml:space="preserve">pages/Login.jsx. Referenced in the blueprint folder structure but not built.</w:t>
-            </w:r>
-          </w:p>
-        </w:tc>
-      </w:tr>
-      <w:tr>
-        <w:tc>
-          <w:tcPr>
-            <w:tcW w:type="dxa" w:w="3450"/>
-            <w:tcBorders>
-              <w:top w:val="single" w:color="DDE1E8" w:sz="4"/>
-              <w:left w:val="single" w:color="DDE1E8" w:sz="4"/>
-              <w:bottom w:val="single" w:color="DDE1E8" w:sz="4"/>
-              <w:right w:val="single" w:color="DDE1E8" w:sz="4"/>
-            </w:tcBorders>
-            <w:tcMar>
-              <w:top w:type="dxa" w:w="90"/>
-              <w:left w:type="dxa" w:w="120"/>
-              <w:bottom w:type="dxa" w:w="90"/>
-              <w:right w:type="dxa" w:w="120"/>
-            </w:tcMar>
-            <w:vAlign w:val="center"/>
-          </w:tcPr>
-          <w:p>
-            <w:pPr>
-              <w:spacing w:after="0" w:before="0"/>
-            </w:pPr>
-            <w:r>
-              <w:rPr>
-                <w:rFonts w:ascii="Calibri" w:cs="Calibri" w:eastAsia="Calibri" w:hAnsi="Calibri"/>
-                <w:b/>
-                <w:bCs/>
-                <w:color w:val="1F2430"/>
-                <w:sz w:val="19"/>
-                <w:szCs w:val="19"/>
-              </w:rPr>
-              <w:t xml:space="preserve">Store token, protect routes, attach token to socket</w:t>
-            </w:r>
-          </w:p>
-        </w:tc>
-        <w:tc>
-          <w:tcPr>
-            <w:tcW w:type="dxa" w:w="1350"/>
-            <w:tcBorders>
-              <w:top w:val="single" w:color="DDE1E8" w:sz="4"/>
-              <w:left w:val="single" w:color="DDE1E8" w:sz="4"/>
-              <w:bottom w:val="single" w:color="DDE1E8" w:sz="4"/>
-              <w:right w:val="single" w:color="DDE1E8" w:sz="4"/>
-            </w:tcBorders>
-            <w:shd w:fill="FADBD8" w:color="auto" w:val="clear"/>
-            <w:tcMar>
-              <w:top w:type="dxa" w:w="90"/>
-              <w:left w:type="dxa" w:w="120"/>
-              <w:bottom w:type="dxa" w:w="90"/>
-              <w:right w:type="dxa" w:w="120"/>
-            </w:tcMar>
-            <w:vAlign w:val="center"/>
-          </w:tcPr>
-          <w:p>
-            <w:pPr>
-              <w:spacing w:after="0" w:before="0"/>
-              <w:jc w:val="center"/>
-            </w:pPr>
-            <w:r>
-              <w:rPr>
-                <w:rFonts w:ascii="Calibri" w:cs="Calibri" w:eastAsia="Calibri" w:hAnsi="Calibri"/>
-                <w:b/>
-                <w:bCs/>
-                <w:color w:val="922B21"/>
-                <w:sz w:val="17"/>
-                <w:szCs w:val="17"/>
-              </w:rPr>
-              <w:t xml:space="preserve">NOT STARTED</w:t>
-            </w:r>
-          </w:p>
-        </w:tc>
-        <w:tc>
-          <w:tcPr>
-            <w:tcW w:type="dxa" w:w="2650"/>
-            <w:tcBorders>
-              <w:top w:val="single" w:color="DDE1E8" w:sz="4"/>
-              <w:left w:val="single" w:color="DDE1E8" w:sz="4"/>
-              <w:bottom w:val="single" w:color="DDE1E8" w:sz="4"/>
-              <w:right w:val="single" w:color="DDE1E8" w:sz="4"/>
-            </w:tcBorders>
-            <w:tcMar>
-              <w:top w:type="dxa" w:w="90"/>
-              <w:left w:type="dxa" w:w="120"/>
-              <w:bottom w:type="dxa" w:w="90"/>
-              <w:right w:type="dxa" w:w="120"/>
-            </w:tcMar>
-            <w:vAlign w:val="center"/>
-          </w:tcPr>
-          <w:p>
-            <w:pPr>
-              <w:spacing w:after="0" w:before="0"/>
-            </w:pPr>
-            <w:r>
-              <w:rPr>
-                <w:rFonts w:ascii="Calibri" w:cs="Calibri" w:eastAsia="Calibri" w:hAnsi="Calibri"/>
-                <w:color w:val="6B7280"/>
-                <w:sz w:val="19"/>
-                <w:szCs w:val="19"/>
-              </w:rPr>
-              <w:t xml:space="preserve">—</w:t>
-            </w:r>
-          </w:p>
-        </w:tc>
-        <w:tc>
-          <w:tcPr>
-            <w:tcW w:type="dxa" w:w="2296"/>
-            <w:tcBorders>
-              <w:top w:val="single" w:color="DDE1E8" w:sz="4"/>
-              <w:left w:val="single" w:color="DDE1E8" w:sz="4"/>
-              <w:bottom w:val="single" w:color="DDE1E8" w:sz="4"/>
-              <w:right w:val="single" w:color="DDE1E8" w:sz="4"/>
-            </w:tcBorders>
-            <w:tcMar>
-              <w:top w:type="dxa" w:w="90"/>
-              <w:left w:type="dxa" w:w="120"/>
-              <w:bottom w:type="dxa" w:w="90"/>
-              <w:right w:type="dxa" w:w="120"/>
-            </w:tcMar>
-            <w:vAlign w:val="center"/>
-          </w:tcPr>
-          <w:p>
-            <w:pPr>
-              <w:spacing w:after="0" w:before="0"/>
-            </w:pPr>
-            <w:r>
-              <w:rPr>
-                <w:rFonts w:ascii="Calibri" w:cs="Calibri" w:eastAsia="Calibri" w:hAnsi="Calibri"/>
-                <w:color w:val="6B7280"/>
-                <w:sz w:val="17"/>
-                <w:szCs w:val="17"/>
-              </w:rPr>
-              <w:t xml:space="preserve">frontend/src/utils/socket.js needs io(URL, { auth: { token } }).</w:t>
-            </w:r>
-          </w:p>
-        </w:tc>
-      </w:tr>
-      <w:tr>
-        <w:tc>
-          <w:tcPr>
-            <w:tcW w:type="dxa" w:w="3450"/>
-            <w:tcBorders>
-              <w:top w:val="single" w:color="DDE1E8" w:sz="4"/>
-              <w:left w:val="single" w:color="DDE1E8" w:sz="4"/>
-              <w:bottom w:val="single" w:color="DDE1E8" w:sz="4"/>
-              <w:right w:val="single" w:color="DDE1E8" w:sz="4"/>
-            </w:tcBorders>
-            <w:tcMar>
-              <w:top w:type="dxa" w:w="90"/>
-              <w:left w:type="dxa" w:w="120"/>
-              <w:bottom w:type="dxa" w:w="90"/>
-              <w:right w:type="dxa" w:w="120"/>
-            </w:tcMar>
-            <w:vAlign w:val="center"/>
-          </w:tcPr>
-          <w:p>
-            <w:pPr>
-              <w:spacing w:after="0" w:before="0"/>
-            </w:pPr>
-            <w:r>
-              <w:rPr>
-                <w:rFonts w:ascii="Calibri" w:cs="Calibri" w:eastAsia="Calibri" w:hAnsi="Calibri"/>
-                <w:b/>
-                <w:bCs/>
-                <w:color w:val="1F2430"/>
-                <w:sz w:val="19"/>
-                <w:szCs w:val="19"/>
-              </w:rPr>
-              <w:t xml:space="preserve">Dashboard: create room, list my rooms, invite people</w:t>
-            </w:r>
-          </w:p>
-        </w:tc>
-        <w:tc>
-          <w:tcPr>
-            <w:tcW w:type="dxa" w:w="1350"/>
-            <w:tcBorders>
-              <w:top w:val="single" w:color="DDE1E8" w:sz="4"/>
-              <w:left w:val="single" w:color="DDE1E8" w:sz="4"/>
-              <w:bottom w:val="single" w:color="DDE1E8" w:sz="4"/>
-              <w:right w:val="single" w:color="DDE1E8" w:sz="4"/>
-            </w:tcBorders>
-            <w:shd w:fill="FDF3CF" w:color="auto" w:val="clear"/>
-            <w:tcMar>
-              <w:top w:type="dxa" w:w="90"/>
-              <w:left w:type="dxa" w:w="120"/>
-              <w:bottom w:type="dxa" w:w="90"/>
-              <w:right w:type="dxa" w:w="120"/>
-            </w:tcMar>
-            <w:vAlign w:val="center"/>
-          </w:tcPr>
-          <w:p>
-            <w:pPr>
-              <w:spacing w:after="0" w:before="0"/>
-              <w:jc w:val="center"/>
-            </w:pPr>
-            <w:r>
-              <w:rPr>
-                <w:rFonts w:ascii="Calibri" w:cs="Calibri" w:eastAsia="Calibri" w:hAnsi="Calibri"/>
-                <w:b/>
-                <w:bCs/>
-                <w:color w:val="8A6D1A"/>
-                <w:sz w:val="17"/>
-                <w:szCs w:val="17"/>
-              </w:rPr>
-              <w:t xml:space="preserve">VERIFY</w:t>
-            </w:r>
-          </w:p>
-        </w:tc>
-        <w:tc>
-          <w:tcPr>
-            <w:tcW w:type="dxa" w:w="2650"/>
-            <w:tcBorders>
-              <w:top w:val="single" w:color="DDE1E8" w:sz="4"/>
-              <w:left w:val="single" w:color="DDE1E8" w:sz="4"/>
-              <w:bottom w:val="single" w:color="DDE1E8" w:sz="4"/>
-              <w:right w:val="single" w:color="DDE1E8" w:sz="4"/>
-            </w:tcBorders>
-            <w:tcMar>
-              <w:top w:type="dxa" w:w="90"/>
-              <w:left w:type="dxa" w:w="120"/>
-              <w:bottom w:type="dxa" w:w="90"/>
-              <w:right w:type="dxa" w:w="120"/>
-            </w:tcMar>
-            <w:vAlign w:val="center"/>
-          </w:tcPr>
-          <w:p>
-            <w:r>
-              <w:rPr>
-                <w:rFonts w:ascii="Consolas" w:cs="Consolas" w:eastAsia="Consolas" w:hAnsi="Consolas"/>
-                <w:color w:val="3B4252"/>
-                <w:sz w:val="17"/>
-                <w:szCs w:val="17"/>
-              </w:rPr>
-              <w:t xml:space="preserve">frontend/src/pages/Dashboard.jsx</w:t>
-            </w:r>
-          </w:p>
-        </w:tc>
-        <w:tc>
-          <w:tcPr>
-            <w:tcW w:type="dxa" w:w="2296"/>
-            <w:tcBorders>
-              <w:top w:val="single" w:color="DDE1E8" w:sz="4"/>
-              <w:left w:val="single" w:color="DDE1E8" w:sz="4"/>
-              <w:bottom w:val="single" w:color="DDE1E8" w:sz="4"/>
-              <w:right w:val="single" w:color="DDE1E8" w:sz="4"/>
-            </w:tcBorders>
-            <w:tcMar>
-              <w:top w:type="dxa" w:w="90"/>
-              <w:left w:type="dxa" w:w="120"/>
-              <w:bottom w:type="dxa" w:w="90"/>
-              <w:right w:type="dxa" w:w="120"/>
-            </w:tcMar>
-            <w:vAlign w:val="center"/>
-          </w:tcPr>
-          <w:p>
-            <w:pPr>
-              <w:spacing w:after="0" w:before="0"/>
-            </w:pPr>
-            <w:r>
-              <w:rPr>
-                <w:rFonts w:ascii="Calibri" w:cs="Calibri" w:eastAsia="Calibri" w:hAnsi="Calibri"/>
-                <w:color w:val="6B7280"/>
-                <w:sz w:val="17"/>
-                <w:szCs w:val="17"/>
-              </w:rPr>
-              <w:t xml:space="preserve">A dashboard exists, but it only JOINS a room by typing an ID. No creation, no ownership, no invites.</w:t>
-            </w:r>
-          </w:p>
-        </w:tc>
-      </w:tr>
-      <w:tr>
-        <w:tc>
-          <w:tcPr>
-            <w:tcW w:type="dxa" w:w="3450"/>
-            <w:tcBorders>
-              <w:top w:val="single" w:color="DDE1E8" w:sz="4"/>
-              <w:left w:val="single" w:color="DDE1E8" w:sz="4"/>
-              <w:bottom w:val="single" w:color="DDE1E8" w:sz="4"/>
-              <w:right w:val="single" w:color="DDE1E8" w:sz="4"/>
-            </w:tcBorders>
-            <w:tcMar>
-              <w:top w:type="dxa" w:w="90"/>
-              <w:left w:type="dxa" w:w="120"/>
-              <w:bottom w:type="dxa" w:w="90"/>
-              <w:right w:type="dxa" w:w="120"/>
-            </w:tcMar>
-            <w:vAlign w:val="center"/>
-          </w:tcPr>
-          <w:p>
-            <w:pPr>
-              <w:spacing w:after="0" w:before="0"/>
-            </w:pPr>
-            <w:r>
-              <w:rPr>
-                <w:rFonts w:ascii="Calibri" w:cs="Calibri" w:eastAsia="Calibri" w:hAnsi="Calibri"/>
-                <w:b/>
-                <w:bCs/>
-                <w:color w:val="1F2430"/>
-                <w:sz w:val="19"/>
-                <w:szCs w:val="19"/>
-              </w:rPr>
-              <w:t xml:space="preserve">REPLAY: scrub backward through session history</w:t>
-            </w:r>
-          </w:p>
-        </w:tc>
-        <w:tc>
-          <w:tcPr>
-            <w:tcW w:type="dxa" w:w="1350"/>
-            <w:tcBorders>
-              <w:top w:val="single" w:color="DDE1E8" w:sz="4"/>
-              <w:left w:val="single" w:color="DDE1E8" w:sz="4"/>
-              <w:bottom w:val="single" w:color="DDE1E8" w:sz="4"/>
-              <w:right w:val="single" w:color="DDE1E8" w:sz="4"/>
-            </w:tcBorders>
-            <w:shd w:fill="FADBD8" w:color="auto" w:val="clear"/>
-            <w:tcMar>
-              <w:top w:type="dxa" w:w="90"/>
-              <w:left w:type="dxa" w:w="120"/>
-              <w:bottom w:type="dxa" w:w="90"/>
-              <w:right w:type="dxa" w:w="120"/>
-            </w:tcMar>
-            <w:vAlign w:val="center"/>
-          </w:tcPr>
-          <w:p>
-            <w:pPr>
-              <w:spacing w:after="0" w:before="0"/>
-              <w:jc w:val="center"/>
-            </w:pPr>
-            <w:r>
-              <w:rPr>
-                <w:rFonts w:ascii="Calibri" w:cs="Calibri" w:eastAsia="Calibri" w:hAnsi="Calibri"/>
-                <w:b/>
-                <w:bCs/>
-                <w:color w:val="922B21"/>
-                <w:sz w:val="17"/>
-                <w:szCs w:val="17"/>
-              </w:rPr>
-              <w:t xml:space="preserve">NOT STARTED</w:t>
-            </w:r>
-          </w:p>
-        </w:tc>
-        <w:tc>
-          <w:tcPr>
-            <w:tcW w:type="dxa" w:w="2650"/>
-            <w:tcBorders>
-              <w:top w:val="single" w:color="DDE1E8" w:sz="4"/>
-              <w:left w:val="single" w:color="DDE1E8" w:sz="4"/>
-              <w:bottom w:val="single" w:color="DDE1E8" w:sz="4"/>
-              <w:right w:val="single" w:color="DDE1E8" w:sz="4"/>
-            </w:tcBorders>
-            <w:tcMar>
-              <w:top w:type="dxa" w:w="90"/>
-              <w:left w:type="dxa" w:w="120"/>
-              <w:bottom w:type="dxa" w:w="90"/>
-              <w:right w:type="dxa" w:w="120"/>
-            </w:tcMar>
-            <w:vAlign w:val="center"/>
-          </w:tcPr>
-          <w:p>
-            <w:pPr>
-              <w:spacing w:after="0" w:before="0"/>
-            </w:pPr>
-            <w:r>
-              <w:rPr>
-                <w:rFonts w:ascii="Calibri" w:cs="Calibri" w:eastAsia="Calibri" w:hAnsi="Calibri"/>
-                <w:color w:val="6B7280"/>
-                <w:sz w:val="19"/>
-                <w:szCs w:val="19"/>
-              </w:rPr>
-              <w:t xml:space="preserve">—</w:t>
-            </w:r>
-          </w:p>
-        </w:tc>
-        <w:tc>
-          <w:tcPr>
-            <w:tcW w:type="dxa" w:w="2296"/>
-            <w:tcBorders>
-              <w:top w:val="single" w:color="DDE1E8" w:sz="4"/>
-              <w:left w:val="single" w:color="DDE1E8" w:sz="4"/>
-              <w:bottom w:val="single" w:color="DDE1E8" w:sz="4"/>
-              <w:right w:val="single" w:color="DDE1E8" w:sz="4"/>
-            </w:tcBorders>
-            <w:tcMar>
-              <w:top w:type="dxa" w:w="90"/>
-              <w:left w:type="dxa" w:w="120"/>
-              <w:bottom w:type="dxa" w:w="90"/>
-              <w:right w:type="dxa" w:w="120"/>
-            </w:tcMar>
-            <w:vAlign w:val="center"/>
-          </w:tcPr>
-          <w:p>
-            <w:pPr>
-              <w:spacing w:after="0" w:before="0"/>
-            </w:pPr>
-            <w:r>
-              <w:rPr>
-                <w:rFonts w:ascii="Calibri" w:cs="Calibri" w:eastAsia="Calibri" w:hAnsi="Calibri"/>
-                <w:color w:val="6B7280"/>
-                <w:sz w:val="17"/>
-                <w:szCs w:val="17"/>
-              </w:rPr>
-              <w:t xml:space="preserve">components/ReplaySlider.jsx. Rebuild a fresh Y.Doc and apply logged updates up to index N.</w:t>
+              <w:t xml:space="preserve">STILL MISSING. components/ReplaySlider.jsx. Rebuild a fresh Y.Doc and apply logged updates up to index N. This is the LAST Week 4 item.</w:t>
             </w:r>
           </w:p>
         </w:tc>
@@ -8709,7 +9895,7 @@
           <w:sz w:val="19"/>
           <w:szCs w:val="19"/>
         </w:rPr>
-        <w:t xml:space="preserve">Verdict: NOT STARTED. This is the whole remaining backlog, and it is genuinely large. Suggested order: User model → auth routes → JWT → socket handshake check → Room model + allowedUsers → updatelogs → ReplaySlider.</w:t>
+        <w:t xml:space="preserve">Verdict: ACCESS CONTROL IS DONE. Auth, JWT, handshake authentication, workspace passwords, admin approval, waiting room, runtime policy switching, kick, and rate limiting all ship. What remains is REPLAY alone: updatelogs -&gt; get-replay-logs / replay-logs -&gt; ReplaySlider.jsx. Three files, in that order.</w:t>
       </w:r>
     </w:p>
     <w:p>
@@ -8941,6 +10127,139 @@
               <w:bottom w:val="single" w:color="DDE1E8" w:sz="4"/>
               <w:right w:val="single" w:color="DDE1E8" w:sz="4"/>
             </w:tcBorders>
+            <w:shd w:fill="FDF3CF" w:color="auto" w:val="clear"/>
+            <w:tcMar>
+              <w:top w:type="dxa" w:w="90"/>
+              <w:left w:type="dxa" w:w="120"/>
+              <w:bottom w:type="dxa" w:w="90"/>
+              <w:right w:type="dxa" w:w="120"/>
+            </w:tcMar>
+            <w:vAlign w:val="center"/>
+          </w:tcPr>
+          <w:p>
+            <w:pPr>
+              <w:spacing w:after="0" w:before="0"/>
+              <w:jc w:val="center"/>
+            </w:pPr>
+            <w:r>
+              <w:rPr>
+                <w:rFonts w:ascii="Calibri" w:cs="Calibri" w:eastAsia="Calibri" w:hAnsi="Calibri"/>
+                <w:b/>
+                <w:bCs/>
+                <w:color w:val="8A6D1A"/>
+                <w:sz w:val="17"/>
+                <w:szCs w:val="17"/>
+              </w:rPr>
+              <w:t xml:space="preserve">VERIFY</w:t>
+            </w:r>
+          </w:p>
+        </w:tc>
+        <w:tc>
+          <w:tcPr>
+            <w:tcW w:type="dxa" w:w="2650"/>
+            <w:tcBorders>
+              <w:top w:val="single" w:color="DDE1E8" w:sz="4"/>
+              <w:left w:val="single" w:color="DDE1E8" w:sz="4"/>
+              <w:bottom w:val="single" w:color="DDE1E8" w:sz="4"/>
+              <w:right w:val="single" w:color="DDE1E8" w:sz="4"/>
+            </w:tcBorders>
+            <w:tcMar>
+              <w:top w:type="dxa" w:w="90"/>
+              <w:left w:type="dxa" w:w="120"/>
+              <w:bottom w:type="dxa" w:w="90"/>
+              <w:right w:type="dxa" w:w="120"/>
+            </w:tcMar>
+            <w:vAlign w:val="center"/>
+          </w:tcPr>
+          <w:p>
+            <w:r>
+              <w:rPr>
+                <w:rFonts w:ascii="Consolas" w:cs="Consolas" w:eastAsia="Consolas" w:hAnsi="Consolas"/>
+                <w:color w:val="3B4252"/>
+                <w:sz w:val="17"/>
+                <w:szCs w:val="17"/>
+              </w:rPr>
+              <w:t xml:space="preserve">backend/.env</w:t>
+            </w:r>
+          </w:p>
+        </w:tc>
+        <w:tc>
+          <w:tcPr>
+            <w:tcW w:type="dxa" w:w="2296"/>
+            <w:tcBorders>
+              <w:top w:val="single" w:color="DDE1E8" w:sz="4"/>
+              <w:left w:val="single" w:color="DDE1E8" w:sz="4"/>
+              <w:bottom w:val="single" w:color="DDE1E8" w:sz="4"/>
+              <w:right w:val="single" w:color="DDE1E8" w:sz="4"/>
+            </w:tcBorders>
+            <w:tcMar>
+              <w:top w:type="dxa" w:w="90"/>
+              <w:left w:type="dxa" w:w="120"/>
+              <w:bottom w:type="dxa" w:w="90"/>
+              <w:right w:type="dxa" w:w="120"/>
+            </w:tcMar>
+            <w:vAlign w:val="center"/>
+          </w:tcPr>
+          <w:p>
+            <w:pPr>
+              <w:spacing w:after="0" w:before="0"/>
+            </w:pPr>
+            <w:r>
+              <w:rPr>
+                <w:rFonts w:ascii="Calibri" w:cs="Calibri" w:eastAsia="Calibri" w:hAnsi="Calibri"/>
+                <w:color w:val="6B7280"/>
+                <w:sz w:val="17"/>
+                <w:szCs w:val="17"/>
+              </w:rPr>
+              <w:t xml:space="preserve">NOW THE ONLY VIABLE PATH: MongoDB 8.x will not run on Windows 10. Migration is one .env line - the store layer already speaks both.</w:t>
+            </w:r>
+          </w:p>
+        </w:tc>
+      </w:tr>
+      <w:tr>
+        <w:tc>
+          <w:tcPr>
+            <w:tcW w:type="dxa" w:w="3450"/>
+            <w:tcBorders>
+              <w:top w:val="single" w:color="DDE1E8" w:sz="4"/>
+              <w:left w:val="single" w:color="DDE1E8" w:sz="4"/>
+              <w:bottom w:val="single" w:color="DDE1E8" w:sz="4"/>
+              <w:right w:val="single" w:color="DDE1E8" w:sz="4"/>
+            </w:tcBorders>
+            <w:tcMar>
+              <w:top w:type="dxa" w:w="90"/>
+              <w:left w:type="dxa" w:w="120"/>
+              <w:bottom w:type="dxa" w:w="90"/>
+              <w:right w:type="dxa" w:w="120"/>
+            </w:tcMar>
+            <w:vAlign w:val="center"/>
+          </w:tcPr>
+          <w:p>
+            <w:pPr>
+              <w:spacing w:after="0" w:before="0"/>
+            </w:pPr>
+            <w:r>
+              <w:rPr>
+                <w:rFonts w:ascii="Calibri" w:cs="Calibri" w:eastAsia="Calibri" w:hAnsi="Calibri"/>
+                <w:b/>
+                <w:bCs/>
+                <w:color w:val="1F2430"/>
+                <w:sz w:val="19"/>
+                <w:szCs w:val="19"/>
+              </w:rPr>
+              <w:t xml:space="preserve">Deploy backend (Render)</w:t>
+            </w:r>
+          </w:p>
+        </w:tc>
+        <w:tc>
+          <w:tcPr>
+            <w:tcW w:type="dxa" w:w="1350"/>
+            <w:tcBorders>
+              <w:top w:val="single" w:color="DDE1E8" w:sz="4"/>
+              <w:left w:val="single" w:color="DDE1E8" w:sz="4"/>
+              <w:bottom w:val="single" w:color="DDE1E8" w:sz="4"/>
+              <w:right w:val="single" w:color="DDE1E8" w:sz="4"/>
+            </w:tcBorders>
             <w:shd w:fill="FBE0CC" w:color="auto" w:val="clear"/>
             <w:tcMar>
               <w:top w:type="dxa" w:w="90"/>
@@ -9028,7 +10347,7 @@
                 <w:sz w:val="17"/>
                 <w:szCs w:val="17"/>
               </w:rPr>
-              <w:t xml:space="preserve">Swap MONGO_URI. Local Mongo is unreachable from a deployed server.</w:t>
+              <w:t xml:space="preserve">Set CLIENT_ORIGIN to the Vercel URL and JWT_SECRET to a long random string, or CORS and auth will both fail.</w:t>
             </w:r>
           </w:p>
         </w:tc>
@@ -9064,7 +10383,284 @@
                 <w:sz w:val="19"/>
                 <w:szCs w:val="19"/>
               </w:rPr>
-              <w:t xml:space="preserve">Deploy backend (Render)</w:t>
+              <w:t xml:space="preserve">Deploy frontend (Vercel)</w:t>
+            </w:r>
+          </w:p>
+        </w:tc>
+        <w:tc>
+          <w:tcPr>
+            <w:tcW w:type="dxa" w:w="1350"/>
+            <w:tcBorders>
+              <w:top w:val="single" w:color="DDE1E8" w:sz="4"/>
+              <w:left w:val="single" w:color="DDE1E8" w:sz="4"/>
+              <w:bottom w:val="single" w:color="DDE1E8" w:sz="4"/>
+              <w:right w:val="single" w:color="DDE1E8" w:sz="4"/>
+            </w:tcBorders>
+            <w:shd w:fill="D5F0DC" w:color="auto" w:val="clear"/>
+            <w:tcMar>
+              <w:top w:type="dxa" w:w="90"/>
+              <w:left w:type="dxa" w:w="120"/>
+              <w:bottom w:type="dxa" w:w="90"/>
+              <w:right w:type="dxa" w:w="120"/>
+            </w:tcMar>
+            <w:vAlign w:val="center"/>
+          </w:tcPr>
+          <w:p>
+            <w:pPr>
+              <w:spacing w:after="0" w:before="0"/>
+              <w:jc w:val="center"/>
+            </w:pPr>
+            <w:r>
+              <w:rPr>
+                <w:rFonts w:ascii="Calibri" w:cs="Calibri" w:eastAsia="Calibri" w:hAnsi="Calibri"/>
+                <w:b/>
+                <w:bCs/>
+                <w:color w:val="1B6B3A"/>
+                <w:sz w:val="17"/>
+                <w:szCs w:val="17"/>
+              </w:rPr>
+              <w:t xml:space="preserve">DONE</w:t>
+            </w:r>
+          </w:p>
+        </w:tc>
+        <w:tc>
+          <w:tcPr>
+            <w:tcW w:type="dxa" w:w="2650"/>
+            <w:tcBorders>
+              <w:top w:val="single" w:color="DDE1E8" w:sz="4"/>
+              <w:left w:val="single" w:color="DDE1E8" w:sz="4"/>
+              <w:bottom w:val="single" w:color="DDE1E8" w:sz="4"/>
+              <w:right w:val="single" w:color="DDE1E8" w:sz="4"/>
+            </w:tcBorders>
+            <w:tcMar>
+              <w:top w:type="dxa" w:w="90"/>
+              <w:left w:type="dxa" w:w="120"/>
+              <w:bottom w:type="dxa" w:w="90"/>
+              <w:right w:type="dxa" w:w="120"/>
+            </w:tcMar>
+            <w:vAlign w:val="center"/>
+          </w:tcPr>
+          <w:p>
+            <w:r>
+              <w:rPr>
+                <w:rFonts w:ascii="Consolas" w:cs="Consolas" w:eastAsia="Consolas" w:hAnsi="Consolas"/>
+                <w:color w:val="3B4252"/>
+                <w:sz w:val="17"/>
+                <w:szCs w:val="17"/>
+              </w:rPr>
+              <w:t xml:space="preserve">frontend/src/utils/socket.js</w:t>
+            </w:r>
+          </w:p>
+        </w:tc>
+        <w:tc>
+          <w:tcPr>
+            <w:tcW w:type="dxa" w:w="2296"/>
+            <w:tcBorders>
+              <w:top w:val="single" w:color="DDE1E8" w:sz="4"/>
+              <w:left w:val="single" w:color="DDE1E8" w:sz="4"/>
+              <w:bottom w:val="single" w:color="DDE1E8" w:sz="4"/>
+              <w:right w:val="single" w:color="DDE1E8" w:sz="4"/>
+            </w:tcBorders>
+            <w:tcMar>
+              <w:top w:type="dxa" w:w="90"/>
+              <w:left w:type="dxa" w:w="120"/>
+              <w:bottom w:type="dxa" w:w="90"/>
+              <w:right w:type="dxa" w:w="120"/>
+            </w:tcMar>
+            <w:vAlign w:val="center"/>
+          </w:tcPr>
+          <w:p>
+            <w:pPr>
+              <w:spacing w:after="0" w:before="0"/>
+            </w:pPr>
+            <w:r>
+              <w:rPr>
+                <w:rFonts w:ascii="Calibri" w:cs="Calibri" w:eastAsia="Calibri" w:hAnsi="Calibri"/>
+                <w:color w:val="6B7280"/>
+                <w:sz w:val="17"/>
+                <w:szCs w:val="17"/>
+              </w:rPr>
+              <w:t xml:space="preserve">FIXED: the hard-coded localhost:5000 is gone. SERVER_URL now reads VITE_SERVER_URL.</w:t>
+            </w:r>
+          </w:p>
+        </w:tc>
+      </w:tr>
+      <w:tr>
+        <w:tc>
+          <w:tcPr>
+            <w:tcW w:type="dxa" w:w="3450"/>
+            <w:tcBorders>
+              <w:top w:val="single" w:color="DDE1E8" w:sz="4"/>
+              <w:left w:val="single" w:color="DDE1E8" w:sz="4"/>
+              <w:bottom w:val="single" w:color="DDE1E8" w:sz="4"/>
+              <w:right w:val="single" w:color="DDE1E8" w:sz="4"/>
+            </w:tcBorders>
+            <w:tcMar>
+              <w:top w:type="dxa" w:w="90"/>
+              <w:left w:type="dxa" w:w="120"/>
+              <w:bottom w:type="dxa" w:w="90"/>
+              <w:right w:type="dxa" w:w="120"/>
+            </w:tcMar>
+            <w:vAlign w:val="center"/>
+          </w:tcPr>
+          <w:p>
+            <w:pPr>
+              <w:spacing w:after="0" w:before="0"/>
+            </w:pPr>
+            <w:r>
+              <w:rPr>
+                <w:rFonts w:ascii="Calibri" w:cs="Calibri" w:eastAsia="Calibri" w:hAnsi="Calibri"/>
+                <w:b/>
+                <w:bCs/>
+                <w:color w:val="1F2430"/>
+                <w:sz w:val="19"/>
+                <w:szCs w:val="19"/>
+              </w:rPr>
+              <w:t xml:space="preserve">Unit / integration tests</w:t>
+            </w:r>
+          </w:p>
+        </w:tc>
+        <w:tc>
+          <w:tcPr>
+            <w:tcW w:type="dxa" w:w="1350"/>
+            <w:tcBorders>
+              <w:top w:val="single" w:color="DDE1E8" w:sz="4"/>
+              <w:left w:val="single" w:color="DDE1E8" w:sz="4"/>
+              <w:bottom w:val="single" w:color="DDE1E8" w:sz="4"/>
+              <w:right w:val="single" w:color="DDE1E8" w:sz="4"/>
+            </w:tcBorders>
+            <w:shd w:fill="D5F0DC" w:color="auto" w:val="clear"/>
+            <w:tcMar>
+              <w:top w:type="dxa" w:w="90"/>
+              <w:left w:type="dxa" w:w="120"/>
+              <w:bottom w:type="dxa" w:w="90"/>
+              <w:right w:type="dxa" w:w="120"/>
+            </w:tcMar>
+            <w:vAlign w:val="center"/>
+          </w:tcPr>
+          <w:p>
+            <w:pPr>
+              <w:spacing w:after="0" w:before="0"/>
+              <w:jc w:val="center"/>
+            </w:pPr>
+            <w:r>
+              <w:rPr>
+                <w:rFonts w:ascii="Calibri" w:cs="Calibri" w:eastAsia="Calibri" w:hAnsi="Calibri"/>
+                <w:b/>
+                <w:bCs/>
+                <w:color w:val="1B6B3A"/>
+                <w:sz w:val="17"/>
+                <w:szCs w:val="17"/>
+              </w:rPr>
+              <w:t xml:space="preserve">DONE</w:t>
+            </w:r>
+          </w:p>
+        </w:tc>
+        <w:tc>
+          <w:tcPr>
+            <w:tcW w:type="dxa" w:w="2650"/>
+            <w:tcBorders>
+              <w:top w:val="single" w:color="DDE1E8" w:sz="4"/>
+              <w:left w:val="single" w:color="DDE1E8" w:sz="4"/>
+              <w:bottom w:val="single" w:color="DDE1E8" w:sz="4"/>
+              <w:right w:val="single" w:color="DDE1E8" w:sz="4"/>
+            </w:tcBorders>
+            <w:tcMar>
+              <w:top w:type="dxa" w:w="90"/>
+              <w:left w:type="dxa" w:w="120"/>
+              <w:bottom w:type="dxa" w:w="90"/>
+              <w:right w:type="dxa" w:w="120"/>
+            </w:tcMar>
+            <w:vAlign w:val="center"/>
+          </w:tcPr>
+          <w:p>
+            <w:r>
+              <w:rPr>
+                <w:rFonts w:ascii="Consolas" w:cs="Consolas" w:eastAsia="Consolas" w:hAnsi="Consolas"/>
+                <w:color w:val="3B4252"/>
+                <w:sz w:val="17"/>
+                <w:szCs w:val="17"/>
+              </w:rPr>
+              <w:t xml:space="preserve">backend/test-workspace.mjs</w:t>
+            </w:r>
+          </w:p>
+          <w:p>
+            <w:r>
+              <w:rPr>
+                <w:rFonts w:ascii="Consolas" w:cs="Consolas" w:eastAsia="Consolas" w:hAnsi="Consolas"/>
+                <w:color w:val="3B4252"/>
+                <w:sz w:val="17"/>
+                <w:szCs w:val="17"/>
+              </w:rPr>
+              <w:t xml:space="preserve">backend/test-sync.mjs</w:t>
+            </w:r>
+          </w:p>
+        </w:tc>
+        <w:tc>
+          <w:tcPr>
+            <w:tcW w:type="dxa" w:w="2296"/>
+            <w:tcBorders>
+              <w:top w:val="single" w:color="DDE1E8" w:sz="4"/>
+              <w:left w:val="single" w:color="DDE1E8" w:sz="4"/>
+              <w:bottom w:val="single" w:color="DDE1E8" w:sz="4"/>
+              <w:right w:val="single" w:color="DDE1E8" w:sz="4"/>
+            </w:tcBorders>
+            <w:tcMar>
+              <w:top w:type="dxa" w:w="90"/>
+              <w:left w:type="dxa" w:w="120"/>
+              <w:bottom w:type="dxa" w:w="90"/>
+              <w:right w:type="dxa" w:w="120"/>
+            </w:tcMar>
+            <w:vAlign w:val="center"/>
+          </w:tcPr>
+          <w:p>
+            <w:pPr>
+              <w:spacing w:after="0" w:before="0"/>
+            </w:pPr>
+            <w:r>
+              <w:rPr>
+                <w:rFonts w:ascii="Calibri" w:cs="Calibri" w:eastAsia="Calibri" w:hAnsi="Calibri"/>
+                <w:color w:val="6B7280"/>
+                <w:sz w:val="17"/>
+                <w:szCs w:val="17"/>
+              </w:rPr>
+              <w:t xml:space="preserve">15 assertions covering both access policies, the waiting-room boundary, privilege escalation, wrong password, duplicate username, and no-token handshake. Plus the original CRDT convergence test.</w:t>
+            </w:r>
+          </w:p>
+        </w:tc>
+      </w:tr>
+      <w:tr>
+        <w:tc>
+          <w:tcPr>
+            <w:tcW w:type="dxa" w:w="3450"/>
+            <w:tcBorders>
+              <w:top w:val="single" w:color="DDE1E8" w:sz="4"/>
+              <w:left w:val="single" w:color="DDE1E8" w:sz="4"/>
+              <w:bottom w:val="single" w:color="DDE1E8" w:sz="4"/>
+              <w:right w:val="single" w:color="DDE1E8" w:sz="4"/>
+            </w:tcBorders>
+            <w:tcMar>
+              <w:top w:type="dxa" w:w="90"/>
+              <w:left w:type="dxa" w:w="120"/>
+              <w:bottom w:type="dxa" w:w="90"/>
+              <w:right w:type="dxa" w:w="120"/>
+            </w:tcMar>
+            <w:vAlign w:val="center"/>
+          </w:tcPr>
+          <w:p>
+            <w:pPr>
+              <w:spacing w:after="0" w:before="0"/>
+            </w:pPr>
+            <w:r>
+              <w:rPr>
+                <w:rFonts w:ascii="Calibri" w:cs="Calibri" w:eastAsia="Calibri" w:hAnsi="Calibri"/>
+                <w:b/>
+                <w:bCs/>
+                <w:color w:val="1F2430"/>
+                <w:sz w:val="19"/>
+                <w:szCs w:val="19"/>
+              </w:rPr>
+              <w:t xml:space="preserve">Resilience: drop the network, keep drawing, reconnect</w:t>
             </w:r>
           </w:p>
         </w:tc>
@@ -9164,7 +10760,7 @@
                 <w:sz w:val="17"/>
                 <w:szCs w:val="17"/>
               </w:rPr>
-              <w:t xml:space="preserve">Set CLIENT_ORIGIN to the Vercel URL, or CORS will block the socket.</w:t>
+              <w:t xml:space="preserve">Great demo moment - Yjs merges the offline edits on reconnect. Still untested.</w:t>
             </w:r>
           </w:p>
         </w:tc>
@@ -9200,7 +10796,7 @@
                 <w:sz w:val="19"/>
                 <w:szCs w:val="19"/>
               </w:rPr>
-              <w:t xml:space="preserve">Deploy frontend (Vercel)</w:t>
+              <w:t xml:space="preserve">README / project report</w:t>
             </w:r>
           </w:p>
         </w:tc>
@@ -9213,7 +10809,7 @@
               <w:bottom w:val="single" w:color="DDE1E8" w:sz="4"/>
               <w:right w:val="single" w:color="DDE1E8" w:sz="4"/>
             </w:tcBorders>
-            <w:shd w:fill="FBE0CC" w:color="auto" w:val="clear"/>
+            <w:shd w:fill="D5F0DC" w:color="auto" w:val="clear"/>
             <w:tcMar>
               <w:top w:type="dxa" w:w="90"/>
               <w:left w:type="dxa" w:w="120"/>
@@ -9232,147 +10828,11 @@
                 <w:rFonts w:ascii="Calibri" w:cs="Calibri" w:eastAsia="Calibri" w:hAnsi="Calibri"/>
                 <w:b/>
                 <w:bCs/>
-                <w:color w:val="9C4A1F"/>
-                <w:sz w:val="17"/>
-                <w:szCs w:val="17"/>
-              </w:rPr>
-              <w:t xml:space="preserve">OPTIONAL</w:t>
-            </w:r>
-          </w:p>
-        </w:tc>
-        <w:tc>
-          <w:tcPr>
-            <w:tcW w:type="dxa" w:w="2650"/>
-            <w:tcBorders>
-              <w:top w:val="single" w:color="DDE1E8" w:sz="4"/>
-              <w:left w:val="single" w:color="DDE1E8" w:sz="4"/>
-              <w:bottom w:val="single" w:color="DDE1E8" w:sz="4"/>
-              <w:right w:val="single" w:color="DDE1E8" w:sz="4"/>
-            </w:tcBorders>
-            <w:tcMar>
-              <w:top w:type="dxa" w:w="90"/>
-              <w:left w:type="dxa" w:w="120"/>
-              <w:bottom w:type="dxa" w:w="90"/>
-              <w:right w:type="dxa" w:w="120"/>
-            </w:tcMar>
-            <w:vAlign w:val="center"/>
-          </w:tcPr>
-          <w:p>
-            <w:pPr>
-              <w:spacing w:after="0" w:before="0"/>
-            </w:pPr>
-            <w:r>
-              <w:rPr>
-                <w:rFonts w:ascii="Calibri" w:cs="Calibri" w:eastAsia="Calibri" w:hAnsi="Calibri"/>
-                <w:color w:val="6B7280"/>
-                <w:sz w:val="19"/>
-                <w:szCs w:val="19"/>
-              </w:rPr>
-              <w:t xml:space="preserve">—</w:t>
-            </w:r>
-          </w:p>
-        </w:tc>
-        <w:tc>
-          <w:tcPr>
-            <w:tcW w:type="dxa" w:w="2296"/>
-            <w:tcBorders>
-              <w:top w:val="single" w:color="DDE1E8" w:sz="4"/>
-              <w:left w:val="single" w:color="DDE1E8" w:sz="4"/>
-              <w:bottom w:val="single" w:color="DDE1E8" w:sz="4"/>
-              <w:right w:val="single" w:color="DDE1E8" w:sz="4"/>
-            </w:tcBorders>
-            <w:tcMar>
-              <w:top w:type="dxa" w:w="90"/>
-              <w:left w:type="dxa" w:w="120"/>
-              <w:bottom w:type="dxa" w:w="90"/>
-              <w:right w:type="dxa" w:w="120"/>
-            </w:tcMar>
-            <w:vAlign w:val="center"/>
-          </w:tcPr>
-          <w:p>
-            <w:pPr>
-              <w:spacing w:after="0" w:before="0"/>
-            </w:pPr>
-            <w:r>
-              <w:rPr>
-                <w:rFonts w:ascii="Calibri" w:cs="Calibri" w:eastAsia="Calibri" w:hAnsi="Calibri"/>
-                <w:color w:val="6B7280"/>
-                <w:sz w:val="17"/>
-                <w:szCs w:val="17"/>
-              </w:rPr>
-              <w:t xml:space="preserve">SERVER_URL in utils/socket.js is hard-coded to localhost:5000 — move it to an env var first.</w:t>
-            </w:r>
-          </w:p>
-        </w:tc>
-      </w:tr>
-      <w:tr>
-        <w:tc>
-          <w:tcPr>
-            <w:tcW w:type="dxa" w:w="3450"/>
-            <w:tcBorders>
-              <w:top w:val="single" w:color="DDE1E8" w:sz="4"/>
-              <w:left w:val="single" w:color="DDE1E8" w:sz="4"/>
-              <w:bottom w:val="single" w:color="DDE1E8" w:sz="4"/>
-              <w:right w:val="single" w:color="DDE1E8" w:sz="4"/>
-            </w:tcBorders>
-            <w:tcMar>
-              <w:top w:type="dxa" w:w="90"/>
-              <w:left w:type="dxa" w:w="120"/>
-              <w:bottom w:type="dxa" w:w="90"/>
-              <w:right w:type="dxa" w:w="120"/>
-            </w:tcMar>
-            <w:vAlign w:val="center"/>
-          </w:tcPr>
-          <w:p>
-            <w:pPr>
-              <w:spacing w:after="0" w:before="0"/>
-            </w:pPr>
-            <w:r>
-              <w:rPr>
-                <w:rFonts w:ascii="Calibri" w:cs="Calibri" w:eastAsia="Calibri" w:hAnsi="Calibri"/>
-                <w:b/>
-                <w:bCs/>
-                <w:color w:val="1F2430"/>
-                <w:sz w:val="19"/>
-                <w:szCs w:val="19"/>
-              </w:rPr>
-              <w:t xml:space="preserve">Unit / integration tests</w:t>
-            </w:r>
-          </w:p>
-        </w:tc>
-        <w:tc>
-          <w:tcPr>
-            <w:tcW w:type="dxa" w:w="1350"/>
-            <w:tcBorders>
-              <w:top w:val="single" w:color="DDE1E8" w:sz="4"/>
-              <w:left w:val="single" w:color="DDE1E8" w:sz="4"/>
-              <w:bottom w:val="single" w:color="DDE1E8" w:sz="4"/>
-              <w:right w:val="single" w:color="DDE1E8" w:sz="4"/>
-            </w:tcBorders>
-            <w:shd w:fill="FBE0CC" w:color="auto" w:val="clear"/>
-            <w:tcMar>
-              <w:top w:type="dxa" w:w="90"/>
-              <w:left w:type="dxa" w:w="120"/>
-              <w:bottom w:type="dxa" w:w="90"/>
-              <w:right w:type="dxa" w:w="120"/>
-            </w:tcMar>
-            <w:vAlign w:val="center"/>
-          </w:tcPr>
-          <w:p>
-            <w:pPr>
-              <w:spacing w:after="0" w:before="0"/>
-              <w:jc w:val="center"/>
-            </w:pPr>
-            <w:r>
-              <w:rPr>
-                <w:rFonts w:ascii="Calibri" w:cs="Calibri" w:eastAsia="Calibri" w:hAnsi="Calibri"/>
-                <w:b/>
-                <w:bCs/>
-                <w:color w:val="9C4A1F"/>
-                <w:sz w:val="17"/>
-                <w:szCs w:val="17"/>
-              </w:rPr>
-              <w:t xml:space="preserve">OPTIONAL</w:t>
+                <w:color w:val="1B6B3A"/>
+                <w:sz w:val="17"/>
+                <w:szCs w:val="17"/>
+              </w:rPr>
+              <w:t xml:space="preserve">DONE</w:t>
             </w:r>
           </w:p>
         </w:tc>
@@ -9401,7 +10861,7 @@
                 <w:sz w:val="17"/>
                 <w:szCs w:val="17"/>
               </w:rPr>
-              <w:t xml:space="preserve">backend/test-sync.mjs</w:t>
+              <w:t xml:space="preserve">README.md</w:t>
             </w:r>
           </w:p>
         </w:tc>
@@ -9433,276 +10893,7 @@
                 <w:sz w:val="17"/>
                 <w:szCs w:val="17"/>
               </w:rPr>
-              <w:t xml:space="preserve">One convergence test exists. Blueprint Part 15 wants more (latency, reconnect, offline edit).</w:t>
-            </w:r>
-          </w:p>
-        </w:tc>
-      </w:tr>
-      <w:tr>
-        <w:tc>
-          <w:tcPr>
-            <w:tcW w:type="dxa" w:w="3450"/>
-            <w:tcBorders>
-              <w:top w:val="single" w:color="DDE1E8" w:sz="4"/>
-              <w:left w:val="single" w:color="DDE1E8" w:sz="4"/>
-              <w:bottom w:val="single" w:color="DDE1E8" w:sz="4"/>
-              <w:right w:val="single" w:color="DDE1E8" w:sz="4"/>
-            </w:tcBorders>
-            <w:tcMar>
-              <w:top w:type="dxa" w:w="90"/>
-              <w:left w:type="dxa" w:w="120"/>
-              <w:bottom w:type="dxa" w:w="90"/>
-              <w:right w:type="dxa" w:w="120"/>
-            </w:tcMar>
-            <w:vAlign w:val="center"/>
-          </w:tcPr>
-          <w:p>
-            <w:pPr>
-              <w:spacing w:after="0" w:before="0"/>
-            </w:pPr>
-            <w:r>
-              <w:rPr>
-                <w:rFonts w:ascii="Calibri" w:cs="Calibri" w:eastAsia="Calibri" w:hAnsi="Calibri"/>
-                <w:b/>
-                <w:bCs/>
-                <w:color w:val="1F2430"/>
-                <w:sz w:val="19"/>
-                <w:szCs w:val="19"/>
-              </w:rPr>
-              <w:t xml:space="preserve">Resilience: drop the network, keep drawing, reconnect</w:t>
-            </w:r>
-          </w:p>
-        </w:tc>
-        <w:tc>
-          <w:tcPr>
-            <w:tcW w:type="dxa" w:w="1350"/>
-            <w:tcBorders>
-              <w:top w:val="single" w:color="DDE1E8" w:sz="4"/>
-              <w:left w:val="single" w:color="DDE1E8" w:sz="4"/>
-              <w:bottom w:val="single" w:color="DDE1E8" w:sz="4"/>
-              <w:right w:val="single" w:color="DDE1E8" w:sz="4"/>
-            </w:tcBorders>
-            <w:shd w:fill="FBE0CC" w:color="auto" w:val="clear"/>
-            <w:tcMar>
-              <w:top w:type="dxa" w:w="90"/>
-              <w:left w:type="dxa" w:w="120"/>
-              <w:bottom w:type="dxa" w:w="90"/>
-              <w:right w:type="dxa" w:w="120"/>
-            </w:tcMar>
-            <w:vAlign w:val="center"/>
-          </w:tcPr>
-          <w:p>
-            <w:pPr>
-              <w:spacing w:after="0" w:before="0"/>
-              <w:jc w:val="center"/>
-            </w:pPr>
-            <w:r>
-              <w:rPr>
-                <w:rFonts w:ascii="Calibri" w:cs="Calibri" w:eastAsia="Calibri" w:hAnsi="Calibri"/>
-                <w:b/>
-                <w:bCs/>
-                <w:color w:val="9C4A1F"/>
-                <w:sz w:val="17"/>
-                <w:szCs w:val="17"/>
-              </w:rPr>
-              <w:t xml:space="preserve">OPTIONAL</w:t>
-            </w:r>
-          </w:p>
-        </w:tc>
-        <w:tc>
-          <w:tcPr>
-            <w:tcW w:type="dxa" w:w="2650"/>
-            <w:tcBorders>
-              <w:top w:val="single" w:color="DDE1E8" w:sz="4"/>
-              <w:left w:val="single" w:color="DDE1E8" w:sz="4"/>
-              <w:bottom w:val="single" w:color="DDE1E8" w:sz="4"/>
-              <w:right w:val="single" w:color="DDE1E8" w:sz="4"/>
-            </w:tcBorders>
-            <w:tcMar>
-              <w:top w:type="dxa" w:w="90"/>
-              <w:left w:type="dxa" w:w="120"/>
-              <w:bottom w:type="dxa" w:w="90"/>
-              <w:right w:type="dxa" w:w="120"/>
-            </w:tcMar>
-            <w:vAlign w:val="center"/>
-          </w:tcPr>
-          <w:p>
-            <w:pPr>
-              <w:spacing w:after="0" w:before="0"/>
-            </w:pPr>
-            <w:r>
-              <w:rPr>
-                <w:rFonts w:ascii="Calibri" w:cs="Calibri" w:eastAsia="Calibri" w:hAnsi="Calibri"/>
-                <w:color w:val="6B7280"/>
-                <w:sz w:val="19"/>
-                <w:szCs w:val="19"/>
-              </w:rPr>
-              <w:t xml:space="preserve">—</w:t>
-            </w:r>
-          </w:p>
-        </w:tc>
-        <w:tc>
-          <w:tcPr>
-            <w:tcW w:type="dxa" w:w="2296"/>
-            <w:tcBorders>
-              <w:top w:val="single" w:color="DDE1E8" w:sz="4"/>
-              <w:left w:val="single" w:color="DDE1E8" w:sz="4"/>
-              <w:bottom w:val="single" w:color="DDE1E8" w:sz="4"/>
-              <w:right w:val="single" w:color="DDE1E8" w:sz="4"/>
-            </w:tcBorders>
-            <w:tcMar>
-              <w:top w:type="dxa" w:w="90"/>
-              <w:left w:type="dxa" w:w="120"/>
-              <w:bottom w:type="dxa" w:w="90"/>
-              <w:right w:type="dxa" w:w="120"/>
-            </w:tcMar>
-            <w:vAlign w:val="center"/>
-          </w:tcPr>
-          <w:p>
-            <w:pPr>
-              <w:spacing w:after="0" w:before="0"/>
-            </w:pPr>
-            <w:r>
-              <w:rPr>
-                <w:rFonts w:ascii="Calibri" w:cs="Calibri" w:eastAsia="Calibri" w:hAnsi="Calibri"/>
-                <w:color w:val="6B7280"/>
-                <w:sz w:val="17"/>
-                <w:szCs w:val="17"/>
-              </w:rPr>
-              <w:t xml:space="preserve">Great demo moment — Yjs merges the offline edits on reconnect. Currently untested.</w:t>
-            </w:r>
-          </w:p>
-        </w:tc>
-      </w:tr>
-      <w:tr>
-        <w:tc>
-          <w:tcPr>
-            <w:tcW w:type="dxa" w:w="3450"/>
-            <w:tcBorders>
-              <w:top w:val="single" w:color="DDE1E8" w:sz="4"/>
-              <w:left w:val="single" w:color="DDE1E8" w:sz="4"/>
-              <w:bottom w:val="single" w:color="DDE1E8" w:sz="4"/>
-              <w:right w:val="single" w:color="DDE1E8" w:sz="4"/>
-            </w:tcBorders>
-            <w:tcMar>
-              <w:top w:type="dxa" w:w="90"/>
-              <w:left w:type="dxa" w:w="120"/>
-              <w:bottom w:type="dxa" w:w="90"/>
-              <w:right w:type="dxa" w:w="120"/>
-            </w:tcMar>
-            <w:vAlign w:val="center"/>
-          </w:tcPr>
-          <w:p>
-            <w:pPr>
-              <w:spacing w:after="0" w:before="0"/>
-            </w:pPr>
-            <w:r>
-              <w:rPr>
-                <w:rFonts w:ascii="Calibri" w:cs="Calibri" w:eastAsia="Calibri" w:hAnsi="Calibri"/>
-                <w:b/>
-                <w:bCs/>
-                <w:color w:val="1F2430"/>
-                <w:sz w:val="19"/>
-                <w:szCs w:val="19"/>
-              </w:rPr>
-              <w:t xml:space="preserve">README / project report</w:t>
-            </w:r>
-          </w:p>
-        </w:tc>
-        <w:tc>
-          <w:tcPr>
-            <w:tcW w:type="dxa" w:w="1350"/>
-            <w:tcBorders>
-              <w:top w:val="single" w:color="DDE1E8" w:sz="4"/>
-              <w:left w:val="single" w:color="DDE1E8" w:sz="4"/>
-              <w:bottom w:val="single" w:color="DDE1E8" w:sz="4"/>
-              <w:right w:val="single" w:color="DDE1E8" w:sz="4"/>
-            </w:tcBorders>
-            <w:shd w:fill="D5F0DC" w:color="auto" w:val="clear"/>
-            <w:tcMar>
-              <w:top w:type="dxa" w:w="90"/>
-              <w:left w:type="dxa" w:w="120"/>
-              <w:bottom w:type="dxa" w:w="90"/>
-              <w:right w:type="dxa" w:w="120"/>
-            </w:tcMar>
-            <w:vAlign w:val="center"/>
-          </w:tcPr>
-          <w:p>
-            <w:pPr>
-              <w:spacing w:after="0" w:before="0"/>
-              <w:jc w:val="center"/>
-            </w:pPr>
-            <w:r>
-              <w:rPr>
-                <w:rFonts w:ascii="Calibri" w:cs="Calibri" w:eastAsia="Calibri" w:hAnsi="Calibri"/>
-                <w:b/>
-                <w:bCs/>
-                <w:color w:val="1B6B3A"/>
-                <w:sz w:val="17"/>
-                <w:szCs w:val="17"/>
-              </w:rPr>
-              <w:t xml:space="preserve">DONE</w:t>
-            </w:r>
-          </w:p>
-        </w:tc>
-        <w:tc>
-          <w:tcPr>
-            <w:tcW w:type="dxa" w:w="2650"/>
-            <w:tcBorders>
-              <w:top w:val="single" w:color="DDE1E8" w:sz="4"/>
-              <w:left w:val="single" w:color="DDE1E8" w:sz="4"/>
-              <w:bottom w:val="single" w:color="DDE1E8" w:sz="4"/>
-              <w:right w:val="single" w:color="DDE1E8" w:sz="4"/>
-            </w:tcBorders>
-            <w:tcMar>
-              <w:top w:type="dxa" w:w="90"/>
-              <w:left w:type="dxa" w:w="120"/>
-              <w:bottom w:type="dxa" w:w="90"/>
-              <w:right w:type="dxa" w:w="120"/>
-            </w:tcMar>
-            <w:vAlign w:val="center"/>
-          </w:tcPr>
-          <w:p>
-            <w:r>
-              <w:rPr>
-                <w:rFonts w:ascii="Consolas" w:cs="Consolas" w:eastAsia="Consolas" w:hAnsi="Consolas"/>
-                <w:color w:val="3B4252"/>
-                <w:sz w:val="17"/>
-                <w:szCs w:val="17"/>
-              </w:rPr>
-              <w:t xml:space="preserve">README.md</w:t>
-            </w:r>
-          </w:p>
-        </w:tc>
-        <w:tc>
-          <w:tcPr>
-            <w:tcW w:type="dxa" w:w="2296"/>
-            <w:tcBorders>
-              <w:top w:val="single" w:color="DDE1E8" w:sz="4"/>
-              <w:left w:val="single" w:color="DDE1E8" w:sz="4"/>
-              <w:bottom w:val="single" w:color="DDE1E8" w:sz="4"/>
-              <w:right w:val="single" w:color="DDE1E8" w:sz="4"/>
-            </w:tcBorders>
-            <w:tcMar>
-              <w:top w:type="dxa" w:w="90"/>
-              <w:left w:type="dxa" w:w="120"/>
-              <w:bottom w:type="dxa" w:w="90"/>
-              <w:right w:type="dxa" w:w="120"/>
-            </w:tcMar>
-            <w:vAlign w:val="center"/>
-          </w:tcPr>
-          <w:p>
-            <w:pPr>
-              <w:spacing w:after="0" w:before="0"/>
-            </w:pPr>
-            <w:r>
-              <w:rPr>
-                <w:rFonts w:ascii="Calibri" w:cs="Calibri" w:eastAsia="Calibri" w:hAnsi="Calibri"/>
-                <w:color w:val="6B7280"/>
-                <w:sz w:val="17"/>
-                <w:szCs w:val="17"/>
-              </w:rPr>
-              <w:t xml:space="preserve">Setup, run, file map, and the four gotchas already documented.</w:t>
+              <w:t xml:space="preserve">Rewritten for Milestone 1: security model, demo script, full API + socket event tables, edge cases.</w:t>
             </w:r>
           </w:p>
         </w:tc>
